--- a/Milestone1_Report.docx
+++ b/Milestone1_Report.docx
@@ -17,18 +17,324 @@
           <w:sz w:val="26"/>
           <w:szCs w:val="26"/>
         </w:rPr>
-        <w:t xml:space="preserve">Qatar </w:t>
-      </w:r>
-      <w:proofErr w:type="gramStart"/>
-      <w:r>
-        <w:rPr>
-          <w:rFonts w:asciiTheme="majorBidi" w:hAnsiTheme="majorBidi" w:cstheme="majorBidi"/>
-          <w:sz w:val="26"/>
-          <w:szCs w:val="26"/>
-        </w:rPr>
-        <w:t>university</w:t>
-      </w:r>
-      <w:proofErr w:type="gramEnd"/>
+        <w:t xml:space="preserve">Qatar university </w:t>
+      </w:r>
+    </w:p>
+    <w:p>
+      <w:pPr>
+        <w:jc w:val="center"/>
+        <w:rPr>
+          <w:rFonts w:asciiTheme="majorBidi" w:hAnsiTheme="majorBidi" w:cstheme="majorBidi"/>
+          <w:sz w:val="26"/>
+          <w:szCs w:val="26"/>
+        </w:rPr>
+      </w:pPr>
+      <w:r>
+        <w:rPr>
+          <w:rFonts w:asciiTheme="majorBidi" w:hAnsiTheme="majorBidi" w:cstheme="majorBidi"/>
+          <w:sz w:val="26"/>
+          <w:szCs w:val="26"/>
+        </w:rPr>
+        <w:t xml:space="preserve">College of engineering </w:t>
+      </w:r>
+    </w:p>
+    <w:p>
+      <w:pPr>
+        <w:jc w:val="center"/>
+        <w:rPr>
+          <w:rFonts w:asciiTheme="majorBidi" w:hAnsiTheme="majorBidi" w:cstheme="majorBidi"/>
+          <w:sz w:val="26"/>
+          <w:szCs w:val="26"/>
+        </w:rPr>
+      </w:pPr>
+      <w:r>
+        <w:rPr>
+          <w:rFonts w:asciiTheme="majorBidi" w:hAnsiTheme="majorBidi" w:cstheme="majorBidi"/>
+          <w:sz w:val="26"/>
+          <w:szCs w:val="26"/>
+        </w:rPr>
+        <w:t xml:space="preserve">Department of computer science and engineering </w:t>
+      </w:r>
+    </w:p>
+    <w:p>
+      <w:pPr>
+        <w:jc w:val="center"/>
+        <w:rPr>
+          <w:rFonts w:asciiTheme="majorBidi" w:hAnsiTheme="majorBidi" w:cstheme="majorBidi"/>
+          <w:sz w:val="26"/>
+          <w:szCs w:val="26"/>
+        </w:rPr>
+      </w:pPr>
+    </w:p>
+    <w:p>
+      <w:pPr>
+        <w:jc w:val="center"/>
+        <w:rPr>
+          <w:rFonts w:asciiTheme="majorBidi" w:hAnsiTheme="majorBidi" w:cstheme="majorBidi"/>
+          <w:sz w:val="26"/>
+          <w:szCs w:val="26"/>
+        </w:rPr>
+      </w:pPr>
+    </w:p>
+    <w:p>
+      <w:pPr>
+        <w:jc w:val="center"/>
+        <w:rPr>
+          <w:rFonts w:asciiTheme="majorBidi" w:hAnsiTheme="majorBidi" w:cstheme="majorBidi"/>
+          <w:b/>
+          <w:bCs/>
+          <w:sz w:val="26"/>
+          <w:szCs w:val="26"/>
+        </w:rPr>
+      </w:pPr>
+      <w:r>
+        <w:rPr>
+          <w:rFonts w:asciiTheme="majorBidi" w:hAnsiTheme="majorBidi" w:cstheme="majorBidi"/>
+          <w:b/>
+          <w:bCs/>
+          <w:sz w:val="26"/>
+          <w:szCs w:val="26"/>
+        </w:rPr>
+        <w:t xml:space="preserve">CMPS310- Software Engineering </w:t>
+      </w:r>
+    </w:p>
+    <w:p>
+      <w:pPr>
+        <w:jc w:val="center"/>
+        <w:rPr>
+          <w:rFonts w:asciiTheme="majorBidi" w:hAnsiTheme="majorBidi" w:cstheme="majorBidi"/>
+          <w:sz w:val="26"/>
+          <w:szCs w:val="26"/>
+        </w:rPr>
+      </w:pPr>
+    </w:p>
+    <w:p>
+      <w:pPr>
+        <w:jc w:val="center"/>
+        <w:rPr>
+          <w:rFonts w:asciiTheme="majorBidi" w:hAnsiTheme="majorBidi" w:cstheme="majorBidi"/>
+          <w:sz w:val="26"/>
+          <w:szCs w:val="26"/>
+        </w:rPr>
+      </w:pPr>
+      <w:r>
+        <w:rPr>
+          <w:rFonts w:asciiTheme="majorBidi" w:hAnsiTheme="majorBidi" w:cstheme="majorBidi"/>
+          <w:sz w:val="26"/>
+          <w:szCs w:val="26"/>
+        </w:rPr>
+        <w:t xml:space="preserve">Milestone 1 Report </w:t>
+      </w:r>
+    </w:p>
+    <w:p>
+      <w:pPr>
+        <w:jc w:val="center"/>
+        <w:rPr>
+          <w:rFonts w:asciiTheme="majorBidi" w:hAnsiTheme="majorBidi" w:cstheme="majorBidi"/>
+          <w:sz w:val="26"/>
+          <w:szCs w:val="26"/>
+        </w:rPr>
+      </w:pPr>
+      <w:r>
+        <w:rPr>
+          <w:rFonts w:asciiTheme="majorBidi" w:hAnsiTheme="majorBidi" w:cstheme="majorBidi"/>
+          <w:sz w:val="26"/>
+          <w:szCs w:val="26"/>
+        </w:rPr>
+        <w:t xml:space="preserve">PrearlMart inventory Management System </w:t>
+      </w:r>
+    </w:p>
+    <w:p>
+      <w:pPr>
+        <w:jc w:val="center"/>
+        <w:rPr>
+          <w:rFonts w:asciiTheme="majorBidi" w:hAnsiTheme="majorBidi" w:cstheme="majorBidi"/>
+          <w:sz w:val="26"/>
+          <w:szCs w:val="26"/>
+        </w:rPr>
+      </w:pPr>
+    </w:p>
+    <w:p>
+      <w:pPr>
+        <w:jc w:val="center"/>
+        <w:rPr>
+          <w:rFonts w:asciiTheme="majorBidi" w:hAnsiTheme="majorBidi" w:cstheme="majorBidi"/>
+          <w:sz w:val="26"/>
+          <w:szCs w:val="26"/>
+        </w:rPr>
+      </w:pPr>
+      <w:r>
+        <w:rPr>
+          <w:rFonts w:asciiTheme="majorBidi" w:hAnsiTheme="majorBidi" w:cstheme="majorBidi"/>
+          <w:sz w:val="26"/>
+          <w:szCs w:val="26"/>
+        </w:rPr>
+        <w:t>Prepared by:</w:t>
+      </w:r>
+    </w:p>
+    <w:p>
+      <w:pPr>
+        <w:jc w:val="center"/>
+        <w:rPr>
+          <w:rFonts w:asciiTheme="majorBidi" w:hAnsiTheme="majorBidi" w:cstheme="majorBidi"/>
+          <w:sz w:val="26"/>
+          <w:szCs w:val="26"/>
+        </w:rPr>
+      </w:pPr>
+      <w:r>
+        <w:rPr>
+          <w:rFonts w:asciiTheme="majorBidi" w:hAnsiTheme="majorBidi" w:cstheme="majorBidi"/>
+          <w:sz w:val="26"/>
+          <w:szCs w:val="26"/>
+        </w:rPr>
+        <w:t xml:space="preserve">Laraib khan </w:t>
+      </w:r>
+    </w:p>
+    <w:p>
+      <w:pPr>
+        <w:jc w:val="center"/>
+        <w:rPr>
+          <w:rFonts w:asciiTheme="majorBidi" w:hAnsiTheme="majorBidi" w:cstheme="majorBidi"/>
+          <w:sz w:val="26"/>
+          <w:szCs w:val="26"/>
+        </w:rPr>
+      </w:pPr>
+      <w:r>
+        <w:rPr>
+          <w:rFonts w:asciiTheme="majorBidi" w:hAnsiTheme="majorBidi" w:cstheme="majorBidi"/>
+          <w:sz w:val="26"/>
+          <w:szCs w:val="26"/>
+        </w:rPr>
+        <w:t>Kaltham alkubaisi</w:t>
+      </w:r>
+    </w:p>
+    <w:p>
+      <w:pPr>
+        <w:jc w:val="center"/>
+        <w:rPr>
+          <w:rFonts w:asciiTheme="majorBidi" w:hAnsiTheme="majorBidi" w:cstheme="majorBidi"/>
+          <w:sz w:val="26"/>
+          <w:szCs w:val="26"/>
+        </w:rPr>
+      </w:pPr>
+      <w:r>
+        <w:rPr>
+          <w:rFonts w:asciiTheme="majorBidi" w:hAnsiTheme="majorBidi" w:cstheme="majorBidi"/>
+          <w:sz w:val="26"/>
+          <w:szCs w:val="26"/>
+        </w:rPr>
+        <w:t xml:space="preserve">Noof alyafei </w:t>
+      </w:r>
+    </w:p>
+    <w:p>
+      <w:pPr>
+        <w:jc w:val="center"/>
+        <w:rPr>
+          <w:rFonts w:asciiTheme="majorBidi" w:hAnsiTheme="majorBidi" w:cstheme="majorBidi"/>
+          <w:sz w:val="26"/>
+          <w:szCs w:val="26"/>
+        </w:rPr>
+      </w:pPr>
+    </w:p>
+    <w:p>
+      <w:pPr>
+        <w:jc w:val="center"/>
+        <w:rPr>
+          <w:rFonts w:asciiTheme="majorBidi" w:hAnsiTheme="majorBidi" w:cstheme="majorBidi"/>
+          <w:sz w:val="26"/>
+          <w:szCs w:val="26"/>
+        </w:rPr>
+      </w:pPr>
+      <w:r>
+        <w:rPr>
+          <w:rFonts w:asciiTheme="majorBidi" w:hAnsiTheme="majorBidi" w:cstheme="majorBidi"/>
+          <w:sz w:val="26"/>
+          <w:szCs w:val="26"/>
+        </w:rPr>
+        <w:t>Instructor:</w:t>
+      </w:r>
+    </w:p>
+    <w:p>
+      <w:pPr>
+        <w:jc w:val="center"/>
+        <w:rPr>
+          <w:rFonts w:asciiTheme="majorBidi" w:hAnsiTheme="majorBidi" w:cstheme="majorBidi"/>
+          <w:sz w:val="26"/>
+          <w:szCs w:val="26"/>
+        </w:rPr>
+      </w:pPr>
+      <w:r>
+        <w:rPr>
+          <w:rFonts w:asciiTheme="majorBidi" w:hAnsiTheme="majorBidi" w:cstheme="majorBidi"/>
+          <w:sz w:val="26"/>
+          <w:szCs w:val="26"/>
+        </w:rPr>
+        <w:t xml:space="preserve">Eng. Fatima Hamza </w:t>
+      </w:r>
+    </w:p>
+    <w:p>
+      <w:pPr>
+        <w:jc w:val="center"/>
+        <w:rPr>
+          <w:rFonts w:asciiTheme="majorBidi" w:hAnsiTheme="majorBidi" w:cstheme="majorBidi"/>
+          <w:sz w:val="26"/>
+          <w:szCs w:val="26"/>
+        </w:rPr>
+      </w:pPr>
+    </w:p>
+    <w:p>
+      <w:pPr>
+        <w:jc w:val="center"/>
+        <w:rPr>
+          <w:rFonts w:asciiTheme="majorBidi" w:hAnsiTheme="majorBidi" w:cstheme="majorBidi"/>
+          <w:sz w:val="26"/>
+          <w:szCs w:val="26"/>
+        </w:rPr>
+      </w:pPr>
+      <w:r>
+        <w:rPr>
+          <w:rFonts w:asciiTheme="majorBidi" w:hAnsiTheme="majorBidi" w:cstheme="majorBidi"/>
+          <w:sz w:val="26"/>
+          <w:szCs w:val="26"/>
+        </w:rPr>
+        <w:t xml:space="preserve">Submission date: 18 October 2026 </w:t>
+      </w:r>
+    </w:p>
+    <w:p>
+      <w:pPr>
+        <w:jc w:val="center"/>
+        <w:rPr>
+          <w:rFonts w:asciiTheme="majorBidi" w:hAnsiTheme="majorBidi" w:cstheme="majorBidi"/>
+          <w:sz w:val="26"/>
+          <w:szCs w:val="26"/>
+        </w:rPr>
+      </w:pPr>
+    </w:p>
+    <w:p>
+      <w:pPr>
+        <w:jc w:val="center"/>
+        <w:rPr>
+          <w:rFonts w:asciiTheme="majorBidi" w:hAnsiTheme="majorBidi" w:cstheme="majorBidi"/>
+          <w:sz w:val="26"/>
+          <w:szCs w:val="26"/>
+        </w:rPr>
+      </w:pPr>
+      <w:r>
+        <w:rPr>
+          <w:rFonts w:asciiTheme="majorBidi" w:hAnsiTheme="majorBidi" w:cstheme="majorBidi"/>
+          <w:sz w:val="26"/>
+          <w:szCs w:val="26"/>
+        </w:rPr>
+        <w:t>Section: B5</w:t>
+      </w:r>
+      <w:r>
+        <w:rPr>
+          <w:rFonts w:asciiTheme="majorBidi" w:hAnsiTheme="majorBidi" w:cstheme="majorBidi"/>
+          <w:sz w:val="26"/>
+          <w:szCs w:val="26"/>
+        </w:rPr>
+        <w:t>2</w:t>
+      </w:r>
       <w:r>
         <w:rPr>
           <w:rFonts w:asciiTheme="majorBidi" w:hAnsiTheme="majorBidi" w:cstheme="majorBidi"/>
@@ -47,32 +353,6 @@
           <w:szCs w:val="26"/>
         </w:rPr>
       </w:pPr>
-      <w:r>
-        <w:rPr>
-          <w:rFonts w:asciiTheme="majorBidi" w:hAnsiTheme="majorBidi" w:cstheme="majorBidi"/>
-          <w:sz w:val="26"/>
-          <w:szCs w:val="26"/>
-        </w:rPr>
-        <w:t xml:space="preserve">College of </w:t>
-      </w:r>
-      <w:proofErr w:type="gramStart"/>
-      <w:r>
-        <w:rPr>
-          <w:rFonts w:asciiTheme="majorBidi" w:hAnsiTheme="majorBidi" w:cstheme="majorBidi"/>
-          <w:sz w:val="26"/>
-          <w:szCs w:val="26"/>
-        </w:rPr>
-        <w:t>engineering</w:t>
-      </w:r>
-      <w:proofErr w:type="gramEnd"/>
-      <w:r>
-        <w:rPr>
-          <w:rFonts w:asciiTheme="majorBidi" w:hAnsiTheme="majorBidi" w:cstheme="majorBidi"/>
-          <w:sz w:val="26"/>
-          <w:szCs w:val="26"/>
-        </w:rPr>
-        <w:t xml:space="preserve"> </w:t>
-      </w:r>
     </w:p>
     <w:p>
       <w:pPr>
@@ -89,425 +369,7 @@
           <w:sz w:val="26"/>
           <w:szCs w:val="26"/>
         </w:rPr>
-        <w:t xml:space="preserve">Department of </w:t>
-      </w:r>
-      <w:proofErr w:type="gramStart"/>
-      <w:r>
-        <w:rPr>
-          <w:rFonts w:asciiTheme="majorBidi" w:hAnsiTheme="majorBidi" w:cstheme="majorBidi"/>
-          <w:sz w:val="26"/>
-          <w:szCs w:val="26"/>
-        </w:rPr>
-        <w:t>computer science</w:t>
-      </w:r>
-      <w:proofErr w:type="gramEnd"/>
-      <w:r>
-        <w:rPr>
-          <w:rFonts w:asciiTheme="majorBidi" w:hAnsiTheme="majorBidi" w:cstheme="majorBidi"/>
-          <w:sz w:val="26"/>
-          <w:szCs w:val="26"/>
-        </w:rPr>
-        <w:t xml:space="preserve"> and </w:t>
-      </w:r>
-      <w:proofErr w:type="gramStart"/>
-      <w:r>
-        <w:rPr>
-          <w:rFonts w:asciiTheme="majorBidi" w:hAnsiTheme="majorBidi" w:cstheme="majorBidi"/>
-          <w:sz w:val="26"/>
-          <w:szCs w:val="26"/>
-        </w:rPr>
-        <w:t>engineering</w:t>
-      </w:r>
-      <w:proofErr w:type="gramEnd"/>
-      <w:r>
-        <w:rPr>
-          <w:rFonts w:asciiTheme="majorBidi" w:hAnsiTheme="majorBidi" w:cstheme="majorBidi"/>
-          <w:sz w:val="26"/>
-          <w:szCs w:val="26"/>
-        </w:rPr>
-        <w:t xml:space="preserve"> </w:t>
-      </w:r>
-    </w:p>
-    <w:p>
-      <w:pPr>
-        <w:jc w:val="center"/>
-        <w:rPr>
-          <w:rFonts w:asciiTheme="majorBidi" w:hAnsiTheme="majorBidi" w:cstheme="majorBidi"/>
-          <w:sz w:val="26"/>
-          <w:szCs w:val="26"/>
-        </w:rPr>
-      </w:pPr>
-    </w:p>
-    <w:p>
-      <w:pPr>
-        <w:jc w:val="center"/>
-        <w:rPr>
-          <w:rFonts w:asciiTheme="majorBidi" w:hAnsiTheme="majorBidi" w:cstheme="majorBidi"/>
-          <w:sz w:val="26"/>
-          <w:szCs w:val="26"/>
-        </w:rPr>
-      </w:pPr>
-    </w:p>
-    <w:p>
-      <w:pPr>
-        <w:jc w:val="center"/>
-        <w:rPr>
-          <w:rFonts w:asciiTheme="majorBidi" w:hAnsiTheme="majorBidi" w:cstheme="majorBidi"/>
-          <w:b/>
-          <w:bCs/>
-          <w:sz w:val="26"/>
-          <w:szCs w:val="26"/>
-        </w:rPr>
-      </w:pPr>
-      <w:r>
-        <w:rPr>
-          <w:rFonts w:asciiTheme="majorBidi" w:hAnsiTheme="majorBidi" w:cstheme="majorBidi"/>
-          <w:b/>
-          <w:bCs/>
-          <w:sz w:val="26"/>
-          <w:szCs w:val="26"/>
-        </w:rPr>
-        <w:t xml:space="preserve">CMPS310- Software Engineering </w:t>
-      </w:r>
-    </w:p>
-    <w:p>
-      <w:pPr>
-        <w:jc w:val="center"/>
-        <w:rPr>
-          <w:rFonts w:asciiTheme="majorBidi" w:hAnsiTheme="majorBidi" w:cstheme="majorBidi"/>
-          <w:sz w:val="26"/>
-          <w:szCs w:val="26"/>
-        </w:rPr>
-      </w:pPr>
-    </w:p>
-    <w:p>
-      <w:pPr>
-        <w:jc w:val="center"/>
-        <w:rPr>
-          <w:rFonts w:asciiTheme="majorBidi" w:hAnsiTheme="majorBidi" w:cstheme="majorBidi"/>
-          <w:sz w:val="26"/>
-          <w:szCs w:val="26"/>
-        </w:rPr>
-      </w:pPr>
-      <w:r>
-        <w:rPr>
-          <w:rFonts w:asciiTheme="majorBidi" w:hAnsiTheme="majorBidi" w:cstheme="majorBidi"/>
-          <w:sz w:val="26"/>
-          <w:szCs w:val="26"/>
-        </w:rPr>
-        <w:t xml:space="preserve">Milestone 1 Report </w:t>
-      </w:r>
-    </w:p>
-    <w:p>
-      <w:pPr>
-        <w:jc w:val="center"/>
-        <w:rPr>
-          <w:rFonts w:asciiTheme="majorBidi" w:hAnsiTheme="majorBidi" w:cstheme="majorBidi"/>
-          <w:sz w:val="26"/>
-          <w:szCs w:val="26"/>
-        </w:rPr>
-      </w:pPr>
-      <w:proofErr w:type="spellStart"/>
-      <w:r>
-        <w:rPr>
-          <w:rFonts w:asciiTheme="majorBidi" w:hAnsiTheme="majorBidi" w:cstheme="majorBidi"/>
-          <w:sz w:val="26"/>
-          <w:szCs w:val="26"/>
-        </w:rPr>
-        <w:t>PrearlMart</w:t>
-      </w:r>
-      <w:proofErr w:type="spellEnd"/>
-      <w:r>
-        <w:rPr>
-          <w:rFonts w:asciiTheme="majorBidi" w:hAnsiTheme="majorBidi" w:cstheme="majorBidi"/>
-          <w:sz w:val="26"/>
-          <w:szCs w:val="26"/>
-        </w:rPr>
-        <w:t xml:space="preserve"> inventory Management System </w:t>
-      </w:r>
-    </w:p>
-    <w:p>
-      <w:pPr>
-        <w:jc w:val="center"/>
-        <w:rPr>
-          <w:rFonts w:asciiTheme="majorBidi" w:hAnsiTheme="majorBidi" w:cstheme="majorBidi"/>
-          <w:sz w:val="26"/>
-          <w:szCs w:val="26"/>
-        </w:rPr>
-      </w:pPr>
-    </w:p>
-    <w:p>
-      <w:pPr>
-        <w:jc w:val="center"/>
-        <w:rPr>
-          <w:rFonts w:asciiTheme="majorBidi" w:hAnsiTheme="majorBidi" w:cstheme="majorBidi"/>
-          <w:sz w:val="26"/>
-          <w:szCs w:val="26"/>
-        </w:rPr>
-      </w:pPr>
-      <w:r>
-        <w:rPr>
-          <w:rFonts w:asciiTheme="majorBidi" w:hAnsiTheme="majorBidi" w:cstheme="majorBidi"/>
-          <w:sz w:val="26"/>
-          <w:szCs w:val="26"/>
-        </w:rPr>
-        <w:t>Prepared by:</w:t>
-      </w:r>
-    </w:p>
-    <w:p>
-      <w:pPr>
-        <w:jc w:val="center"/>
-        <w:rPr>
-          <w:rFonts w:asciiTheme="majorBidi" w:hAnsiTheme="majorBidi" w:cstheme="majorBidi"/>
-          <w:sz w:val="26"/>
-          <w:szCs w:val="26"/>
-        </w:rPr>
-      </w:pPr>
-      <w:r>
-        <w:rPr>
-          <w:rFonts w:asciiTheme="majorBidi" w:hAnsiTheme="majorBidi" w:cstheme="majorBidi"/>
-          <w:sz w:val="26"/>
-          <w:szCs w:val="26"/>
-        </w:rPr>
-        <w:t xml:space="preserve">Laraib khan </w:t>
-      </w:r>
-    </w:p>
-    <w:p>
-      <w:pPr>
-        <w:jc w:val="center"/>
-        <w:rPr>
-          <w:rFonts w:asciiTheme="majorBidi" w:hAnsiTheme="majorBidi" w:cstheme="majorBidi"/>
-          <w:sz w:val="26"/>
-          <w:szCs w:val="26"/>
-        </w:rPr>
-      </w:pPr>
-      <w:r>
-        <w:rPr>
-          <w:rFonts w:asciiTheme="majorBidi" w:hAnsiTheme="majorBidi" w:cstheme="majorBidi"/>
-          <w:sz w:val="26"/>
-          <w:szCs w:val="26"/>
-        </w:rPr>
-        <w:t xml:space="preserve">Kaltham </w:t>
-      </w:r>
-      <w:proofErr w:type="spellStart"/>
-      <w:r>
-        <w:rPr>
-          <w:rFonts w:asciiTheme="majorBidi" w:hAnsiTheme="majorBidi" w:cstheme="majorBidi"/>
-          <w:sz w:val="26"/>
-          <w:szCs w:val="26"/>
-        </w:rPr>
-        <w:t>alkubaisi</w:t>
-      </w:r>
-      <w:proofErr w:type="spellEnd"/>
-    </w:p>
-    <w:p>
-      <w:pPr>
-        <w:jc w:val="center"/>
-        <w:rPr>
-          <w:rFonts w:asciiTheme="majorBidi" w:hAnsiTheme="majorBidi" w:cstheme="majorBidi"/>
-          <w:sz w:val="26"/>
-          <w:szCs w:val="26"/>
-        </w:rPr>
-      </w:pPr>
-      <w:proofErr w:type="spellStart"/>
-      <w:r>
-        <w:rPr>
-          <w:rFonts w:asciiTheme="majorBidi" w:hAnsiTheme="majorBidi" w:cstheme="majorBidi"/>
-          <w:sz w:val="26"/>
-          <w:szCs w:val="26"/>
-        </w:rPr>
-        <w:t>Noof</w:t>
-      </w:r>
-      <w:proofErr w:type="spellEnd"/>
-      <w:r>
-        <w:rPr>
-          <w:rFonts w:asciiTheme="majorBidi" w:hAnsiTheme="majorBidi" w:cstheme="majorBidi"/>
-          <w:sz w:val="26"/>
-          <w:szCs w:val="26"/>
-        </w:rPr>
-        <w:t xml:space="preserve"> </w:t>
-      </w:r>
-      <w:proofErr w:type="spellStart"/>
-      <w:r>
-        <w:rPr>
-          <w:rFonts w:asciiTheme="majorBidi" w:hAnsiTheme="majorBidi" w:cstheme="majorBidi"/>
-          <w:sz w:val="26"/>
-          <w:szCs w:val="26"/>
-        </w:rPr>
-        <w:t>alyafei</w:t>
-      </w:r>
-      <w:proofErr w:type="spellEnd"/>
-      <w:r>
-        <w:rPr>
-          <w:rFonts w:asciiTheme="majorBidi" w:hAnsiTheme="majorBidi" w:cstheme="majorBidi"/>
-          <w:sz w:val="26"/>
-          <w:szCs w:val="26"/>
-        </w:rPr>
-        <w:t xml:space="preserve"> </w:t>
-      </w:r>
-    </w:p>
-    <w:p>
-      <w:pPr>
-        <w:jc w:val="center"/>
-        <w:rPr>
-          <w:rFonts w:asciiTheme="majorBidi" w:hAnsiTheme="majorBidi" w:cstheme="majorBidi"/>
-          <w:sz w:val="26"/>
-          <w:szCs w:val="26"/>
-        </w:rPr>
-      </w:pPr>
-    </w:p>
-    <w:p>
-      <w:pPr>
-        <w:jc w:val="center"/>
-        <w:rPr>
-          <w:rFonts w:asciiTheme="majorBidi" w:hAnsiTheme="majorBidi" w:cstheme="majorBidi"/>
-          <w:sz w:val="26"/>
-          <w:szCs w:val="26"/>
-        </w:rPr>
-      </w:pPr>
-      <w:r>
-        <w:rPr>
-          <w:rFonts w:asciiTheme="majorBidi" w:hAnsiTheme="majorBidi" w:cstheme="majorBidi"/>
-          <w:sz w:val="26"/>
-          <w:szCs w:val="26"/>
-        </w:rPr>
-        <w:t>Instructor:</w:t>
-      </w:r>
-    </w:p>
-    <w:p>
-      <w:pPr>
-        <w:jc w:val="center"/>
-        <w:rPr>
-          <w:rFonts w:asciiTheme="majorBidi" w:hAnsiTheme="majorBidi" w:cstheme="majorBidi"/>
-          <w:sz w:val="26"/>
-          <w:szCs w:val="26"/>
-        </w:rPr>
-      </w:pPr>
-      <w:r>
-        <w:rPr>
-          <w:rFonts w:asciiTheme="majorBidi" w:hAnsiTheme="majorBidi" w:cstheme="majorBidi"/>
-          <w:sz w:val="26"/>
-          <w:szCs w:val="26"/>
-        </w:rPr>
-        <w:t xml:space="preserve">Eng. Fatima Hamza </w:t>
-      </w:r>
-    </w:p>
-    <w:p>
-      <w:pPr>
-        <w:jc w:val="center"/>
-        <w:rPr>
-          <w:rFonts w:asciiTheme="majorBidi" w:hAnsiTheme="majorBidi" w:cstheme="majorBidi"/>
-          <w:sz w:val="26"/>
-          <w:szCs w:val="26"/>
-        </w:rPr>
-      </w:pPr>
-    </w:p>
-    <w:p>
-      <w:pPr>
-        <w:jc w:val="center"/>
-        <w:rPr>
-          <w:rFonts w:asciiTheme="majorBidi" w:hAnsiTheme="majorBidi" w:cstheme="majorBidi"/>
-          <w:sz w:val="26"/>
-          <w:szCs w:val="26"/>
-        </w:rPr>
-      </w:pPr>
-      <w:r>
-        <w:rPr>
-          <w:rFonts w:asciiTheme="majorBidi" w:hAnsiTheme="majorBidi" w:cstheme="majorBidi"/>
-          <w:sz w:val="26"/>
-          <w:szCs w:val="26"/>
-        </w:rPr>
-        <w:t xml:space="preserve">Submission date: 18 October 2026 </w:t>
-      </w:r>
-    </w:p>
-    <w:p>
-      <w:pPr>
-        <w:jc w:val="center"/>
-        <w:rPr>
-          <w:rFonts w:asciiTheme="majorBidi" w:hAnsiTheme="majorBidi" w:cstheme="majorBidi"/>
-          <w:sz w:val="26"/>
-          <w:szCs w:val="26"/>
-        </w:rPr>
-      </w:pPr>
-    </w:p>
-    <w:p>
-      <w:pPr>
-        <w:jc w:val="center"/>
-        <w:rPr>
-          <w:rFonts w:asciiTheme="majorBidi" w:hAnsiTheme="majorBidi" w:cstheme="majorBidi"/>
-          <w:sz w:val="26"/>
-          <w:szCs w:val="26"/>
-        </w:rPr>
-      </w:pPr>
-      <w:r>
-        <w:rPr>
-          <w:rFonts w:asciiTheme="majorBidi" w:hAnsiTheme="majorBidi" w:cstheme="majorBidi"/>
-          <w:sz w:val="26"/>
-          <w:szCs w:val="26"/>
-        </w:rPr>
-        <w:t>Section: B5</w:t>
-      </w:r>
-      <w:r>
-        <w:rPr>
-          <w:rFonts w:asciiTheme="majorBidi" w:hAnsiTheme="majorBidi" w:cstheme="majorBidi"/>
-          <w:sz w:val="26"/>
-          <w:szCs w:val="26"/>
-        </w:rPr>
-        <w:t>2</w:t>
-      </w:r>
-      <w:r>
-        <w:rPr>
-          <w:rFonts w:asciiTheme="majorBidi" w:hAnsiTheme="majorBidi" w:cstheme="majorBidi"/>
-          <w:sz w:val="26"/>
-          <w:szCs w:val="26"/>
-        </w:rPr>
-        <w:t xml:space="preserve"> </w:t>
-      </w:r>
-    </w:p>
-    <w:p>
-      <w:pPr>
-        <w:jc w:val="center"/>
-        <w:rPr>
-          <w:rFonts w:asciiTheme="majorBidi" w:hAnsiTheme="majorBidi" w:cstheme="majorBidi"/>
-          <w:sz w:val="26"/>
-          <w:szCs w:val="26"/>
-        </w:rPr>
-      </w:pPr>
-    </w:p>
-    <w:p>
-      <w:pPr>
-        <w:jc w:val="center"/>
-        <w:rPr>
-          <w:rFonts w:asciiTheme="majorBidi" w:hAnsiTheme="majorBidi" w:cstheme="majorBidi"/>
-          <w:sz w:val="26"/>
-          <w:szCs w:val="26"/>
-        </w:rPr>
-      </w:pPr>
-      <w:r>
-        <w:rPr>
-          <w:rFonts w:asciiTheme="majorBidi" w:hAnsiTheme="majorBidi" w:cstheme="majorBidi"/>
-          <w:sz w:val="26"/>
-          <w:szCs w:val="26"/>
-        </w:rPr>
-        <w:t xml:space="preserve">DECLARATION: We hereby certify that no part of this project or product has been copied from any other student’s work or from any other sources except where due acknowledgment is made in the project. No part of this project/product has been written/produced for us by any other </w:t>
-      </w:r>
-      <w:proofErr w:type="gramStart"/>
-      <w:r>
-        <w:rPr>
-          <w:rFonts w:asciiTheme="majorBidi" w:hAnsiTheme="majorBidi" w:cstheme="majorBidi"/>
-          <w:sz w:val="26"/>
-          <w:szCs w:val="26"/>
-        </w:rPr>
-        <w:t>persons</w:t>
-      </w:r>
-      <w:proofErr w:type="gramEnd"/>
-      <w:r>
-        <w:rPr>
-          <w:rFonts w:asciiTheme="majorBidi" w:hAnsiTheme="majorBidi" w:cstheme="majorBidi"/>
-          <w:sz w:val="26"/>
-          <w:szCs w:val="26"/>
-        </w:rPr>
-        <w:t>.</w:t>
+        <w:t>DECLARATION: We hereby certify that no part of this project or product has been copied from any other student’s work or from any other sources except where due acknowledgment is made in the project. No part of this project/product has been written/produced for us by any other persons.</w:t>
       </w:r>
     </w:p>
     <w:p>
@@ -716,18 +578,8 @@
                 <w:sz w:val="26"/>
                 <w:szCs w:val="26"/>
               </w:rPr>
-              <w:t xml:space="preserve">Kaltham </w:t>
-            </w:r>
-            <w:proofErr w:type="spellStart"/>
-            <w:r>
-              <w:rPr>
-                <w:rFonts w:asciiTheme="majorBidi" w:hAnsiTheme="majorBidi" w:cstheme="majorBidi"/>
-                <w:sz w:val="26"/>
-                <w:szCs w:val="26"/>
-              </w:rPr>
-              <w:t>alkubaisi</w:t>
-            </w:r>
-            <w:proofErr w:type="spellEnd"/>
+              <w:t>Kaltham alkubaisi</w:t>
+            </w:r>
           </w:p>
         </w:tc>
       </w:tr>
@@ -773,41 +625,13 @@
                 <w:szCs w:val="26"/>
               </w:rPr>
             </w:pPr>
-            <w:proofErr w:type="spellStart"/>
             <w:r>
               <w:rPr>
                 <w:rFonts w:asciiTheme="majorBidi" w:hAnsiTheme="majorBidi" w:cstheme="majorBidi"/>
                 <w:sz w:val="26"/>
                 <w:szCs w:val="26"/>
               </w:rPr>
-              <w:t>Noof</w:t>
-            </w:r>
-            <w:proofErr w:type="spellEnd"/>
-            <w:r>
-              <w:rPr>
-                <w:rFonts w:asciiTheme="majorBidi" w:hAnsiTheme="majorBidi" w:cstheme="majorBidi"/>
-                <w:sz w:val="26"/>
-                <w:szCs w:val="26"/>
-              </w:rPr>
-              <w:t xml:space="preserve"> </w:t>
-            </w:r>
-            <w:proofErr w:type="spellStart"/>
-            <w:r>
-              <w:rPr>
-                <w:rFonts w:asciiTheme="majorBidi" w:hAnsiTheme="majorBidi" w:cstheme="majorBidi"/>
-                <w:sz w:val="26"/>
-                <w:szCs w:val="26"/>
-              </w:rPr>
-              <w:t>alyafei</w:t>
-            </w:r>
-            <w:proofErr w:type="spellEnd"/>
-            <w:r>
-              <w:rPr>
-                <w:rFonts w:asciiTheme="majorBidi" w:hAnsiTheme="majorBidi" w:cstheme="majorBidi"/>
-                <w:sz w:val="26"/>
-                <w:szCs w:val="26"/>
-              </w:rPr>
-              <w:t xml:space="preserve"> </w:t>
+              <w:t xml:space="preserve">Noof alyafei </w:t>
             </w:r>
           </w:p>
         </w:tc>
@@ -921,25 +745,7 @@
           <w:sz w:val="26"/>
           <w:szCs w:val="26"/>
         </w:rPr>
-        <w:t xml:space="preserve">to develop an inventory management system for </w:t>
-      </w:r>
-      <w:proofErr w:type="spellStart"/>
-      <w:r>
-        <w:rPr>
-          <w:rFonts w:asciiTheme="majorBidi" w:hAnsiTheme="majorBidi" w:cstheme="majorBidi"/>
-          <w:sz w:val="26"/>
-          <w:szCs w:val="26"/>
-        </w:rPr>
-        <w:t>pearlMart</w:t>
-      </w:r>
-      <w:proofErr w:type="spellEnd"/>
-      <w:r>
-        <w:rPr>
-          <w:rFonts w:asciiTheme="majorBidi" w:hAnsiTheme="majorBidi" w:cstheme="majorBidi"/>
-          <w:sz w:val="26"/>
-          <w:szCs w:val="26"/>
-        </w:rPr>
-        <w:t xml:space="preserve"> that helps authorized employees efficiently manage inventory, supplier order, sales, and related transactions while maintaining accurate records and supporting inventory reporting.</w:t>
+        <w:t>to develop an inventory management system for pearlMart that helps authorized employees efficiently manage inventory, supplier order, sales, and related transactions while maintaining accurate records and supporting inventory reporting.</w:t>
       </w:r>
     </w:p>
     <w:p>
@@ -991,23 +797,13 @@
           <w:szCs w:val="26"/>
         </w:rPr>
       </w:pPr>
-      <w:proofErr w:type="gramStart"/>
-      <w:r>
-        <w:rPr>
-          <w:rFonts w:asciiTheme="majorBidi" w:hAnsiTheme="majorBidi" w:cstheme="majorBidi"/>
-          <w:sz w:val="26"/>
-          <w:szCs w:val="26"/>
-        </w:rPr>
-        <w:t>a work</w:t>
-      </w:r>
-      <w:proofErr w:type="gramEnd"/>
-      <w:r>
-        <w:rPr>
-          <w:rFonts w:asciiTheme="majorBidi" w:hAnsiTheme="majorBidi" w:cstheme="majorBidi"/>
-          <w:sz w:val="26"/>
-          <w:szCs w:val="26"/>
-        </w:rPr>
-        <w:t xml:space="preserve"> is considered done when:</w:t>
+      <w:r>
+        <w:rPr>
+          <w:rFonts w:asciiTheme="majorBidi" w:hAnsiTheme="majorBidi" w:cstheme="majorBidi"/>
+          <w:sz w:val="26"/>
+          <w:szCs w:val="26"/>
+        </w:rPr>
+        <w:t>a work is considered done when:</w:t>
       </w:r>
     </w:p>
     <w:p>
@@ -1490,25 +1286,7 @@
           <w:sz w:val="26"/>
           <w:szCs w:val="26"/>
         </w:rPr>
-        <w:t>[</w:t>
-      </w:r>
-      <w:proofErr w:type="gramStart"/>
-      <w:r>
-        <w:rPr>
-          <w:rFonts w:asciiTheme="majorBidi" w:hAnsiTheme="majorBidi" w:cstheme="majorBidi"/>
-          <w:sz w:val="26"/>
-          <w:szCs w:val="26"/>
-        </w:rPr>
-        <w:t>0..</w:t>
-      </w:r>
-      <w:proofErr w:type="gramEnd"/>
-      <w:r>
-        <w:rPr>
-          <w:rFonts w:asciiTheme="majorBidi" w:hAnsiTheme="majorBidi" w:cstheme="majorBidi"/>
-          <w:sz w:val="26"/>
-          <w:szCs w:val="26"/>
-        </w:rPr>
-        <w:t>1]</w:t>
+        <w:t>[0..1]</w:t>
       </w:r>
       <w:r>
         <w:rPr>
@@ -1680,104 +1458,30 @@
         </w:rPr>
         <w:t xml:space="preserve"> </w:t>
       </w:r>
-      <w:proofErr w:type="spellStart"/>
-      <w:r>
-        <w:rPr>
-          <w:rFonts w:asciiTheme="majorBidi" w:hAnsiTheme="majorBidi" w:cstheme="majorBidi"/>
-          <w:sz w:val="26"/>
-          <w:szCs w:val="26"/>
-        </w:rPr>
-        <w:t>StockMovement</w:t>
-      </w:r>
-      <w:proofErr w:type="spellEnd"/>
-      <w:r>
-        <w:rPr>
-          <w:rFonts w:asciiTheme="majorBidi" w:hAnsiTheme="majorBidi" w:cstheme="majorBidi"/>
-          <w:sz w:val="26"/>
-          <w:szCs w:val="26"/>
-        </w:rPr>
-        <w:t xml:space="preserve"> records only manual a</w:t>
-      </w:r>
-      <w:r>
-        <w:rPr>
-          <w:rFonts w:asciiTheme="majorBidi" w:hAnsiTheme="majorBidi" w:cstheme="majorBidi"/>
-          <w:sz w:val="26"/>
-          <w:szCs w:val="26"/>
-        </w:rPr>
-        <w:t xml:space="preserve">dditions, removals and </w:t>
-      </w:r>
-      <w:proofErr w:type="gramStart"/>
-      <w:r>
-        <w:rPr>
-          <w:rFonts w:asciiTheme="majorBidi" w:hAnsiTheme="majorBidi" w:cstheme="majorBidi"/>
-          <w:sz w:val="26"/>
-          <w:szCs w:val="26"/>
-        </w:rPr>
-        <w:t>expired-goods</w:t>
-      </w:r>
-      <w:proofErr w:type="gramEnd"/>
-      <w:r>
-        <w:rPr>
-          <w:rFonts w:asciiTheme="majorBidi" w:hAnsiTheme="majorBidi" w:cstheme="majorBidi"/>
-          <w:sz w:val="26"/>
-          <w:szCs w:val="26"/>
-        </w:rPr>
-        <w:t xml:space="preserve"> removals</w:t>
-      </w:r>
-      <w:r>
-        <w:rPr>
-          <w:rFonts w:asciiTheme="majorBidi" w:hAnsiTheme="majorBidi" w:cstheme="majorBidi"/>
-          <w:sz w:val="26"/>
-          <w:szCs w:val="26"/>
-        </w:rPr>
-        <w:t xml:space="preserve">. Supplier </w:t>
-      </w:r>
-      <w:proofErr w:type="spellStart"/>
-      <w:r>
-        <w:rPr>
-          <w:rFonts w:asciiTheme="majorBidi" w:hAnsiTheme="majorBidi" w:cstheme="majorBidi"/>
-          <w:sz w:val="26"/>
-          <w:szCs w:val="26"/>
-        </w:rPr>
-        <w:t>deleiveries</w:t>
-      </w:r>
-      <w:proofErr w:type="spellEnd"/>
-      <w:r>
-        <w:rPr>
-          <w:rFonts w:asciiTheme="majorBidi" w:hAnsiTheme="majorBidi" w:cstheme="majorBidi"/>
-          <w:sz w:val="26"/>
-          <w:szCs w:val="26"/>
-        </w:rPr>
-        <w:t xml:space="preserve"> recorded on </w:t>
-      </w:r>
-      <w:proofErr w:type="spellStart"/>
-      <w:r>
-        <w:rPr>
-          <w:rFonts w:asciiTheme="majorBidi" w:hAnsiTheme="majorBidi" w:cstheme="majorBidi"/>
-          <w:sz w:val="26"/>
-          <w:szCs w:val="26"/>
-        </w:rPr>
-        <w:t>SupplierOrder</w:t>
-      </w:r>
-      <w:proofErr w:type="spellEnd"/>
-      <w:r>
-        <w:rPr>
-          <w:rFonts w:asciiTheme="majorBidi" w:hAnsiTheme="majorBidi" w:cstheme="majorBidi"/>
-          <w:sz w:val="26"/>
-          <w:szCs w:val="26"/>
-        </w:rPr>
-        <w:t xml:space="preserve">, sales on Sale and replacements on </w:t>
-      </w:r>
-      <w:proofErr w:type="spellStart"/>
-      <w:r>
-        <w:rPr>
-          <w:rFonts w:asciiTheme="majorBidi" w:hAnsiTheme="majorBidi" w:cstheme="majorBidi"/>
-          <w:sz w:val="26"/>
-          <w:szCs w:val="26"/>
-        </w:rPr>
-        <w:t>Repkacement</w:t>
-      </w:r>
-      <w:proofErr w:type="spellEnd"/>
+      <w:r>
+        <w:rPr>
+          <w:rFonts w:asciiTheme="majorBidi" w:hAnsiTheme="majorBidi" w:cstheme="majorBidi"/>
+          <w:sz w:val="26"/>
+          <w:szCs w:val="26"/>
+        </w:rPr>
+        <w:t>StockMovement records only manual a</w:t>
+      </w:r>
+      <w:r>
+        <w:rPr>
+          <w:rFonts w:asciiTheme="majorBidi" w:hAnsiTheme="majorBidi" w:cstheme="majorBidi"/>
+          <w:sz w:val="26"/>
+          <w:szCs w:val="26"/>
+        </w:rPr>
+        <w:t>dditions, removals and expired-goods removals</w:t>
+      </w:r>
+      <w:r>
+        <w:rPr>
+          <w:rFonts w:asciiTheme="majorBidi" w:hAnsiTheme="majorBidi" w:cstheme="majorBidi"/>
+          <w:sz w:val="26"/>
+          <w:szCs w:val="26"/>
+        </w:rPr>
+        <w:t>. Supplier deleiveries recorded on SupplierOrder, sales on Sale and replacements on Repkacement</w:t>
+      </w:r>
       <w:r>
         <w:rPr>
           <w:rFonts w:asciiTheme="majorBidi" w:hAnsiTheme="majorBidi" w:cstheme="majorBidi"/>
@@ -1951,25 +1655,7 @@
           <w:sz w:val="26"/>
           <w:szCs w:val="26"/>
         </w:rPr>
-        <w:t xml:space="preserve">Delivery verification is stored on </w:t>
-      </w:r>
-      <w:proofErr w:type="spellStart"/>
-      <w:r>
-        <w:rPr>
-          <w:rFonts w:asciiTheme="majorBidi" w:hAnsiTheme="majorBidi" w:cstheme="majorBidi"/>
-          <w:sz w:val="26"/>
-          <w:szCs w:val="26"/>
-        </w:rPr>
-        <w:t>SupplierOrder</w:t>
-      </w:r>
-      <w:proofErr w:type="spellEnd"/>
-      <w:r>
-        <w:rPr>
-          <w:rFonts w:asciiTheme="majorBidi" w:hAnsiTheme="majorBidi" w:cstheme="majorBidi"/>
-          <w:sz w:val="26"/>
-          <w:szCs w:val="26"/>
-        </w:rPr>
-        <w:t xml:space="preserve"> (</w:t>
+        <w:t>Delivery verification is stored on SupplierOrder (</w:t>
       </w:r>
       <w:r>
         <w:rPr>
@@ -1979,41 +1665,13 @@
         </w:rPr>
         <w:t xml:space="preserve">as </w:t>
       </w:r>
-      <w:proofErr w:type="spellStart"/>
-      <w:r>
-        <w:rPr>
-          <w:rFonts w:asciiTheme="majorBidi" w:hAnsiTheme="majorBidi" w:cstheme="majorBidi"/>
-          <w:sz w:val="26"/>
-          <w:szCs w:val="26"/>
-        </w:rPr>
-        <w:t>receivedDate</w:t>
-      </w:r>
-      <w:proofErr w:type="spellEnd"/>
-      <w:r>
-        <w:rPr>
-          <w:rFonts w:asciiTheme="majorBidi" w:hAnsiTheme="majorBidi" w:cstheme="majorBidi"/>
-          <w:sz w:val="26"/>
-          <w:szCs w:val="26"/>
-        </w:rPr>
-        <w:t xml:space="preserve">) and </w:t>
-      </w:r>
-      <w:proofErr w:type="spellStart"/>
-      <w:r>
-        <w:rPr>
-          <w:rFonts w:asciiTheme="majorBidi" w:hAnsiTheme="majorBidi" w:cstheme="majorBidi"/>
-          <w:sz w:val="26"/>
-          <w:szCs w:val="26"/>
-        </w:rPr>
-        <w:t>OrderLine</w:t>
-      </w:r>
-      <w:proofErr w:type="spellEnd"/>
-      <w:r>
-        <w:rPr>
-          <w:rFonts w:asciiTheme="majorBidi" w:hAnsiTheme="majorBidi" w:cstheme="majorBidi"/>
-          <w:sz w:val="26"/>
-          <w:szCs w:val="26"/>
-        </w:rPr>
-        <w:t xml:space="preserve"> (</w:t>
+      <w:r>
+        <w:rPr>
+          <w:rFonts w:asciiTheme="majorBidi" w:hAnsiTheme="majorBidi" w:cstheme="majorBidi"/>
+          <w:sz w:val="26"/>
+          <w:szCs w:val="26"/>
+        </w:rPr>
+        <w:t>receivedDate) and OrderLine (</w:t>
       </w:r>
       <w:r>
         <w:rPr>
@@ -2023,23 +1681,13 @@
         </w:rPr>
         <w:t xml:space="preserve">as </w:t>
       </w:r>
-      <w:proofErr w:type="spellStart"/>
-      <w:r>
-        <w:rPr>
-          <w:rFonts w:asciiTheme="majorBidi" w:hAnsiTheme="majorBidi" w:cstheme="majorBidi"/>
-          <w:sz w:val="26"/>
-          <w:szCs w:val="26"/>
-        </w:rPr>
-        <w:t>receivedQuantity</w:t>
-      </w:r>
-      <w:proofErr w:type="spellEnd"/>
-      <w:r>
-        <w:rPr>
-          <w:rFonts w:asciiTheme="majorBidi" w:hAnsiTheme="majorBidi" w:cstheme="majorBidi"/>
-          <w:sz w:val="26"/>
-          <w:szCs w:val="26"/>
-        </w:rPr>
-        <w:t xml:space="preserve">), so there’s no separate </w:t>
+      <w:r>
+        <w:rPr>
+          <w:rFonts w:asciiTheme="majorBidi" w:hAnsiTheme="majorBidi" w:cstheme="majorBidi"/>
+          <w:sz w:val="26"/>
+          <w:szCs w:val="26"/>
+        </w:rPr>
+        <w:t xml:space="preserve">receivedQuantity), so there’s no separate </w:t>
       </w:r>
       <w:r>
         <w:rPr>
@@ -2411,25 +2059,7 @@
           <w:sz w:val="26"/>
           <w:szCs w:val="26"/>
         </w:rPr>
-        <w:t xml:space="preserve"> and the accepted replacements hands out the same </w:t>
-      </w:r>
-      <w:proofErr w:type="gramStart"/>
-      <w:r>
-        <w:rPr>
-          <w:rFonts w:asciiTheme="majorBidi" w:hAnsiTheme="majorBidi" w:cstheme="majorBidi"/>
-          <w:sz w:val="26"/>
-          <w:szCs w:val="26"/>
-        </w:rPr>
-        <w:t>item</w:t>
-      </w:r>
-      <w:proofErr w:type="gramEnd"/>
-      <w:r>
-        <w:rPr>
-          <w:rFonts w:asciiTheme="majorBidi" w:hAnsiTheme="majorBidi" w:cstheme="majorBidi"/>
-          <w:sz w:val="26"/>
-          <w:szCs w:val="26"/>
-        </w:rPr>
-        <w:t xml:space="preserve"> so its quantity is deducted from the stock</w:t>
+        <w:t xml:space="preserve"> and the accepted replacements hands out the same item so its quantity is deducted from the stock</w:t>
       </w:r>
     </w:p>
     <w:p>
@@ -2477,25 +2107,7 @@
           <w:sz w:val="26"/>
           <w:szCs w:val="26"/>
         </w:rPr>
-        <w:t xml:space="preserve"> “necessary updates to the inventory” so I feel </w:t>
-      </w:r>
-      <w:proofErr w:type="spellStart"/>
-      <w:r>
-        <w:rPr>
-          <w:rFonts w:asciiTheme="majorBidi" w:hAnsiTheme="majorBidi" w:cstheme="majorBidi"/>
-          <w:sz w:val="26"/>
-          <w:szCs w:val="26"/>
-        </w:rPr>
-        <w:t>its</w:t>
-      </w:r>
-      <w:proofErr w:type="spellEnd"/>
-      <w:r>
-        <w:rPr>
-          <w:rFonts w:asciiTheme="majorBidi" w:hAnsiTheme="majorBidi" w:cstheme="majorBidi"/>
-          <w:sz w:val="26"/>
-          <w:szCs w:val="26"/>
-        </w:rPr>
-        <w:t xml:space="preserve"> necessary</w:t>
+        <w:t xml:space="preserve"> “necessary updates to the inventory” so I feel its necessary</w:t>
       </w:r>
     </w:p>
     <w:p>
@@ -3299,25 +2911,7 @@
           <w:sz w:val="26"/>
           <w:szCs w:val="26"/>
         </w:rPr>
-        <w:t xml:space="preserve">to continue developing the </w:t>
-      </w:r>
-      <w:proofErr w:type="spellStart"/>
-      <w:r>
-        <w:rPr>
-          <w:rFonts w:asciiTheme="majorBidi" w:hAnsiTheme="majorBidi" w:cstheme="majorBidi"/>
-          <w:sz w:val="26"/>
-          <w:szCs w:val="26"/>
-        </w:rPr>
-        <w:t>pearlMart</w:t>
-      </w:r>
-      <w:proofErr w:type="spellEnd"/>
-      <w:r>
-        <w:rPr>
-          <w:rFonts w:asciiTheme="majorBidi" w:hAnsiTheme="majorBidi" w:cstheme="majorBidi"/>
-          <w:sz w:val="26"/>
-          <w:szCs w:val="26"/>
-        </w:rPr>
-        <w:t xml:space="preserve"> system models, complete the remaining design tasks, and improve the quality and consistency of the project deliverables. </w:t>
+        <w:t xml:space="preserve">to continue developing the pearlMart system models, complete the remaining design tasks, and improve the quality and consistency of the project deliverables. </w:t>
       </w:r>
     </w:p>
     <w:p>
@@ -3448,25 +3042,7 @@
           <w:sz w:val="26"/>
           <w:szCs w:val="26"/>
         </w:rPr>
-        <w:t xml:space="preserve">work: During sprint2 the team worked on </w:t>
-      </w:r>
-      <w:proofErr w:type="gramStart"/>
-      <w:r>
-        <w:rPr>
-          <w:rFonts w:asciiTheme="majorBidi" w:hAnsiTheme="majorBidi" w:cstheme="majorBidi"/>
-          <w:sz w:val="26"/>
-          <w:szCs w:val="26"/>
-        </w:rPr>
-        <w:t>the use</w:t>
-      </w:r>
-      <w:proofErr w:type="gramEnd"/>
-      <w:r>
-        <w:rPr>
-          <w:rFonts w:asciiTheme="majorBidi" w:hAnsiTheme="majorBidi" w:cstheme="majorBidi"/>
-          <w:sz w:val="26"/>
-          <w:szCs w:val="26"/>
-        </w:rPr>
-        <w:t xml:space="preserve"> case diagram and specification tables and the class diagram</w:t>
+        <w:t>work: During sprint2 the team worked on the use case diagram and specification tables and the class diagram</w:t>
       </w:r>
       <w:r>
         <w:rPr>
@@ -3505,25 +3081,7 @@
           <w:sz w:val="26"/>
           <w:szCs w:val="26"/>
         </w:rPr>
-        <w:t>Feedback</w:t>
-      </w:r>
-      <w:proofErr w:type="gramStart"/>
-      <w:r>
-        <w:rPr>
-          <w:rFonts w:asciiTheme="majorBidi" w:hAnsiTheme="majorBidi" w:cstheme="majorBidi"/>
-          <w:sz w:val="26"/>
-          <w:szCs w:val="26"/>
-        </w:rPr>
-        <w:t>: t</w:t>
-      </w:r>
-      <w:proofErr w:type="gramEnd"/>
-      <w:r>
-        <w:rPr>
-          <w:rFonts w:asciiTheme="majorBidi" w:hAnsiTheme="majorBidi" w:cstheme="majorBidi"/>
-          <w:sz w:val="26"/>
-          <w:szCs w:val="26"/>
-        </w:rPr>
-        <w:t xml:space="preserve"> </w:t>
+        <w:t xml:space="preserve">Feedback: t </w:t>
       </w:r>
       <w:r>
         <w:rPr>
@@ -3657,47 +3215,7 @@
           <w:sz w:val="26"/>
           <w:szCs w:val="26"/>
         </w:rPr>
-        <w:t xml:space="preserve">Improvement actions: the team focused on improving task organization and allocating more time for reviewing and correcting project deliverables, as planned after sprint1. </w:t>
-      </w:r>
-      <w:proofErr w:type="gramStart"/>
-      <w:r>
-        <w:rPr>
-          <w:rFonts w:asciiTheme="majorBidi" w:hAnsiTheme="majorBidi" w:cstheme="majorBidi"/>
-          <w:kern w:val="0"/>
-          <w:sz w:val="26"/>
-          <w:szCs w:val="26"/>
-        </w:rPr>
-        <w:t>team</w:t>
-      </w:r>
-      <w:proofErr w:type="gramEnd"/>
-      <w:r>
-        <w:rPr>
-          <w:rFonts w:asciiTheme="majorBidi" w:hAnsiTheme="majorBidi" w:cstheme="majorBidi"/>
-          <w:kern w:val="0"/>
-          <w:sz w:val="26"/>
-          <w:szCs w:val="26"/>
-        </w:rPr>
-        <w:t xml:space="preserve"> members agreed the </w:t>
-      </w:r>
-      <w:proofErr w:type="spellStart"/>
-      <w:r>
-        <w:rPr>
-          <w:rFonts w:asciiTheme="majorBidi" w:hAnsiTheme="majorBidi" w:cstheme="majorBidi"/>
-          <w:kern w:val="0"/>
-          <w:sz w:val="26"/>
-          <w:szCs w:val="26"/>
-        </w:rPr>
-        <w:t>the</w:t>
-      </w:r>
-      <w:proofErr w:type="spellEnd"/>
-      <w:r>
-        <w:rPr>
-          <w:rFonts w:asciiTheme="majorBidi" w:hAnsiTheme="majorBidi" w:cstheme="majorBidi"/>
-          <w:kern w:val="0"/>
-          <w:sz w:val="26"/>
-          <w:szCs w:val="26"/>
-        </w:rPr>
-        <w:t xml:space="preserve"> initial draft must be submitted at least 2 days before the deadline to allocate more time to review. </w:t>
+        <w:t xml:space="preserve">Improvement actions: the team focused on improving task organization and allocating more time for reviewing and correcting project deliverables, as planned after sprint1. team members agreed the the initial draft must be submitted at least 2 days before the deadline to allocate more time to review. </w:t>
       </w:r>
     </w:p>
     <w:p>
@@ -3844,9 +3362,8 @@
           <w:iCs/>
         </w:rPr>
         <w:lastRenderedPageBreak/>
-        <w:t xml:space="preserve">DFD </w:t>
-      </w:r>
-      <w:proofErr w:type="gramStart"/>
+        <w:t>DFD level-</w:t>
+      </w:r>
       <w:r>
         <w:rPr>
           <w:rFonts w:asciiTheme="majorBidi" w:hAnsiTheme="majorBidi" w:cstheme="majorBidi"/>
@@ -3855,19 +3372,8 @@
           <w:i/>
           <w:iCs/>
         </w:rPr>
-        <w:t>level-</w:t>
-      </w:r>
-      <w:r>
-        <w:rPr>
-          <w:rFonts w:asciiTheme="majorBidi" w:hAnsiTheme="majorBidi" w:cstheme="majorBidi"/>
-          <w:b/>
-          <w:bCs/>
-          <w:i/>
-          <w:iCs/>
-        </w:rPr>
         <w:t>1</w:t>
       </w:r>
-      <w:proofErr w:type="gramEnd"/>
     </w:p>
     <w:p>
       <w:pPr>
@@ -4633,29 +4139,7 @@
           <w:iCs/>
         </w:rPr>
         <w:lastRenderedPageBreak/>
-        <w:t xml:space="preserve">DFD and </w:t>
-      </w:r>
-      <w:proofErr w:type="spellStart"/>
-      <w:r>
-        <w:rPr>
-          <w:rFonts w:asciiTheme="majorBidi" w:hAnsiTheme="majorBidi" w:cstheme="majorBidi"/>
-          <w:b/>
-          <w:bCs/>
-          <w:i/>
-          <w:iCs/>
-        </w:rPr>
-        <w:t>UseCase</w:t>
-      </w:r>
-      <w:proofErr w:type="spellEnd"/>
-      <w:r>
-        <w:rPr>
-          <w:rFonts w:asciiTheme="majorBidi" w:hAnsiTheme="majorBidi" w:cstheme="majorBidi"/>
-          <w:b/>
-          <w:bCs/>
-          <w:i/>
-          <w:iCs/>
-        </w:rPr>
-        <w:t xml:space="preserve"> comparison:</w:t>
+        <w:t>DFD and UseCase comparison:</w:t>
       </w:r>
     </w:p>
     <w:p>
@@ -4693,9 +4177,17 @@
           <w:sz w:val="26"/>
           <w:szCs w:val="26"/>
         </w:rPr>
-        <w:t xml:space="preserve">The DFD and Use Case Diagram show different parts of the </w:t>
-      </w:r>
-      <w:proofErr w:type="spellStart"/>
+        <w:t>The DFD and Use Case Diagram show different parts of the PearlMart Inventory Management System.</w:t>
+      </w:r>
+      <w:r>
+        <w:rPr>
+          <w:rFonts w:asciiTheme="majorBidi" w:hAnsiTheme="majorBidi" w:cstheme="majorBidi"/>
+          <w:color w:val="212121"/>
+          <w:sz w:val="26"/>
+          <w:szCs w:val="26"/>
+        </w:rPr>
+        <w:t xml:space="preserve"> </w:t>
+      </w:r>
       <w:r>
         <w:rPr>
           <w:rFonts w:asciiTheme="majorBidi" w:hAnsiTheme="majorBidi" w:cstheme="majorBidi"/>
@@ -4703,9 +4195,8 @@
           <w:sz w:val="26"/>
           <w:szCs w:val="26"/>
         </w:rPr>
-        <w:t>PearlMart</w:t>
-      </w:r>
-      <w:proofErr w:type="spellEnd"/>
+        <w:t>The DFD shows how data moves through the system, including the processes, external entities, and data stores. For example, it shows how item information is received and used when adding or updating items in the inventory. The main advantage of the DFD is that it helps us understand how data is processed and where it is stored. However, it does not clearly show the functions available to each user.</w:t>
+      </w:r>
       <w:r>
         <w:rPr>
           <w:rFonts w:asciiTheme="majorBidi" w:hAnsiTheme="majorBidi" w:cstheme="majorBidi"/>
@@ -4713,15 +4204,6 @@
           <w:sz w:val="26"/>
           <w:szCs w:val="26"/>
         </w:rPr>
-        <w:t xml:space="preserve"> Inventory Management System.</w:t>
-      </w:r>
-      <w:r>
-        <w:rPr>
-          <w:rFonts w:asciiTheme="majorBidi" w:hAnsiTheme="majorBidi" w:cstheme="majorBidi"/>
-          <w:color w:val="212121"/>
-          <w:sz w:val="26"/>
-          <w:szCs w:val="26"/>
-        </w:rPr>
         <w:t xml:space="preserve"> </w:t>
       </w:r>
       <w:r>
@@ -4731,45 +4213,7 @@
           <w:sz w:val="26"/>
           <w:szCs w:val="26"/>
         </w:rPr>
-        <w:t>The DFD shows how data moves through the system, including the processes, external entities, and data stores. For example, it shows how item information is received and used when adding or updating items in the inventory. The main advantage of the DFD is that it helps us understand how data is processed and where it is stored. However, it does not clearly show the functions available to each user.</w:t>
-      </w:r>
-      <w:r>
-        <w:rPr>
-          <w:rFonts w:asciiTheme="majorBidi" w:hAnsiTheme="majorBidi" w:cstheme="majorBidi"/>
-          <w:color w:val="000000"/>
-          <w:sz w:val="26"/>
-          <w:szCs w:val="26"/>
-        </w:rPr>
-        <w:t xml:space="preserve"> </w:t>
-      </w:r>
-      <w:r>
-        <w:rPr>
-          <w:rFonts w:asciiTheme="majorBidi" w:hAnsiTheme="majorBidi" w:cstheme="majorBidi"/>
-          <w:color w:val="000000"/>
-          <w:sz w:val="26"/>
-          <w:szCs w:val="26"/>
-        </w:rPr>
-        <w:t xml:space="preserve">On the other hand, the Use Case Diagram shows how different actors interact with the system and what functions they can perform. For example, it shows that the Inventory Manager can add and remove items. Its main advantage is that it makes the </w:t>
-      </w:r>
-      <w:proofErr w:type="gramStart"/>
-      <w:r>
-        <w:rPr>
-          <w:rFonts w:asciiTheme="majorBidi" w:hAnsiTheme="majorBidi" w:cstheme="majorBidi"/>
-          <w:color w:val="000000"/>
-          <w:sz w:val="26"/>
-          <w:szCs w:val="26"/>
-        </w:rPr>
-        <w:t>system</w:t>
-      </w:r>
-      <w:proofErr w:type="gramEnd"/>
-      <w:r>
-        <w:rPr>
-          <w:rFonts w:asciiTheme="majorBidi" w:hAnsiTheme="majorBidi" w:cstheme="majorBidi"/>
-          <w:color w:val="000000"/>
-          <w:sz w:val="26"/>
-          <w:szCs w:val="26"/>
-        </w:rPr>
-        <w:t xml:space="preserve"> functions and user roles easier to understand. However, it does not show how data moves inside the system or how it is stored.</w:t>
+        <w:t>On the other hand, the Use Case Diagram shows how different actors interact with the system and what functions they can perform. For example, it shows that the Inventory Manager can add and remove items. Its main advantage is that it makes the system functions and user roles easier to understand. However, it does not show how data moves inside the system or how it is stored.</w:t>
       </w:r>
       <w:r>
         <w:rPr>
@@ -4816,7 +4260,7 @@
         <w:jc w:val="both"/>
         <w:rPr>
           <w:rFonts w:asciiTheme="majorBidi" w:hAnsiTheme="majorBidi" w:cstheme="majorBidi"/>
-          <w:color w:val="000000"/>
+          <w:color w:val="212121"/>
           <w:sz w:val="26"/>
           <w:szCs w:val="26"/>
         </w:rPr>
@@ -4863,7 +4307,7 @@
           <w:iCs/>
         </w:rPr>
         <w:lastRenderedPageBreak/>
-        <w:t>D</w:t>
+        <w:t>Use Case Specifica</w:t>
       </w:r>
       <w:r>
         <w:rPr>
@@ -4873,18 +4317,3463 @@
           <w:i/>
           <w:iCs/>
         </w:rPr>
-        <w:t>esign Class Diagram</w:t>
-      </w:r>
-      <w:r>
-        <w:rPr>
-          <w:rFonts w:asciiTheme="majorBidi" w:hAnsiTheme="majorBidi" w:cstheme="majorBidi"/>
-          <w:b/>
-          <w:bCs/>
-          <w:i/>
-          <w:iCs/>
-        </w:rPr>
-        <w:t>:</w:t>
-      </w:r>
+        <w:t>tions:</w:t>
+      </w:r>
+    </w:p>
+    <w:p>
+      <w:pPr>
+        <w:spacing w:after="0" w:line="240" w:lineRule="auto"/>
+        <w:rPr>
+          <w:rFonts w:asciiTheme="majorHAnsi" w:eastAsia="Times New Roman" w:hAnsiTheme="majorHAnsi" w:cs="Arial"/>
+          <w:b/>
+          <w:bCs/>
+          <w:color w:val="000000" w:themeColor="text1"/>
+          <w:kern w:val="0"/>
+          <w:sz w:val="28"/>
+          <w:szCs w:val="28"/>
+          <w:u w:val="single"/>
+          <w14:ligatures w14:val="none"/>
+        </w:rPr>
+      </w:pPr>
+      <w:r>
+        <w:rPr>
+          <w:rFonts w:asciiTheme="majorHAnsi" w:eastAsia="Times New Roman" w:hAnsiTheme="majorHAnsi" w:cs="Arial"/>
+          <w:b/>
+          <w:bCs/>
+          <w:color w:val="000000" w:themeColor="text1"/>
+          <w:kern w:val="0"/>
+          <w:sz w:val="28"/>
+          <w:szCs w:val="28"/>
+          <w:u w:val="single"/>
+          <w14:ligatures w14:val="none"/>
+        </w:rPr>
+        <w:t xml:space="preserve">Task 1: </w:t>
+      </w:r>
+      <w:r>
+        <w:rPr>
+          <w:rFonts w:asciiTheme="majorHAnsi" w:hAnsiTheme="majorHAnsi" w:cs="Calibri"/>
+          <w:b/>
+          <w:bCs/>
+          <w:color w:val="000000" w:themeColor="text1"/>
+          <w:sz w:val="28"/>
+          <w:szCs w:val="28"/>
+          <w:u w:val="single"/>
+          <w:shd w:val="clear" w:color="auto" w:fill="FFFFFF"/>
+        </w:rPr>
+        <w:t>Add Item</w:t>
+      </w:r>
+    </w:p>
+    <w:tbl>
+      <w:tblPr>
+        <w:tblStyle w:val="TableGrid"/>
+        <w:tblW w:w="9480" w:type="dxa"/>
+        <w:tblLook w:val="04A0" w:firstRow="1" w:lastRow="0" w:firstColumn="1" w:lastColumn="0" w:noHBand="0" w:noVBand="1"/>
+      </w:tblPr>
+      <w:tblGrid>
+        <w:gridCol w:w="4740"/>
+        <w:gridCol w:w="4740"/>
+      </w:tblGrid>
+      <w:tr>
+        <w:trPr>
+          <w:trHeight w:val="504"/>
+        </w:trPr>
+        <w:tc>
+          <w:tcPr>
+            <w:tcW w:w="4740" w:type="dxa"/>
+            <w:shd w:val="clear" w:color="auto" w:fill="DAE9F7" w:themeFill="text2" w:themeFillTint="1A"/>
+          </w:tcPr>
+          <w:p>
+            <w:pPr>
+              <w:rPr>
+                <w:rFonts w:asciiTheme="majorHAnsi" w:hAnsiTheme="majorHAnsi" w:cstheme="majorBidi"/>
+                <w:b/>
+                <w:bCs/>
+                <w:color w:val="000000" w:themeColor="text1"/>
+                <w:sz w:val="20"/>
+                <w:szCs w:val="20"/>
+              </w:rPr>
+            </w:pPr>
+            <w:r>
+              <w:rPr>
+                <w:rFonts w:asciiTheme="majorHAnsi" w:hAnsiTheme="majorHAnsi" w:cstheme="majorBidi"/>
+                <w:b/>
+                <w:bCs/>
+                <w:color w:val="000000" w:themeColor="text1"/>
+                <w:sz w:val="20"/>
+                <w:szCs w:val="20"/>
+              </w:rPr>
+              <w:t xml:space="preserve">Use case ID: </w:t>
+            </w:r>
+            <w:r>
+              <w:rPr>
+                <w:rFonts w:asciiTheme="majorHAnsi" w:hAnsiTheme="majorHAnsi"/>
+                <w:sz w:val="20"/>
+                <w:szCs w:val="20"/>
+              </w:rPr>
+              <w:t>UC005</w:t>
+            </w:r>
+          </w:p>
+        </w:tc>
+        <w:tc>
+          <w:tcPr>
+            <w:tcW w:w="4740" w:type="dxa"/>
+            <w:shd w:val="clear" w:color="auto" w:fill="DAE9F7" w:themeFill="text2" w:themeFillTint="1A"/>
+            <w:vAlign w:val="center"/>
+          </w:tcPr>
+          <w:p>
+            <w:pPr>
+              <w:rPr>
+                <w:rFonts w:asciiTheme="majorHAnsi" w:hAnsiTheme="majorHAnsi" w:cstheme="majorBidi"/>
+                <w:color w:val="000000" w:themeColor="text1"/>
+                <w:sz w:val="20"/>
+                <w:szCs w:val="20"/>
+              </w:rPr>
+            </w:pPr>
+            <w:r>
+              <w:rPr>
+                <w:rFonts w:asciiTheme="majorHAnsi" w:hAnsiTheme="majorHAnsi"/>
+                <w:sz w:val="20"/>
+                <w:szCs w:val="20"/>
+              </w:rPr>
+              <w:t>Add Item</w:t>
+            </w:r>
+          </w:p>
+        </w:tc>
+      </w:tr>
+      <w:tr>
+        <w:trPr>
+          <w:trHeight w:val="674"/>
+        </w:trPr>
+        <w:tc>
+          <w:tcPr>
+            <w:tcW w:w="4740" w:type="dxa"/>
+          </w:tcPr>
+          <w:p>
+            <w:pPr>
+              <w:rPr>
+                <w:rFonts w:asciiTheme="majorHAnsi" w:hAnsiTheme="majorHAnsi" w:cstheme="majorBidi"/>
+                <w:b/>
+                <w:bCs/>
+                <w:color w:val="000000" w:themeColor="text1"/>
+                <w:sz w:val="20"/>
+                <w:szCs w:val="20"/>
+              </w:rPr>
+            </w:pPr>
+            <w:r>
+              <w:rPr>
+                <w:rFonts w:asciiTheme="majorHAnsi" w:hAnsiTheme="majorHAnsi" w:cstheme="majorBidi"/>
+                <w:b/>
+                <w:bCs/>
+                <w:color w:val="000000" w:themeColor="text1"/>
+                <w:sz w:val="20"/>
+                <w:szCs w:val="20"/>
+              </w:rPr>
+              <w:t xml:space="preserve">Brief description </w:t>
+            </w:r>
+          </w:p>
+        </w:tc>
+        <w:tc>
+          <w:tcPr>
+            <w:tcW w:w="4740" w:type="dxa"/>
+            <w:vAlign w:val="center"/>
+          </w:tcPr>
+          <w:p>
+            <w:pPr>
+              <w:rPr>
+                <w:rFonts w:asciiTheme="majorHAnsi" w:hAnsiTheme="majorHAnsi" w:cstheme="majorBidi"/>
+                <w:color w:val="000000" w:themeColor="text1"/>
+                <w:sz w:val="20"/>
+                <w:szCs w:val="20"/>
+              </w:rPr>
+            </w:pPr>
+            <w:r>
+              <w:rPr>
+                <w:rFonts w:asciiTheme="majorHAnsi" w:hAnsiTheme="majorHAnsi"/>
+                <w:sz w:val="20"/>
+                <w:szCs w:val="20"/>
+              </w:rPr>
+              <w:t>An authorized employee adds goods to inventory. If the item is new, the system creates a record; if it already exists, the system increases its available quantity.</w:t>
+            </w:r>
+          </w:p>
+        </w:tc>
+      </w:tr>
+      <w:tr>
+        <w:trPr>
+          <w:trHeight w:val="504"/>
+        </w:trPr>
+        <w:tc>
+          <w:tcPr>
+            <w:tcW w:w="4740" w:type="dxa"/>
+          </w:tcPr>
+          <w:p>
+            <w:pPr>
+              <w:rPr>
+                <w:rFonts w:asciiTheme="majorHAnsi" w:hAnsiTheme="majorHAnsi" w:cstheme="majorBidi"/>
+                <w:b/>
+                <w:bCs/>
+                <w:color w:val="000000" w:themeColor="text1"/>
+                <w:sz w:val="20"/>
+                <w:szCs w:val="20"/>
+              </w:rPr>
+            </w:pPr>
+            <w:r>
+              <w:rPr>
+                <w:rFonts w:asciiTheme="majorHAnsi" w:hAnsiTheme="majorHAnsi" w:cstheme="majorBidi"/>
+                <w:b/>
+                <w:bCs/>
+                <w:color w:val="000000" w:themeColor="text1"/>
+                <w:sz w:val="20"/>
+                <w:szCs w:val="20"/>
+              </w:rPr>
+              <w:t>Primary actors</w:t>
+            </w:r>
+          </w:p>
+        </w:tc>
+        <w:tc>
+          <w:tcPr>
+            <w:tcW w:w="4740" w:type="dxa"/>
+            <w:vAlign w:val="center"/>
+          </w:tcPr>
+          <w:p>
+            <w:pPr>
+              <w:rPr>
+                <w:rFonts w:asciiTheme="majorHAnsi" w:hAnsiTheme="majorHAnsi" w:cstheme="majorBidi"/>
+                <w:color w:val="000000" w:themeColor="text1"/>
+                <w:sz w:val="20"/>
+                <w:szCs w:val="20"/>
+              </w:rPr>
+            </w:pPr>
+            <w:r>
+              <w:rPr>
+                <w:rFonts w:asciiTheme="majorHAnsi" w:hAnsiTheme="majorHAnsi"/>
+                <w:sz w:val="20"/>
+                <w:szCs w:val="20"/>
+              </w:rPr>
+              <w:t>Inventory Manage</w:t>
+            </w:r>
+            <w:r>
+              <w:rPr>
+                <w:rFonts w:asciiTheme="majorHAnsi" w:hAnsiTheme="majorHAnsi"/>
+                <w:sz w:val="20"/>
+                <w:szCs w:val="20"/>
+              </w:rPr>
+              <w:t>r</w:t>
+            </w:r>
+          </w:p>
+        </w:tc>
+      </w:tr>
+      <w:tr>
+        <w:trPr>
+          <w:trHeight w:val="525"/>
+        </w:trPr>
+        <w:tc>
+          <w:tcPr>
+            <w:tcW w:w="4740" w:type="dxa"/>
+          </w:tcPr>
+          <w:p>
+            <w:pPr>
+              <w:rPr>
+                <w:rFonts w:asciiTheme="majorHAnsi" w:hAnsiTheme="majorHAnsi" w:cstheme="majorBidi"/>
+                <w:b/>
+                <w:bCs/>
+                <w:color w:val="000000" w:themeColor="text1"/>
+                <w:sz w:val="20"/>
+                <w:szCs w:val="20"/>
+              </w:rPr>
+            </w:pPr>
+            <w:r>
+              <w:rPr>
+                <w:rFonts w:asciiTheme="majorHAnsi" w:hAnsiTheme="majorHAnsi" w:cstheme="majorBidi"/>
+                <w:b/>
+                <w:bCs/>
+                <w:color w:val="000000" w:themeColor="text1"/>
+                <w:sz w:val="20"/>
+                <w:szCs w:val="20"/>
+              </w:rPr>
+              <w:t>trigger</w:t>
+            </w:r>
+          </w:p>
+        </w:tc>
+        <w:tc>
+          <w:tcPr>
+            <w:tcW w:w="4740" w:type="dxa"/>
+            <w:vAlign w:val="center"/>
+          </w:tcPr>
+          <w:p>
+            <w:pPr>
+              <w:rPr>
+                <w:rFonts w:asciiTheme="majorHAnsi" w:hAnsiTheme="majorHAnsi" w:cstheme="majorBidi"/>
+                <w:color w:val="000000" w:themeColor="text1"/>
+                <w:sz w:val="20"/>
+                <w:szCs w:val="20"/>
+              </w:rPr>
+            </w:pPr>
+            <w:r>
+              <w:rPr>
+                <w:rFonts w:asciiTheme="majorHAnsi" w:hAnsiTheme="majorHAnsi"/>
+                <w:sz w:val="20"/>
+                <w:szCs w:val="20"/>
+              </w:rPr>
+              <w:t>New goods arrive and the employee selects Add Item.</w:t>
+            </w:r>
+          </w:p>
+        </w:tc>
+      </w:tr>
+      <w:tr>
+        <w:trPr>
+          <w:trHeight w:val="504"/>
+        </w:trPr>
+        <w:tc>
+          <w:tcPr>
+            <w:tcW w:w="4740" w:type="dxa"/>
+          </w:tcPr>
+          <w:p>
+            <w:pPr>
+              <w:rPr>
+                <w:rFonts w:asciiTheme="majorHAnsi" w:hAnsiTheme="majorHAnsi" w:cstheme="majorBidi"/>
+                <w:b/>
+                <w:bCs/>
+                <w:color w:val="000000" w:themeColor="text1"/>
+                <w:sz w:val="20"/>
+                <w:szCs w:val="20"/>
+              </w:rPr>
+            </w:pPr>
+            <w:r>
+              <w:rPr>
+                <w:rFonts w:asciiTheme="majorHAnsi" w:hAnsiTheme="majorHAnsi" w:cstheme="majorBidi"/>
+                <w:b/>
+                <w:bCs/>
+                <w:color w:val="000000" w:themeColor="text1"/>
+                <w:sz w:val="20"/>
+                <w:szCs w:val="20"/>
+              </w:rPr>
+              <w:t xml:space="preserve">Preconditions </w:t>
+            </w:r>
+          </w:p>
+        </w:tc>
+        <w:tc>
+          <w:tcPr>
+            <w:tcW w:w="4740" w:type="dxa"/>
+            <w:vAlign w:val="center"/>
+          </w:tcPr>
+          <w:p>
+            <w:pPr>
+              <w:rPr>
+                <w:rFonts w:asciiTheme="majorHAnsi" w:hAnsiTheme="majorHAnsi" w:cstheme="majorBidi"/>
+                <w:color w:val="000000" w:themeColor="text1"/>
+                <w:sz w:val="20"/>
+                <w:szCs w:val="20"/>
+              </w:rPr>
+            </w:pPr>
+            <w:r>
+              <w:rPr>
+                <w:rFonts w:asciiTheme="majorHAnsi" w:hAnsiTheme="majorHAnsi"/>
+                <w:sz w:val="20"/>
+                <w:szCs w:val="20"/>
+              </w:rPr>
+              <w:t>The employee is logged in and authorized to manage inventory.</w:t>
+            </w:r>
+          </w:p>
+        </w:tc>
+      </w:tr>
+      <w:tr>
+        <w:trPr>
+          <w:trHeight w:val="504"/>
+        </w:trPr>
+        <w:tc>
+          <w:tcPr>
+            <w:tcW w:w="4740" w:type="dxa"/>
+          </w:tcPr>
+          <w:p>
+            <w:pPr>
+              <w:rPr>
+                <w:rFonts w:asciiTheme="majorHAnsi" w:hAnsiTheme="majorHAnsi" w:cstheme="majorBidi"/>
+                <w:b/>
+                <w:bCs/>
+                <w:color w:val="000000" w:themeColor="text1"/>
+                <w:sz w:val="20"/>
+                <w:szCs w:val="20"/>
+              </w:rPr>
+            </w:pPr>
+            <w:r>
+              <w:rPr>
+                <w:rFonts w:asciiTheme="majorHAnsi" w:hAnsiTheme="majorHAnsi" w:cstheme="majorBidi"/>
+                <w:b/>
+                <w:bCs/>
+                <w:color w:val="000000" w:themeColor="text1"/>
+                <w:sz w:val="20"/>
+                <w:szCs w:val="20"/>
+              </w:rPr>
+              <w:t xml:space="preserve">Post condition </w:t>
+            </w:r>
+          </w:p>
+        </w:tc>
+        <w:tc>
+          <w:tcPr>
+            <w:tcW w:w="4740" w:type="dxa"/>
+            <w:vAlign w:val="center"/>
+          </w:tcPr>
+          <w:p>
+            <w:pPr>
+              <w:rPr>
+                <w:rFonts w:asciiTheme="majorHAnsi" w:hAnsiTheme="majorHAnsi" w:cstheme="majorBidi"/>
+                <w:color w:val="000000" w:themeColor="text1"/>
+                <w:sz w:val="20"/>
+                <w:szCs w:val="20"/>
+              </w:rPr>
+            </w:pPr>
+            <w:r>
+              <w:rPr>
+                <w:rFonts w:asciiTheme="majorHAnsi" w:hAnsiTheme="majorHAnsi"/>
+                <w:sz w:val="20"/>
+                <w:szCs w:val="20"/>
+              </w:rPr>
+              <w:t>A new inventory record is created, or the quantity of an existing item is increased.</w:t>
+            </w:r>
+          </w:p>
+        </w:tc>
+      </w:tr>
+      <w:tr>
+        <w:trPr>
+          <w:trHeight w:val="504"/>
+        </w:trPr>
+        <w:tc>
+          <w:tcPr>
+            <w:tcW w:w="9480" w:type="dxa"/>
+            <w:gridSpan w:val="2"/>
+            <w:shd w:val="clear" w:color="auto" w:fill="DAE9F7" w:themeFill="text2" w:themeFillTint="1A"/>
+          </w:tcPr>
+          <w:p>
+            <w:pPr>
+              <w:rPr>
+                <w:rFonts w:asciiTheme="majorHAnsi" w:hAnsiTheme="majorHAnsi" w:cstheme="majorBidi"/>
+                <w:b/>
+                <w:bCs/>
+                <w:color w:val="000000" w:themeColor="text1"/>
+                <w:sz w:val="20"/>
+                <w:szCs w:val="20"/>
+              </w:rPr>
+            </w:pPr>
+            <w:r>
+              <w:rPr>
+                <w:rFonts w:asciiTheme="majorHAnsi" w:hAnsiTheme="majorHAnsi" w:cstheme="majorBidi"/>
+                <w:b/>
+                <w:bCs/>
+                <w:color w:val="000000" w:themeColor="text1"/>
+                <w:sz w:val="20"/>
+                <w:szCs w:val="20"/>
+              </w:rPr>
+              <w:t xml:space="preserve">Main success scenario </w:t>
+            </w:r>
+          </w:p>
+        </w:tc>
+      </w:tr>
+      <w:tr>
+        <w:trPr>
+          <w:trHeight w:val="504"/>
+        </w:trPr>
+        <w:tc>
+          <w:tcPr>
+            <w:tcW w:w="4740" w:type="dxa"/>
+            <w:shd w:val="clear" w:color="auto" w:fill="DAE9F7" w:themeFill="text2" w:themeFillTint="1A"/>
+          </w:tcPr>
+          <w:p>
+            <w:pPr>
+              <w:rPr>
+                <w:rFonts w:asciiTheme="majorHAnsi" w:hAnsiTheme="majorHAnsi" w:cstheme="majorBidi"/>
+                <w:b/>
+                <w:bCs/>
+                <w:color w:val="000000" w:themeColor="text1"/>
+                <w:sz w:val="20"/>
+                <w:szCs w:val="20"/>
+              </w:rPr>
+            </w:pPr>
+            <w:r>
+              <w:rPr>
+                <w:rFonts w:asciiTheme="majorHAnsi" w:hAnsiTheme="majorHAnsi" w:cstheme="majorBidi"/>
+                <w:b/>
+                <w:bCs/>
+                <w:color w:val="000000" w:themeColor="text1"/>
+                <w:sz w:val="20"/>
+                <w:szCs w:val="20"/>
+              </w:rPr>
+              <w:t xml:space="preserve">Actor action </w:t>
+            </w:r>
+          </w:p>
+        </w:tc>
+        <w:tc>
+          <w:tcPr>
+            <w:tcW w:w="4740" w:type="dxa"/>
+            <w:shd w:val="clear" w:color="auto" w:fill="DAE9F7" w:themeFill="text2" w:themeFillTint="1A"/>
+          </w:tcPr>
+          <w:p>
+            <w:pPr>
+              <w:rPr>
+                <w:rFonts w:asciiTheme="majorHAnsi" w:hAnsiTheme="majorHAnsi" w:cstheme="majorBidi"/>
+                <w:b/>
+                <w:bCs/>
+                <w:color w:val="000000" w:themeColor="text1"/>
+                <w:sz w:val="20"/>
+                <w:szCs w:val="20"/>
+              </w:rPr>
+            </w:pPr>
+            <w:r>
+              <w:rPr>
+                <w:rFonts w:asciiTheme="majorHAnsi" w:hAnsiTheme="majorHAnsi" w:cstheme="majorBidi"/>
+                <w:b/>
+                <w:bCs/>
+                <w:color w:val="000000" w:themeColor="text1"/>
+                <w:sz w:val="20"/>
+                <w:szCs w:val="20"/>
+              </w:rPr>
+              <w:t xml:space="preserve">System response </w:t>
+            </w:r>
+          </w:p>
+        </w:tc>
+      </w:tr>
+      <w:tr>
+        <w:trPr>
+          <w:trHeight w:val="586"/>
+        </w:trPr>
+        <w:tc>
+          <w:tcPr>
+            <w:tcW w:w="4740" w:type="dxa"/>
+            <w:vAlign w:val="center"/>
+          </w:tcPr>
+          <w:p>
+            <w:pPr>
+              <w:spacing w:before="100" w:beforeAutospacing="1" w:after="100" w:afterAutospacing="1"/>
+              <w:rPr>
+                <w:rFonts w:asciiTheme="majorHAnsi" w:eastAsia="Times New Roman" w:hAnsiTheme="majorHAnsi" w:cs="Times New Roman"/>
+                <w:color w:val="000000" w:themeColor="text1"/>
+                <w:kern w:val="0"/>
+                <w:sz w:val="20"/>
+                <w:szCs w:val="20"/>
+                <w14:ligatures w14:val="none"/>
+              </w:rPr>
+            </w:pPr>
+            <w:r>
+              <w:rPr>
+                <w:rFonts w:asciiTheme="majorHAnsi" w:hAnsiTheme="majorHAnsi"/>
+                <w:sz w:val="20"/>
+                <w:szCs w:val="20"/>
+              </w:rPr>
+              <w:t>1. The employee selects Add Item.</w:t>
+            </w:r>
+          </w:p>
+        </w:tc>
+        <w:tc>
+          <w:tcPr>
+            <w:tcW w:w="4740" w:type="dxa"/>
+            <w:vAlign w:val="center"/>
+          </w:tcPr>
+          <w:p>
+            <w:pPr>
+              <w:rPr>
+                <w:rFonts w:asciiTheme="majorHAnsi" w:hAnsiTheme="majorHAnsi" w:cstheme="majorBidi"/>
+                <w:color w:val="000000" w:themeColor="text1"/>
+                <w:sz w:val="20"/>
+                <w:szCs w:val="20"/>
+              </w:rPr>
+            </w:pPr>
+            <w:r>
+              <w:rPr>
+                <w:rFonts w:asciiTheme="majorHAnsi" w:hAnsiTheme="majorHAnsi"/>
+                <w:sz w:val="20"/>
+                <w:szCs w:val="20"/>
+              </w:rPr>
+              <w:t>2. The system asks the employee to scan the barcode or enter the item identifier.</w:t>
+            </w:r>
+          </w:p>
+        </w:tc>
+      </w:tr>
+      <w:tr>
+        <w:trPr>
+          <w:trHeight w:val="66"/>
+        </w:trPr>
+        <w:tc>
+          <w:tcPr>
+            <w:tcW w:w="4740" w:type="dxa"/>
+            <w:vAlign w:val="center"/>
+          </w:tcPr>
+          <w:p>
+            <w:pPr>
+              <w:rPr>
+                <w:rFonts w:asciiTheme="majorHAnsi" w:hAnsiTheme="majorHAnsi" w:cstheme="majorBidi"/>
+                <w:color w:val="000000" w:themeColor="text1"/>
+                <w:sz w:val="20"/>
+                <w:szCs w:val="20"/>
+              </w:rPr>
+            </w:pPr>
+            <w:r>
+              <w:rPr>
+                <w:rFonts w:asciiTheme="majorHAnsi" w:hAnsiTheme="majorHAnsi"/>
+                <w:sz w:val="20"/>
+                <w:szCs w:val="20"/>
+              </w:rPr>
+              <w:t>3. The employee enters or scans the identifier.</w:t>
+            </w:r>
+          </w:p>
+        </w:tc>
+        <w:tc>
+          <w:tcPr>
+            <w:tcW w:w="4740" w:type="dxa"/>
+            <w:vAlign w:val="center"/>
+          </w:tcPr>
+          <w:p>
+            <w:pPr>
+              <w:rPr>
+                <w:rFonts w:asciiTheme="majorHAnsi" w:hAnsiTheme="majorHAnsi" w:cstheme="majorBidi"/>
+                <w:color w:val="000000" w:themeColor="text1"/>
+                <w:sz w:val="20"/>
+                <w:szCs w:val="20"/>
+              </w:rPr>
+            </w:pPr>
+            <w:r>
+              <w:rPr>
+                <w:rFonts w:asciiTheme="majorHAnsi" w:hAnsiTheme="majorHAnsi"/>
+                <w:sz w:val="20"/>
+                <w:szCs w:val="20"/>
+              </w:rPr>
+              <w:t>4. The system checks whether the item already exists.</w:t>
+            </w:r>
+          </w:p>
+        </w:tc>
+      </w:tr>
+      <w:tr>
+        <w:trPr>
+          <w:trHeight w:val="66"/>
+        </w:trPr>
+        <w:tc>
+          <w:tcPr>
+            <w:tcW w:w="4740" w:type="dxa"/>
+            <w:vAlign w:val="center"/>
+          </w:tcPr>
+          <w:p>
+            <w:pPr>
+              <w:rPr>
+                <w:rFonts w:asciiTheme="majorHAnsi" w:hAnsiTheme="majorHAnsi" w:cstheme="majorBidi"/>
+                <w:color w:val="000000" w:themeColor="text1"/>
+                <w:sz w:val="20"/>
+                <w:szCs w:val="20"/>
+              </w:rPr>
+            </w:pPr>
+          </w:p>
+        </w:tc>
+        <w:tc>
+          <w:tcPr>
+            <w:tcW w:w="4740" w:type="dxa"/>
+            <w:vAlign w:val="center"/>
+          </w:tcPr>
+          <w:p>
+            <w:pPr>
+              <w:spacing w:before="100" w:beforeAutospacing="1" w:after="100" w:afterAutospacing="1"/>
+              <w:rPr>
+                <w:rFonts w:asciiTheme="majorHAnsi" w:eastAsia="Times New Roman" w:hAnsiTheme="majorHAnsi" w:cs="Times New Roman"/>
+                <w:color w:val="000000" w:themeColor="text1"/>
+                <w:kern w:val="0"/>
+                <w:sz w:val="20"/>
+                <w:szCs w:val="20"/>
+                <w14:ligatures w14:val="none"/>
+              </w:rPr>
+            </w:pPr>
+            <w:r>
+              <w:rPr>
+                <w:rFonts w:asciiTheme="majorHAnsi" w:hAnsiTheme="majorHAnsi"/>
+                <w:sz w:val="20"/>
+                <w:szCs w:val="20"/>
+              </w:rPr>
+              <w:t>5. If it is a new item, the system requests its name, selling price, quantity, manufacturer, place of origin, and expiration date when applicable.</w:t>
+            </w:r>
+          </w:p>
+        </w:tc>
+      </w:tr>
+      <w:tr>
+        <w:trPr>
+          <w:trHeight w:val="192"/>
+        </w:trPr>
+        <w:tc>
+          <w:tcPr>
+            <w:tcW w:w="4740" w:type="dxa"/>
+            <w:vAlign w:val="center"/>
+          </w:tcPr>
+          <w:p>
+            <w:pPr>
+              <w:rPr>
+                <w:rFonts w:asciiTheme="majorHAnsi" w:hAnsiTheme="majorHAnsi" w:cstheme="majorBidi"/>
+                <w:color w:val="000000" w:themeColor="text1"/>
+                <w:sz w:val="20"/>
+                <w:szCs w:val="20"/>
+              </w:rPr>
+            </w:pPr>
+            <w:r>
+              <w:rPr>
+                <w:rFonts w:asciiTheme="majorHAnsi" w:hAnsiTheme="majorHAnsi"/>
+                <w:sz w:val="20"/>
+                <w:szCs w:val="20"/>
+              </w:rPr>
+              <w:t>6. The employee enters the required details.</w:t>
+            </w:r>
+          </w:p>
+        </w:tc>
+        <w:tc>
+          <w:tcPr>
+            <w:tcW w:w="4740" w:type="dxa"/>
+            <w:vAlign w:val="center"/>
+          </w:tcPr>
+          <w:p>
+            <w:pPr>
+              <w:rPr>
+                <w:rFonts w:asciiTheme="majorHAnsi" w:hAnsiTheme="majorHAnsi" w:cstheme="majorBidi"/>
+                <w:color w:val="000000" w:themeColor="text1"/>
+                <w:sz w:val="20"/>
+                <w:szCs w:val="20"/>
+              </w:rPr>
+            </w:pPr>
+            <w:r>
+              <w:rPr>
+                <w:rFonts w:asciiTheme="majorHAnsi" w:hAnsiTheme="majorHAnsi"/>
+                <w:sz w:val="20"/>
+                <w:szCs w:val="20"/>
+              </w:rPr>
+              <w:t>7. The system creates the new inventory record</w:t>
+            </w:r>
+            <w:r>
+              <w:rPr>
+                <w:rFonts w:asciiTheme="majorHAnsi" w:hAnsiTheme="majorHAnsi"/>
+                <w:sz w:val="20"/>
+                <w:szCs w:val="20"/>
+              </w:rPr>
+              <w:t xml:space="preserve"> and record the addition</w:t>
+            </w:r>
+            <w:r>
+              <w:rPr>
+                <w:rFonts w:asciiTheme="majorHAnsi" w:hAnsiTheme="majorHAnsi"/>
+                <w:sz w:val="20"/>
+                <w:szCs w:val="20"/>
+              </w:rPr>
+              <w:t>.</w:t>
+            </w:r>
+          </w:p>
+        </w:tc>
+      </w:tr>
+      <w:tr>
+        <w:trPr>
+          <w:trHeight w:val="115"/>
+        </w:trPr>
+        <w:tc>
+          <w:tcPr>
+            <w:tcW w:w="4740" w:type="dxa"/>
+            <w:vAlign w:val="center"/>
+          </w:tcPr>
+          <w:p>
+            <w:pPr>
+              <w:rPr>
+                <w:rFonts w:asciiTheme="majorHAnsi" w:hAnsiTheme="majorHAnsi" w:cstheme="majorBidi"/>
+                <w:color w:val="000000" w:themeColor="text1"/>
+                <w:sz w:val="20"/>
+                <w:szCs w:val="20"/>
+              </w:rPr>
+            </w:pPr>
+          </w:p>
+        </w:tc>
+        <w:tc>
+          <w:tcPr>
+            <w:tcW w:w="4740" w:type="dxa"/>
+            <w:vAlign w:val="center"/>
+          </w:tcPr>
+          <w:p>
+            <w:pPr>
+              <w:rPr>
+                <w:rFonts w:asciiTheme="majorHAnsi" w:hAnsiTheme="majorHAnsi"/>
+                <w:color w:val="000000" w:themeColor="text1"/>
+                <w:sz w:val="20"/>
+                <w:szCs w:val="20"/>
+                <w:shd w:val="clear" w:color="auto" w:fill="FFFFFF"/>
+              </w:rPr>
+            </w:pPr>
+            <w:r>
+              <w:rPr>
+                <w:rFonts w:asciiTheme="majorHAnsi" w:hAnsiTheme="majorHAnsi"/>
+                <w:sz w:val="20"/>
+                <w:szCs w:val="20"/>
+              </w:rPr>
+              <w:t>8</w:t>
+            </w:r>
+            <w:r>
+              <w:rPr>
+                <w:rFonts w:asciiTheme="majorHAnsi" w:hAnsiTheme="majorHAnsi"/>
+                <w:sz w:val="20"/>
+                <w:szCs w:val="20"/>
+              </w:rPr>
+              <w:t>. The system confirms that the inventory has been updated.</w:t>
+            </w:r>
+          </w:p>
+        </w:tc>
+      </w:tr>
+      <w:tr>
+        <w:trPr>
+          <w:trHeight w:val="504"/>
+        </w:trPr>
+        <w:tc>
+          <w:tcPr>
+            <w:tcW w:w="9480" w:type="dxa"/>
+            <w:gridSpan w:val="2"/>
+          </w:tcPr>
+          <w:p>
+            <w:pPr>
+              <w:rPr>
+                <w:rFonts w:asciiTheme="majorHAnsi" w:hAnsiTheme="majorHAnsi" w:cstheme="majorBidi"/>
+                <w:b/>
+                <w:bCs/>
+                <w:color w:val="000000" w:themeColor="text1"/>
+                <w:sz w:val="20"/>
+                <w:szCs w:val="20"/>
+              </w:rPr>
+            </w:pPr>
+            <w:r>
+              <w:rPr>
+                <w:rFonts w:asciiTheme="majorHAnsi" w:hAnsiTheme="majorHAnsi" w:cstheme="majorBidi"/>
+                <w:b/>
+                <w:bCs/>
+                <w:color w:val="000000" w:themeColor="text1"/>
+                <w:sz w:val="20"/>
+                <w:szCs w:val="20"/>
+              </w:rPr>
+              <w:t xml:space="preserve">Alternatives flow: </w:t>
+            </w:r>
+          </w:p>
+          <w:p>
+            <w:pPr>
+              <w:pStyle w:val="ListBullet"/>
+              <w:numPr>
+                <w:ilvl w:val="0"/>
+                <w:numId w:val="0"/>
+              </w:numPr>
+              <w:rPr>
+                <w:rFonts w:asciiTheme="majorHAnsi" w:hAnsiTheme="majorHAnsi"/>
+                <w:szCs w:val="20"/>
+              </w:rPr>
+            </w:pPr>
+            <w:r>
+              <w:rPr>
+                <w:rFonts w:asciiTheme="majorHAnsi" w:hAnsiTheme="majorHAnsi"/>
+                <w:szCs w:val="20"/>
+              </w:rPr>
+              <w:t>4.a. If the item already exists, the system</w:t>
+            </w:r>
+            <w:r>
+              <w:rPr>
+                <w:rFonts w:asciiTheme="majorHAnsi" w:hAnsiTheme="majorHAnsi"/>
+                <w:szCs w:val="20"/>
+              </w:rPr>
+              <w:t xml:space="preserve"> asks for the quantity to add, the employee enters it and the system increases the quantity and records the addition, resumes at step 8</w:t>
+            </w:r>
+            <w:r>
+              <w:rPr>
+                <w:rFonts w:asciiTheme="majorHAnsi" w:hAnsiTheme="majorHAnsi"/>
+                <w:szCs w:val="20"/>
+              </w:rPr>
+              <w:t>.</w:t>
+            </w:r>
+          </w:p>
+          <w:p>
+            <w:pPr>
+              <w:pStyle w:val="ListBullet"/>
+              <w:numPr>
+                <w:ilvl w:val="0"/>
+                <w:numId w:val="0"/>
+              </w:numPr>
+              <w:rPr>
+                <w:rFonts w:asciiTheme="majorHAnsi" w:hAnsiTheme="majorHAnsi"/>
+                <w:szCs w:val="20"/>
+              </w:rPr>
+            </w:pPr>
+            <w:r>
+              <w:rPr>
+                <w:rFonts w:asciiTheme="majorHAnsi" w:hAnsiTheme="majorHAnsi"/>
+                <w:szCs w:val="20"/>
+              </w:rPr>
+              <w:t>6.a. If required information is missing, the system asks the employee to complete it before saving.</w:t>
+            </w:r>
+          </w:p>
+          <w:p>
+            <w:pPr>
+              <w:pStyle w:val="ListBullet"/>
+              <w:numPr>
+                <w:ilvl w:val="0"/>
+                <w:numId w:val="0"/>
+              </w:numPr>
+              <w:rPr>
+                <w:rFonts w:asciiTheme="majorHAnsi" w:hAnsiTheme="majorHAnsi"/>
+                <w:color w:val="000000" w:themeColor="text1"/>
+                <w:szCs w:val="20"/>
+              </w:rPr>
+            </w:pPr>
+          </w:p>
+        </w:tc>
+      </w:tr>
+    </w:tbl>
+    <w:p>
+      <w:pPr>
+        <w:spacing w:before="100" w:beforeAutospacing="1" w:after="100" w:afterAutospacing="1" w:line="240" w:lineRule="auto"/>
+        <w:rPr>
+          <w:rFonts w:ascii="Times New Roman" w:eastAsia="Times New Roman" w:hAnsi="Times New Roman" w:cs="Times New Roman"/>
+          <w:color w:val="000000"/>
+          <w:kern w:val="0"/>
+          <w14:ligatures w14:val="none"/>
+        </w:rPr>
+      </w:pPr>
+      <w:r>
+        <w:rPr>
+          <w:rFonts w:asciiTheme="majorHAnsi" w:eastAsia="Times New Roman" w:hAnsiTheme="majorHAnsi" w:cs="Arial"/>
+          <w:b/>
+          <w:bCs/>
+          <w:color w:val="000000" w:themeColor="text1"/>
+          <w:kern w:val="0"/>
+          <w:sz w:val="28"/>
+          <w:szCs w:val="28"/>
+          <w:u w:val="single"/>
+          <w14:ligatures w14:val="none"/>
+        </w:rPr>
+        <w:t xml:space="preserve">Task 2 : </w:t>
+      </w:r>
+      <w:r>
+        <w:rPr>
+          <w:rFonts w:asciiTheme="majorHAnsi" w:hAnsiTheme="majorHAnsi"/>
+          <w:b/>
+          <w:bCs/>
+          <w:sz w:val="28"/>
+          <w:szCs w:val="28"/>
+          <w:u w:val="single"/>
+        </w:rPr>
+        <w:t>Remove Item</w:t>
+      </w:r>
+      <w:r>
+        <w:rPr>
+          <w:rFonts w:asciiTheme="majorHAnsi" w:hAnsiTheme="majorHAnsi"/>
+          <w:b/>
+          <w:bCs/>
+          <w:color w:val="000000" w:themeColor="text1"/>
+          <w:sz w:val="28"/>
+          <w:szCs w:val="28"/>
+          <w:u w:val="single"/>
+        </w:rPr>
+        <w:t xml:space="preserve"> </w:t>
+      </w:r>
+    </w:p>
+    <w:tbl>
+      <w:tblPr>
+        <w:tblStyle w:val="TableGrid"/>
+        <w:tblW w:w="9480" w:type="dxa"/>
+        <w:tblLook w:val="04A0" w:firstRow="1" w:lastRow="0" w:firstColumn="1" w:lastColumn="0" w:noHBand="0" w:noVBand="1"/>
+      </w:tblPr>
+      <w:tblGrid>
+        <w:gridCol w:w="4740"/>
+        <w:gridCol w:w="4740"/>
+      </w:tblGrid>
+      <w:tr>
+        <w:trPr>
+          <w:trHeight w:val="504"/>
+        </w:trPr>
+        <w:tc>
+          <w:tcPr>
+            <w:tcW w:w="4740" w:type="dxa"/>
+            <w:shd w:val="clear" w:color="auto" w:fill="DAE9F7" w:themeFill="text2" w:themeFillTint="1A"/>
+          </w:tcPr>
+          <w:p>
+            <w:pPr>
+              <w:rPr>
+                <w:rFonts w:asciiTheme="majorHAnsi" w:hAnsiTheme="majorHAnsi" w:cstheme="majorBidi"/>
+                <w:b/>
+                <w:bCs/>
+                <w:color w:val="000000" w:themeColor="text1"/>
+                <w:sz w:val="22"/>
+                <w:szCs w:val="22"/>
+              </w:rPr>
+            </w:pPr>
+            <w:r>
+              <w:rPr>
+                <w:rFonts w:asciiTheme="majorHAnsi" w:hAnsiTheme="majorHAnsi" w:cstheme="majorBidi"/>
+                <w:b/>
+                <w:bCs/>
+                <w:color w:val="000000" w:themeColor="text1"/>
+                <w:sz w:val="22"/>
+                <w:szCs w:val="22"/>
+              </w:rPr>
+              <w:t xml:space="preserve">Use case ID: </w:t>
+            </w:r>
+            <w:r>
+              <w:rPr>
+                <w:rFonts w:asciiTheme="majorHAnsi" w:hAnsiTheme="majorHAnsi"/>
+                <w:sz w:val="22"/>
+                <w:szCs w:val="22"/>
+              </w:rPr>
+              <w:t>UC00</w:t>
+            </w:r>
+            <w:r>
+              <w:rPr>
+                <w:rFonts w:asciiTheme="majorHAnsi" w:hAnsiTheme="majorHAnsi"/>
+                <w:sz w:val="22"/>
+                <w:szCs w:val="22"/>
+              </w:rPr>
+              <w:t>7</w:t>
+            </w:r>
+          </w:p>
+        </w:tc>
+        <w:tc>
+          <w:tcPr>
+            <w:tcW w:w="4740" w:type="dxa"/>
+            <w:shd w:val="clear" w:color="auto" w:fill="DAE9F7" w:themeFill="text2" w:themeFillTint="1A"/>
+            <w:vAlign w:val="center"/>
+          </w:tcPr>
+          <w:p>
+            <w:pPr>
+              <w:rPr>
+                <w:rFonts w:asciiTheme="majorHAnsi" w:hAnsiTheme="majorHAnsi" w:cstheme="majorBidi"/>
+                <w:color w:val="000000" w:themeColor="text1"/>
+                <w:sz w:val="22"/>
+                <w:szCs w:val="22"/>
+              </w:rPr>
+            </w:pPr>
+            <w:r>
+              <w:rPr>
+                <w:rFonts w:asciiTheme="majorHAnsi" w:hAnsiTheme="majorHAnsi"/>
+                <w:sz w:val="22"/>
+                <w:szCs w:val="22"/>
+              </w:rPr>
+              <w:t>Remove Item</w:t>
+            </w:r>
+          </w:p>
+        </w:tc>
+      </w:tr>
+      <w:tr>
+        <w:trPr>
+          <w:trHeight w:val="674"/>
+        </w:trPr>
+        <w:tc>
+          <w:tcPr>
+            <w:tcW w:w="4740" w:type="dxa"/>
+          </w:tcPr>
+          <w:p>
+            <w:pPr>
+              <w:rPr>
+                <w:rFonts w:asciiTheme="majorHAnsi" w:hAnsiTheme="majorHAnsi" w:cstheme="majorBidi"/>
+                <w:b/>
+                <w:bCs/>
+                <w:color w:val="000000" w:themeColor="text1"/>
+                <w:sz w:val="22"/>
+                <w:szCs w:val="22"/>
+              </w:rPr>
+            </w:pPr>
+            <w:r>
+              <w:rPr>
+                <w:rFonts w:asciiTheme="majorHAnsi" w:hAnsiTheme="majorHAnsi" w:cstheme="majorBidi"/>
+                <w:b/>
+                <w:bCs/>
+                <w:color w:val="000000" w:themeColor="text1"/>
+                <w:sz w:val="22"/>
+                <w:szCs w:val="22"/>
+              </w:rPr>
+              <w:t xml:space="preserve">Brief description </w:t>
+            </w:r>
+          </w:p>
+        </w:tc>
+        <w:tc>
+          <w:tcPr>
+            <w:tcW w:w="4740" w:type="dxa"/>
+            <w:vAlign w:val="center"/>
+          </w:tcPr>
+          <w:p>
+            <w:pPr>
+              <w:rPr>
+                <w:rFonts w:asciiTheme="majorHAnsi" w:hAnsiTheme="majorHAnsi" w:cstheme="majorBidi"/>
+                <w:color w:val="000000" w:themeColor="text1"/>
+                <w:sz w:val="22"/>
+                <w:szCs w:val="22"/>
+              </w:rPr>
+            </w:pPr>
+            <w:r>
+              <w:rPr>
+                <w:rFonts w:asciiTheme="majorHAnsi" w:hAnsiTheme="majorHAnsi"/>
+                <w:sz w:val="22"/>
+                <w:szCs w:val="22"/>
+              </w:rPr>
+              <w:t>An authorized employee removes a specified quantity of an item from the inventory, and the system updates the available quantity and records the change.</w:t>
+            </w:r>
+          </w:p>
+        </w:tc>
+      </w:tr>
+      <w:tr>
+        <w:trPr>
+          <w:trHeight w:val="504"/>
+        </w:trPr>
+        <w:tc>
+          <w:tcPr>
+            <w:tcW w:w="4740" w:type="dxa"/>
+          </w:tcPr>
+          <w:p>
+            <w:pPr>
+              <w:rPr>
+                <w:rFonts w:asciiTheme="majorHAnsi" w:hAnsiTheme="majorHAnsi" w:cstheme="majorBidi"/>
+                <w:b/>
+                <w:bCs/>
+                <w:color w:val="000000" w:themeColor="text1"/>
+                <w:sz w:val="22"/>
+                <w:szCs w:val="22"/>
+              </w:rPr>
+            </w:pPr>
+            <w:r>
+              <w:rPr>
+                <w:rFonts w:asciiTheme="majorHAnsi" w:hAnsiTheme="majorHAnsi" w:cstheme="majorBidi"/>
+                <w:b/>
+                <w:bCs/>
+                <w:color w:val="000000" w:themeColor="text1"/>
+                <w:sz w:val="22"/>
+                <w:szCs w:val="22"/>
+              </w:rPr>
+              <w:t>Primary actors</w:t>
+            </w:r>
+          </w:p>
+        </w:tc>
+        <w:tc>
+          <w:tcPr>
+            <w:tcW w:w="4740" w:type="dxa"/>
+            <w:vAlign w:val="center"/>
+          </w:tcPr>
+          <w:p>
+            <w:pPr>
+              <w:rPr>
+                <w:rFonts w:asciiTheme="majorHAnsi" w:hAnsiTheme="majorHAnsi" w:cstheme="majorBidi"/>
+                <w:color w:val="000000" w:themeColor="text1"/>
+                <w:sz w:val="22"/>
+                <w:szCs w:val="22"/>
+              </w:rPr>
+            </w:pPr>
+            <w:r>
+              <w:rPr>
+                <w:rFonts w:asciiTheme="majorHAnsi" w:hAnsiTheme="majorHAnsi" w:cstheme="majorBidi"/>
+                <w:color w:val="000000" w:themeColor="text1"/>
+                <w:sz w:val="22"/>
+                <w:szCs w:val="22"/>
+              </w:rPr>
+              <w:t>Inventory Manager</w:t>
+            </w:r>
+          </w:p>
+        </w:tc>
+      </w:tr>
+      <w:tr>
+        <w:trPr>
+          <w:trHeight w:val="525"/>
+        </w:trPr>
+        <w:tc>
+          <w:tcPr>
+            <w:tcW w:w="4740" w:type="dxa"/>
+          </w:tcPr>
+          <w:p>
+            <w:pPr>
+              <w:rPr>
+                <w:rFonts w:asciiTheme="majorHAnsi" w:hAnsiTheme="majorHAnsi" w:cstheme="majorBidi"/>
+                <w:b/>
+                <w:bCs/>
+                <w:color w:val="000000" w:themeColor="text1"/>
+                <w:sz w:val="22"/>
+                <w:szCs w:val="22"/>
+              </w:rPr>
+            </w:pPr>
+            <w:r>
+              <w:rPr>
+                <w:rFonts w:asciiTheme="majorHAnsi" w:hAnsiTheme="majorHAnsi" w:cstheme="majorBidi"/>
+                <w:b/>
+                <w:bCs/>
+                <w:color w:val="000000" w:themeColor="text1"/>
+                <w:sz w:val="22"/>
+                <w:szCs w:val="22"/>
+              </w:rPr>
+              <w:t>trigger</w:t>
+            </w:r>
+          </w:p>
+        </w:tc>
+        <w:tc>
+          <w:tcPr>
+            <w:tcW w:w="4740" w:type="dxa"/>
+            <w:vAlign w:val="center"/>
+          </w:tcPr>
+          <w:p>
+            <w:pPr>
+              <w:rPr>
+                <w:rFonts w:asciiTheme="majorHAnsi" w:hAnsiTheme="majorHAnsi" w:cstheme="majorBidi"/>
+                <w:color w:val="000000" w:themeColor="text1"/>
+                <w:sz w:val="22"/>
+                <w:szCs w:val="22"/>
+              </w:rPr>
+            </w:pPr>
+            <w:r>
+              <w:rPr>
+                <w:rFonts w:asciiTheme="majorHAnsi" w:hAnsiTheme="majorHAnsi"/>
+                <w:sz w:val="22"/>
+                <w:szCs w:val="22"/>
+              </w:rPr>
+              <w:t>Employee selects Remove Item.</w:t>
+            </w:r>
+          </w:p>
+        </w:tc>
+      </w:tr>
+      <w:tr>
+        <w:trPr>
+          <w:trHeight w:val="504"/>
+        </w:trPr>
+        <w:tc>
+          <w:tcPr>
+            <w:tcW w:w="4740" w:type="dxa"/>
+          </w:tcPr>
+          <w:p>
+            <w:pPr>
+              <w:rPr>
+                <w:rFonts w:asciiTheme="majorHAnsi" w:hAnsiTheme="majorHAnsi" w:cstheme="majorBidi"/>
+                <w:b/>
+                <w:bCs/>
+                <w:color w:val="000000" w:themeColor="text1"/>
+                <w:sz w:val="22"/>
+                <w:szCs w:val="22"/>
+              </w:rPr>
+            </w:pPr>
+            <w:r>
+              <w:rPr>
+                <w:rFonts w:asciiTheme="majorHAnsi" w:hAnsiTheme="majorHAnsi" w:cstheme="majorBidi"/>
+                <w:b/>
+                <w:bCs/>
+                <w:color w:val="000000" w:themeColor="text1"/>
+                <w:sz w:val="22"/>
+                <w:szCs w:val="22"/>
+              </w:rPr>
+              <w:lastRenderedPageBreak/>
+              <w:t xml:space="preserve">Preconditions </w:t>
+            </w:r>
+          </w:p>
+        </w:tc>
+        <w:tc>
+          <w:tcPr>
+            <w:tcW w:w="4740" w:type="dxa"/>
+            <w:vAlign w:val="center"/>
+          </w:tcPr>
+          <w:p>
+            <w:pPr>
+              <w:rPr>
+                <w:rFonts w:asciiTheme="majorHAnsi" w:hAnsiTheme="majorHAnsi" w:cstheme="majorBidi"/>
+                <w:color w:val="000000" w:themeColor="text1"/>
+                <w:sz w:val="22"/>
+                <w:szCs w:val="22"/>
+              </w:rPr>
+            </w:pPr>
+            <w:r>
+              <w:rPr>
+                <w:rFonts w:asciiTheme="majorHAnsi" w:hAnsiTheme="majorHAnsi"/>
+                <w:sz w:val="22"/>
+                <w:szCs w:val="22"/>
+              </w:rPr>
+              <w:t>Employee is logged in</w:t>
+            </w:r>
+            <w:r>
+              <w:rPr>
+                <w:rFonts w:asciiTheme="majorHAnsi" w:hAnsiTheme="majorHAnsi"/>
+                <w:sz w:val="22"/>
+                <w:szCs w:val="22"/>
+              </w:rPr>
+              <w:t>.</w:t>
+            </w:r>
+          </w:p>
+        </w:tc>
+      </w:tr>
+      <w:tr>
+        <w:trPr>
+          <w:trHeight w:val="504"/>
+        </w:trPr>
+        <w:tc>
+          <w:tcPr>
+            <w:tcW w:w="4740" w:type="dxa"/>
+          </w:tcPr>
+          <w:p>
+            <w:pPr>
+              <w:rPr>
+                <w:rFonts w:asciiTheme="majorHAnsi" w:hAnsiTheme="majorHAnsi" w:cstheme="majorBidi"/>
+                <w:b/>
+                <w:bCs/>
+                <w:color w:val="000000" w:themeColor="text1"/>
+                <w:sz w:val="22"/>
+                <w:szCs w:val="22"/>
+              </w:rPr>
+            </w:pPr>
+            <w:r>
+              <w:rPr>
+                <w:rFonts w:asciiTheme="majorHAnsi" w:hAnsiTheme="majorHAnsi" w:cstheme="majorBidi"/>
+                <w:b/>
+                <w:bCs/>
+                <w:color w:val="000000" w:themeColor="text1"/>
+                <w:sz w:val="22"/>
+                <w:szCs w:val="22"/>
+              </w:rPr>
+              <w:t xml:space="preserve">Post condition </w:t>
+            </w:r>
+          </w:p>
+        </w:tc>
+        <w:tc>
+          <w:tcPr>
+            <w:tcW w:w="4740" w:type="dxa"/>
+          </w:tcPr>
+          <w:p>
+            <w:pPr>
+              <w:rPr>
+                <w:rFonts w:asciiTheme="majorHAnsi" w:hAnsiTheme="majorHAnsi" w:cstheme="majorBidi"/>
+                <w:color w:val="000000" w:themeColor="text1"/>
+                <w:sz w:val="22"/>
+                <w:szCs w:val="22"/>
+              </w:rPr>
+            </w:pPr>
+            <w:r>
+              <w:rPr>
+                <w:rFonts w:asciiTheme="majorHAnsi" w:hAnsiTheme="majorHAnsi"/>
+                <w:sz w:val="22"/>
+                <w:szCs w:val="22"/>
+              </w:rPr>
+              <w:t>The available quantity is reduced, and the inventory change is recorded if the removal is successful.</w:t>
+            </w:r>
+          </w:p>
+        </w:tc>
+      </w:tr>
+      <w:tr>
+        <w:trPr>
+          <w:trHeight w:val="504"/>
+        </w:trPr>
+        <w:tc>
+          <w:tcPr>
+            <w:tcW w:w="9480" w:type="dxa"/>
+            <w:gridSpan w:val="2"/>
+            <w:shd w:val="clear" w:color="auto" w:fill="DAE9F7" w:themeFill="text2" w:themeFillTint="1A"/>
+          </w:tcPr>
+          <w:p>
+            <w:pPr>
+              <w:rPr>
+                <w:rFonts w:asciiTheme="majorHAnsi" w:hAnsiTheme="majorHAnsi" w:cstheme="majorBidi"/>
+                <w:b/>
+                <w:bCs/>
+                <w:color w:val="000000" w:themeColor="text1"/>
+                <w:sz w:val="22"/>
+                <w:szCs w:val="22"/>
+              </w:rPr>
+            </w:pPr>
+            <w:r>
+              <w:rPr>
+                <w:rFonts w:asciiTheme="majorHAnsi" w:hAnsiTheme="majorHAnsi" w:cstheme="majorBidi"/>
+                <w:b/>
+                <w:bCs/>
+                <w:color w:val="000000" w:themeColor="text1"/>
+                <w:sz w:val="22"/>
+                <w:szCs w:val="22"/>
+              </w:rPr>
+              <w:t xml:space="preserve">Main success scenario </w:t>
+            </w:r>
+          </w:p>
+        </w:tc>
+      </w:tr>
+      <w:tr>
+        <w:trPr>
+          <w:trHeight w:val="504"/>
+        </w:trPr>
+        <w:tc>
+          <w:tcPr>
+            <w:tcW w:w="4740" w:type="dxa"/>
+            <w:shd w:val="clear" w:color="auto" w:fill="DAE9F7" w:themeFill="text2" w:themeFillTint="1A"/>
+          </w:tcPr>
+          <w:p>
+            <w:pPr>
+              <w:rPr>
+                <w:rFonts w:asciiTheme="majorHAnsi" w:hAnsiTheme="majorHAnsi" w:cstheme="majorBidi"/>
+                <w:b/>
+                <w:bCs/>
+                <w:color w:val="000000" w:themeColor="text1"/>
+                <w:sz w:val="22"/>
+                <w:szCs w:val="22"/>
+              </w:rPr>
+            </w:pPr>
+            <w:r>
+              <w:rPr>
+                <w:rFonts w:asciiTheme="majorHAnsi" w:hAnsiTheme="majorHAnsi" w:cstheme="majorBidi"/>
+                <w:b/>
+                <w:bCs/>
+                <w:color w:val="000000" w:themeColor="text1"/>
+                <w:sz w:val="22"/>
+                <w:szCs w:val="22"/>
+              </w:rPr>
+              <w:t xml:space="preserve">Actor action </w:t>
+            </w:r>
+          </w:p>
+        </w:tc>
+        <w:tc>
+          <w:tcPr>
+            <w:tcW w:w="4740" w:type="dxa"/>
+            <w:shd w:val="clear" w:color="auto" w:fill="DAE9F7" w:themeFill="text2" w:themeFillTint="1A"/>
+          </w:tcPr>
+          <w:p>
+            <w:pPr>
+              <w:rPr>
+                <w:rFonts w:asciiTheme="majorHAnsi" w:hAnsiTheme="majorHAnsi" w:cstheme="majorBidi"/>
+                <w:b/>
+                <w:bCs/>
+                <w:color w:val="000000" w:themeColor="text1"/>
+                <w:sz w:val="22"/>
+                <w:szCs w:val="22"/>
+              </w:rPr>
+            </w:pPr>
+            <w:r>
+              <w:rPr>
+                <w:rFonts w:asciiTheme="majorHAnsi" w:hAnsiTheme="majorHAnsi" w:cstheme="majorBidi"/>
+                <w:b/>
+                <w:bCs/>
+                <w:color w:val="000000" w:themeColor="text1"/>
+                <w:sz w:val="22"/>
+                <w:szCs w:val="22"/>
+              </w:rPr>
+              <w:t xml:space="preserve">System response </w:t>
+            </w:r>
+          </w:p>
+        </w:tc>
+      </w:tr>
+      <w:tr>
+        <w:trPr>
+          <w:trHeight w:val="586"/>
+        </w:trPr>
+        <w:tc>
+          <w:tcPr>
+            <w:tcW w:w="4740" w:type="dxa"/>
+            <w:vAlign w:val="center"/>
+          </w:tcPr>
+          <w:p>
+            <w:pPr>
+              <w:spacing w:before="100" w:beforeAutospacing="1" w:after="100" w:afterAutospacing="1"/>
+              <w:rPr>
+                <w:rFonts w:asciiTheme="majorHAnsi" w:eastAsia="Times New Roman" w:hAnsiTheme="majorHAnsi" w:cs="Times New Roman"/>
+                <w:color w:val="000000" w:themeColor="text1"/>
+                <w:kern w:val="0"/>
+                <w:sz w:val="22"/>
+                <w:szCs w:val="22"/>
+                <w14:ligatures w14:val="none"/>
+              </w:rPr>
+            </w:pPr>
+            <w:r>
+              <w:rPr>
+                <w:rFonts w:asciiTheme="majorHAnsi" w:hAnsiTheme="majorHAnsi"/>
+                <w:sz w:val="22"/>
+                <w:szCs w:val="22"/>
+              </w:rPr>
+              <w:t>1. The employee selects Remove Item.</w:t>
+            </w:r>
+          </w:p>
+        </w:tc>
+        <w:tc>
+          <w:tcPr>
+            <w:tcW w:w="4740" w:type="dxa"/>
+            <w:vAlign w:val="center"/>
+          </w:tcPr>
+          <w:p>
+            <w:pPr>
+              <w:rPr>
+                <w:rFonts w:asciiTheme="majorHAnsi" w:hAnsiTheme="majorHAnsi" w:cstheme="majorBidi"/>
+                <w:color w:val="000000" w:themeColor="text1"/>
+                <w:sz w:val="22"/>
+                <w:szCs w:val="22"/>
+              </w:rPr>
+            </w:pPr>
+            <w:r>
+              <w:rPr>
+                <w:rFonts w:asciiTheme="majorHAnsi" w:hAnsiTheme="majorHAnsi"/>
+                <w:sz w:val="22"/>
+                <w:szCs w:val="22"/>
+              </w:rPr>
+              <w:t>2. The system asks for the item identifier and quantity.</w:t>
+            </w:r>
+          </w:p>
+        </w:tc>
+      </w:tr>
+      <w:tr>
+        <w:trPr>
+          <w:trHeight w:val="66"/>
+        </w:trPr>
+        <w:tc>
+          <w:tcPr>
+            <w:tcW w:w="4740" w:type="dxa"/>
+            <w:vAlign w:val="center"/>
+          </w:tcPr>
+          <w:p>
+            <w:pPr>
+              <w:rPr>
+                <w:rFonts w:asciiTheme="majorHAnsi" w:hAnsiTheme="majorHAnsi" w:cstheme="majorBidi"/>
+                <w:color w:val="000000" w:themeColor="text1"/>
+                <w:sz w:val="22"/>
+                <w:szCs w:val="22"/>
+              </w:rPr>
+            </w:pPr>
+            <w:r>
+              <w:rPr>
+                <w:rFonts w:asciiTheme="majorHAnsi" w:hAnsiTheme="majorHAnsi"/>
+                <w:sz w:val="22"/>
+                <w:szCs w:val="22"/>
+              </w:rPr>
+              <w:t>3. The employee enters the item identifier and quantity.</w:t>
+            </w:r>
+          </w:p>
+        </w:tc>
+        <w:tc>
+          <w:tcPr>
+            <w:tcW w:w="4740" w:type="dxa"/>
+            <w:vAlign w:val="center"/>
+          </w:tcPr>
+          <w:p>
+            <w:pPr>
+              <w:rPr>
+                <w:rFonts w:asciiTheme="majorHAnsi" w:hAnsiTheme="majorHAnsi" w:cstheme="majorBidi"/>
+                <w:color w:val="000000" w:themeColor="text1"/>
+                <w:sz w:val="22"/>
+                <w:szCs w:val="22"/>
+              </w:rPr>
+            </w:pPr>
+            <w:r>
+              <w:rPr>
+                <w:rFonts w:asciiTheme="majorHAnsi" w:hAnsiTheme="majorHAnsi"/>
+                <w:sz w:val="22"/>
+                <w:szCs w:val="22"/>
+              </w:rPr>
+              <w:t>4. The system retrieves the item information.</w:t>
+            </w:r>
+          </w:p>
+        </w:tc>
+      </w:tr>
+      <w:tr>
+        <w:trPr>
+          <w:trHeight w:val="66"/>
+        </w:trPr>
+        <w:tc>
+          <w:tcPr>
+            <w:tcW w:w="4740" w:type="dxa"/>
+          </w:tcPr>
+          <w:p>
+            <w:pPr>
+              <w:rPr>
+                <w:rFonts w:asciiTheme="majorHAnsi" w:hAnsiTheme="majorHAnsi" w:cstheme="majorBidi"/>
+                <w:color w:val="000000" w:themeColor="text1"/>
+                <w:sz w:val="22"/>
+                <w:szCs w:val="22"/>
+              </w:rPr>
+            </w:pPr>
+          </w:p>
+        </w:tc>
+        <w:tc>
+          <w:tcPr>
+            <w:tcW w:w="4740" w:type="dxa"/>
+            <w:vAlign w:val="center"/>
+          </w:tcPr>
+          <w:p>
+            <w:pPr>
+              <w:spacing w:before="100" w:beforeAutospacing="1" w:after="100" w:afterAutospacing="1"/>
+              <w:rPr>
+                <w:rFonts w:asciiTheme="majorHAnsi" w:eastAsia="Times New Roman" w:hAnsiTheme="majorHAnsi" w:cs="Times New Roman"/>
+                <w:color w:val="000000" w:themeColor="text1"/>
+                <w:kern w:val="0"/>
+                <w:sz w:val="22"/>
+                <w:szCs w:val="22"/>
+                <w14:ligatures w14:val="none"/>
+              </w:rPr>
+            </w:pPr>
+            <w:r>
+              <w:rPr>
+                <w:rFonts w:asciiTheme="majorHAnsi" w:hAnsiTheme="majorHAnsi"/>
+                <w:sz w:val="22"/>
+                <w:szCs w:val="22"/>
+              </w:rPr>
+              <w:t>5. The system checks whether the requested quantity is available.</w:t>
+            </w:r>
+          </w:p>
+        </w:tc>
+      </w:tr>
+      <w:tr>
+        <w:trPr>
+          <w:trHeight w:val="192"/>
+        </w:trPr>
+        <w:tc>
+          <w:tcPr>
+            <w:tcW w:w="4740" w:type="dxa"/>
+          </w:tcPr>
+          <w:p>
+            <w:pPr>
+              <w:rPr>
+                <w:rFonts w:asciiTheme="majorHAnsi" w:hAnsiTheme="majorHAnsi" w:cstheme="majorBidi"/>
+                <w:color w:val="000000" w:themeColor="text1"/>
+                <w:sz w:val="22"/>
+                <w:szCs w:val="22"/>
+              </w:rPr>
+            </w:pPr>
+          </w:p>
+        </w:tc>
+        <w:tc>
+          <w:tcPr>
+            <w:tcW w:w="4740" w:type="dxa"/>
+            <w:vAlign w:val="center"/>
+          </w:tcPr>
+          <w:p>
+            <w:pPr>
+              <w:rPr>
+                <w:rFonts w:asciiTheme="majorHAnsi" w:hAnsiTheme="majorHAnsi" w:cstheme="majorBidi"/>
+                <w:color w:val="000000" w:themeColor="text1"/>
+                <w:sz w:val="22"/>
+                <w:szCs w:val="22"/>
+              </w:rPr>
+            </w:pPr>
+            <w:r>
+              <w:rPr>
+                <w:rFonts w:asciiTheme="majorHAnsi" w:hAnsiTheme="majorHAnsi"/>
+                <w:sz w:val="22"/>
+                <w:szCs w:val="22"/>
+              </w:rPr>
+              <w:t>6. The system reduces the available quantity and records the change.</w:t>
+            </w:r>
+          </w:p>
+        </w:tc>
+      </w:tr>
+      <w:tr>
+        <w:trPr>
+          <w:trHeight w:val="192"/>
+        </w:trPr>
+        <w:tc>
+          <w:tcPr>
+            <w:tcW w:w="4740" w:type="dxa"/>
+          </w:tcPr>
+          <w:p>
+            <w:pPr>
+              <w:rPr>
+                <w:rFonts w:asciiTheme="majorHAnsi" w:hAnsiTheme="majorHAnsi" w:cstheme="majorBidi"/>
+                <w:color w:val="000000" w:themeColor="text1"/>
+                <w:sz w:val="22"/>
+                <w:szCs w:val="22"/>
+              </w:rPr>
+            </w:pPr>
+          </w:p>
+        </w:tc>
+        <w:tc>
+          <w:tcPr>
+            <w:tcW w:w="4740" w:type="dxa"/>
+            <w:vAlign w:val="center"/>
+          </w:tcPr>
+          <w:p>
+            <w:pPr>
+              <w:rPr>
+                <w:rFonts w:asciiTheme="majorHAnsi" w:hAnsiTheme="majorHAnsi"/>
+                <w:color w:val="000000" w:themeColor="text1"/>
+                <w:sz w:val="22"/>
+                <w:szCs w:val="22"/>
+                <w:shd w:val="clear" w:color="auto" w:fill="FFFFFF"/>
+              </w:rPr>
+            </w:pPr>
+            <w:r>
+              <w:rPr>
+                <w:rFonts w:asciiTheme="majorHAnsi" w:hAnsiTheme="majorHAnsi"/>
+                <w:sz w:val="22"/>
+                <w:szCs w:val="22"/>
+              </w:rPr>
+              <w:t>7. The system confirms that the item was removed successfully.</w:t>
+            </w:r>
+          </w:p>
+        </w:tc>
+      </w:tr>
+      <w:tr>
+        <w:trPr>
+          <w:trHeight w:val="504"/>
+        </w:trPr>
+        <w:tc>
+          <w:tcPr>
+            <w:tcW w:w="9480" w:type="dxa"/>
+            <w:gridSpan w:val="2"/>
+          </w:tcPr>
+          <w:p>
+            <w:pPr>
+              <w:rPr>
+                <w:rFonts w:asciiTheme="majorHAnsi" w:hAnsiTheme="majorHAnsi" w:cstheme="majorBidi"/>
+                <w:b/>
+                <w:bCs/>
+                <w:color w:val="000000" w:themeColor="text1"/>
+                <w:sz w:val="22"/>
+                <w:szCs w:val="22"/>
+              </w:rPr>
+            </w:pPr>
+            <w:r>
+              <w:rPr>
+                <w:rFonts w:asciiTheme="majorHAnsi" w:hAnsiTheme="majorHAnsi" w:cstheme="majorBidi"/>
+                <w:b/>
+                <w:bCs/>
+                <w:color w:val="000000" w:themeColor="text1"/>
+                <w:sz w:val="22"/>
+                <w:szCs w:val="22"/>
+              </w:rPr>
+              <w:t xml:space="preserve">Alternatives flow: </w:t>
+            </w:r>
+          </w:p>
+          <w:p>
+            <w:pPr>
+              <w:pStyle w:val="ListBullet"/>
+              <w:numPr>
+                <w:ilvl w:val="0"/>
+                <w:numId w:val="0"/>
+              </w:numPr>
+              <w:rPr>
+                <w:rFonts w:asciiTheme="majorHAnsi" w:hAnsiTheme="majorHAnsi"/>
+                <w:sz w:val="22"/>
+              </w:rPr>
+            </w:pPr>
+            <w:r>
+              <w:rPr>
+                <w:rFonts w:asciiTheme="majorHAnsi" w:hAnsiTheme="majorHAnsi"/>
+                <w:sz w:val="22"/>
+              </w:rPr>
+              <w:t>5.a. If the requested quantity is unavailable, the system rejects the request and informs the employee.</w:t>
+            </w:r>
+          </w:p>
+          <w:p>
+            <w:pPr>
+              <w:pStyle w:val="ListBullet"/>
+              <w:numPr>
+                <w:ilvl w:val="0"/>
+                <w:numId w:val="0"/>
+              </w:numPr>
+              <w:rPr>
+                <w:rFonts w:asciiTheme="majorHAnsi" w:hAnsiTheme="majorHAnsi"/>
+                <w:sz w:val="22"/>
+              </w:rPr>
+            </w:pPr>
+            <w:r>
+              <w:rPr>
+                <w:rFonts w:asciiTheme="majorHAnsi" w:hAnsiTheme="majorHAnsi"/>
+                <w:sz w:val="22"/>
+              </w:rPr>
+              <w:t>4.a. If the item does not exist, the system informs the employee that the item was not found.</w:t>
+            </w:r>
+          </w:p>
+          <w:p>
+            <w:pPr>
+              <w:rPr>
+                <w:rFonts w:asciiTheme="majorHAnsi" w:hAnsiTheme="majorHAnsi"/>
+                <w:sz w:val="22"/>
+                <w:szCs w:val="22"/>
+              </w:rPr>
+            </w:pPr>
+          </w:p>
+        </w:tc>
+      </w:tr>
+    </w:tbl>
+    <w:p>
+      <w:pPr>
+        <w:rPr>
+          <w:rFonts w:asciiTheme="majorBidi" w:hAnsiTheme="majorBidi" w:cstheme="majorBidi"/>
+          <w:sz w:val="28"/>
+          <w:szCs w:val="28"/>
+        </w:rPr>
+      </w:pPr>
+      <w:r>
+        <w:rPr>
+          <w:rFonts w:asciiTheme="majorHAnsi" w:eastAsia="Times New Roman" w:hAnsiTheme="majorHAnsi" w:cs="Arial"/>
+          <w:b/>
+          <w:bCs/>
+          <w:color w:val="000000" w:themeColor="text1"/>
+          <w:kern w:val="0"/>
+          <w:sz w:val="28"/>
+          <w:szCs w:val="28"/>
+          <w:u w:val="single"/>
+          <w14:ligatures w14:val="none"/>
+        </w:rPr>
+        <w:t xml:space="preserve">Task 3 : </w:t>
+      </w:r>
+      <w:r>
+        <w:rPr>
+          <w:b/>
+          <w:bCs/>
+          <w:color w:val="000000" w:themeColor="text1"/>
+          <w:sz w:val="28"/>
+          <w:szCs w:val="28"/>
+          <w:u w:val="single"/>
+        </w:rPr>
+        <w:t>Order Item</w:t>
+      </w:r>
+    </w:p>
+    <w:tbl>
+      <w:tblPr>
+        <w:tblStyle w:val="TableGrid"/>
+        <w:tblW w:w="9480" w:type="dxa"/>
+        <w:tblLook w:val="04A0" w:firstRow="1" w:lastRow="0" w:firstColumn="1" w:lastColumn="0" w:noHBand="0" w:noVBand="1"/>
+      </w:tblPr>
+      <w:tblGrid>
+        <w:gridCol w:w="4740"/>
+        <w:gridCol w:w="4740"/>
+      </w:tblGrid>
+      <w:tr>
+        <w:trPr>
+          <w:trHeight w:val="504"/>
+        </w:trPr>
+        <w:tc>
+          <w:tcPr>
+            <w:tcW w:w="4740" w:type="dxa"/>
+            <w:shd w:val="clear" w:color="auto" w:fill="DAE9F7" w:themeFill="text2" w:themeFillTint="1A"/>
+          </w:tcPr>
+          <w:p>
+            <w:pPr>
+              <w:rPr>
+                <w:rFonts w:asciiTheme="majorHAnsi" w:hAnsiTheme="majorHAnsi" w:cstheme="majorBidi"/>
+                <w:b/>
+                <w:bCs/>
+                <w:color w:val="000000" w:themeColor="text1"/>
+                <w:sz w:val="20"/>
+                <w:szCs w:val="20"/>
+              </w:rPr>
+            </w:pPr>
+            <w:r>
+              <w:rPr>
+                <w:rFonts w:asciiTheme="majorHAnsi" w:hAnsiTheme="majorHAnsi" w:cstheme="majorBidi"/>
+                <w:b/>
+                <w:bCs/>
+                <w:color w:val="000000" w:themeColor="text1"/>
+                <w:sz w:val="20"/>
+                <w:szCs w:val="20"/>
+              </w:rPr>
+              <w:t xml:space="preserve">Use case ID: </w:t>
+            </w:r>
+            <w:r>
+              <w:rPr>
+                <w:rFonts w:asciiTheme="majorHAnsi" w:hAnsiTheme="majorHAnsi"/>
+                <w:sz w:val="20"/>
+                <w:szCs w:val="20"/>
+              </w:rPr>
+              <w:t>UC010</w:t>
+            </w:r>
+          </w:p>
+        </w:tc>
+        <w:tc>
+          <w:tcPr>
+            <w:tcW w:w="4740" w:type="dxa"/>
+            <w:shd w:val="clear" w:color="auto" w:fill="DAE9F7" w:themeFill="text2" w:themeFillTint="1A"/>
+            <w:vAlign w:val="center"/>
+          </w:tcPr>
+          <w:p>
+            <w:pPr>
+              <w:rPr>
+                <w:rFonts w:asciiTheme="majorHAnsi" w:hAnsiTheme="majorHAnsi" w:cstheme="majorBidi"/>
+                <w:color w:val="000000" w:themeColor="text1"/>
+                <w:sz w:val="20"/>
+                <w:szCs w:val="20"/>
+              </w:rPr>
+            </w:pPr>
+            <w:r>
+              <w:rPr>
+                <w:rFonts w:asciiTheme="majorHAnsi" w:hAnsiTheme="majorHAnsi"/>
+                <w:sz w:val="20"/>
+                <w:szCs w:val="20"/>
+              </w:rPr>
+              <w:t>Order Item</w:t>
+            </w:r>
+          </w:p>
+        </w:tc>
+      </w:tr>
+      <w:tr>
+        <w:trPr>
+          <w:trHeight w:val="674"/>
+        </w:trPr>
+        <w:tc>
+          <w:tcPr>
+            <w:tcW w:w="4740" w:type="dxa"/>
+          </w:tcPr>
+          <w:p>
+            <w:pPr>
+              <w:rPr>
+                <w:rFonts w:asciiTheme="majorHAnsi" w:hAnsiTheme="majorHAnsi" w:cstheme="majorBidi"/>
+                <w:b/>
+                <w:bCs/>
+                <w:color w:val="000000" w:themeColor="text1"/>
+                <w:sz w:val="20"/>
+                <w:szCs w:val="20"/>
+              </w:rPr>
+            </w:pPr>
+            <w:r>
+              <w:rPr>
+                <w:rFonts w:asciiTheme="majorHAnsi" w:hAnsiTheme="majorHAnsi" w:cstheme="majorBidi"/>
+                <w:b/>
+                <w:bCs/>
+                <w:color w:val="000000" w:themeColor="text1"/>
+                <w:sz w:val="20"/>
+                <w:szCs w:val="20"/>
+              </w:rPr>
+              <w:t xml:space="preserve">Brief description </w:t>
+            </w:r>
+          </w:p>
+        </w:tc>
+        <w:tc>
+          <w:tcPr>
+            <w:tcW w:w="4740" w:type="dxa"/>
+            <w:vAlign w:val="center"/>
+          </w:tcPr>
+          <w:p>
+            <w:pPr>
+              <w:rPr>
+                <w:rFonts w:asciiTheme="majorHAnsi" w:hAnsiTheme="majorHAnsi" w:cstheme="majorBidi"/>
+                <w:color w:val="000000" w:themeColor="text1"/>
+                <w:sz w:val="20"/>
+                <w:szCs w:val="20"/>
+              </w:rPr>
+            </w:pPr>
+            <w:r>
+              <w:rPr>
+                <w:rFonts w:asciiTheme="majorHAnsi" w:hAnsiTheme="majorHAnsi"/>
+                <w:sz w:val="20"/>
+                <w:szCs w:val="20"/>
+              </w:rPr>
+              <w:t>The Inventory Manager prepares an order for required goods from a selected Supplier. The system records the order and forwards the necessary information to the Supplier.</w:t>
+            </w:r>
+          </w:p>
+        </w:tc>
+      </w:tr>
+      <w:tr>
+        <w:trPr>
+          <w:trHeight w:val="504"/>
+        </w:trPr>
+        <w:tc>
+          <w:tcPr>
+            <w:tcW w:w="4740" w:type="dxa"/>
+          </w:tcPr>
+          <w:p>
+            <w:pPr>
+              <w:rPr>
+                <w:rFonts w:asciiTheme="majorHAnsi" w:hAnsiTheme="majorHAnsi" w:cstheme="majorBidi"/>
+                <w:b/>
+                <w:bCs/>
+                <w:color w:val="000000" w:themeColor="text1"/>
+                <w:sz w:val="20"/>
+                <w:szCs w:val="20"/>
+              </w:rPr>
+            </w:pPr>
+            <w:r>
+              <w:rPr>
+                <w:rFonts w:asciiTheme="majorHAnsi" w:hAnsiTheme="majorHAnsi" w:cstheme="majorBidi"/>
+                <w:b/>
+                <w:bCs/>
+                <w:color w:val="000000" w:themeColor="text1"/>
+                <w:sz w:val="20"/>
+                <w:szCs w:val="20"/>
+              </w:rPr>
+              <w:t>Primary actors</w:t>
+            </w:r>
+          </w:p>
+        </w:tc>
+        <w:tc>
+          <w:tcPr>
+            <w:tcW w:w="4740" w:type="dxa"/>
+            <w:vAlign w:val="center"/>
+          </w:tcPr>
+          <w:p>
+            <w:pPr>
+              <w:rPr>
+                <w:rFonts w:asciiTheme="majorHAnsi" w:hAnsiTheme="majorHAnsi" w:cstheme="majorBidi"/>
+                <w:color w:val="000000" w:themeColor="text1"/>
+                <w:sz w:val="20"/>
+                <w:szCs w:val="20"/>
+              </w:rPr>
+            </w:pPr>
+            <w:r>
+              <w:rPr>
+                <w:rFonts w:asciiTheme="majorHAnsi" w:hAnsiTheme="majorHAnsi"/>
+                <w:sz w:val="20"/>
+                <w:szCs w:val="20"/>
+              </w:rPr>
+              <w:t>Inventory Manager; Supplier (external actor).</w:t>
+            </w:r>
+          </w:p>
+        </w:tc>
+      </w:tr>
+      <w:tr>
+        <w:trPr>
+          <w:trHeight w:val="525"/>
+        </w:trPr>
+        <w:tc>
+          <w:tcPr>
+            <w:tcW w:w="4740" w:type="dxa"/>
+          </w:tcPr>
+          <w:p>
+            <w:pPr>
+              <w:rPr>
+                <w:rFonts w:asciiTheme="majorHAnsi" w:hAnsiTheme="majorHAnsi" w:cstheme="majorBidi"/>
+                <w:b/>
+                <w:bCs/>
+                <w:color w:val="000000" w:themeColor="text1"/>
+                <w:sz w:val="20"/>
+                <w:szCs w:val="20"/>
+              </w:rPr>
+            </w:pPr>
+            <w:r>
+              <w:rPr>
+                <w:rFonts w:asciiTheme="majorHAnsi" w:hAnsiTheme="majorHAnsi" w:cstheme="majorBidi"/>
+                <w:b/>
+                <w:bCs/>
+                <w:color w:val="000000" w:themeColor="text1"/>
+                <w:sz w:val="20"/>
+                <w:szCs w:val="20"/>
+              </w:rPr>
+              <w:t>trigger</w:t>
+            </w:r>
+          </w:p>
+        </w:tc>
+        <w:tc>
+          <w:tcPr>
+            <w:tcW w:w="4740" w:type="dxa"/>
+            <w:vAlign w:val="center"/>
+          </w:tcPr>
+          <w:p>
+            <w:pPr>
+              <w:rPr>
+                <w:rFonts w:asciiTheme="majorHAnsi" w:hAnsiTheme="majorHAnsi" w:cstheme="majorBidi"/>
+                <w:color w:val="000000" w:themeColor="text1"/>
+                <w:sz w:val="20"/>
+                <w:szCs w:val="20"/>
+              </w:rPr>
+            </w:pPr>
+            <w:r>
+              <w:rPr>
+                <w:rFonts w:asciiTheme="majorHAnsi" w:hAnsiTheme="majorHAnsi"/>
+                <w:sz w:val="20"/>
+                <w:szCs w:val="20"/>
+              </w:rPr>
+              <w:t>The Inventory Manager determines that additional goods are required and selects Order Item.</w:t>
+            </w:r>
+          </w:p>
+        </w:tc>
+      </w:tr>
+      <w:tr>
+        <w:trPr>
+          <w:trHeight w:val="504"/>
+        </w:trPr>
+        <w:tc>
+          <w:tcPr>
+            <w:tcW w:w="4740" w:type="dxa"/>
+          </w:tcPr>
+          <w:p>
+            <w:pPr>
+              <w:rPr>
+                <w:rFonts w:asciiTheme="majorHAnsi" w:hAnsiTheme="majorHAnsi" w:cstheme="majorBidi"/>
+                <w:b/>
+                <w:bCs/>
+                <w:color w:val="000000" w:themeColor="text1"/>
+                <w:sz w:val="20"/>
+                <w:szCs w:val="20"/>
+              </w:rPr>
+            </w:pPr>
+            <w:r>
+              <w:rPr>
+                <w:rFonts w:asciiTheme="majorHAnsi" w:hAnsiTheme="majorHAnsi" w:cstheme="majorBidi"/>
+                <w:b/>
+                <w:bCs/>
+                <w:color w:val="000000" w:themeColor="text1"/>
+                <w:sz w:val="20"/>
+                <w:szCs w:val="20"/>
+              </w:rPr>
+              <w:t xml:space="preserve">Preconditions </w:t>
+            </w:r>
+          </w:p>
+        </w:tc>
+        <w:tc>
+          <w:tcPr>
+            <w:tcW w:w="4740" w:type="dxa"/>
+            <w:vAlign w:val="center"/>
+          </w:tcPr>
+          <w:p>
+            <w:pPr>
+              <w:rPr>
+                <w:rFonts w:asciiTheme="majorHAnsi" w:hAnsiTheme="majorHAnsi" w:cstheme="majorBidi"/>
+                <w:color w:val="000000" w:themeColor="text1"/>
+                <w:sz w:val="20"/>
+                <w:szCs w:val="20"/>
+              </w:rPr>
+            </w:pPr>
+            <w:r>
+              <w:rPr>
+                <w:rFonts w:asciiTheme="majorHAnsi" w:hAnsiTheme="majorHAnsi"/>
+                <w:sz w:val="20"/>
+                <w:szCs w:val="20"/>
+              </w:rPr>
+              <w:t>The Inventory Manager is logged in and has identified the required item and quantity.</w:t>
+            </w:r>
+          </w:p>
+        </w:tc>
+      </w:tr>
+      <w:tr>
+        <w:trPr>
+          <w:trHeight w:val="504"/>
+        </w:trPr>
+        <w:tc>
+          <w:tcPr>
+            <w:tcW w:w="4740" w:type="dxa"/>
+          </w:tcPr>
+          <w:p>
+            <w:pPr>
+              <w:rPr>
+                <w:rFonts w:asciiTheme="majorHAnsi" w:hAnsiTheme="majorHAnsi" w:cstheme="majorBidi"/>
+                <w:b/>
+                <w:bCs/>
+                <w:color w:val="000000" w:themeColor="text1"/>
+                <w:sz w:val="20"/>
+                <w:szCs w:val="20"/>
+              </w:rPr>
+            </w:pPr>
+            <w:r>
+              <w:rPr>
+                <w:rFonts w:asciiTheme="majorHAnsi" w:hAnsiTheme="majorHAnsi" w:cstheme="majorBidi"/>
+                <w:b/>
+                <w:bCs/>
+                <w:color w:val="000000" w:themeColor="text1"/>
+                <w:sz w:val="20"/>
+                <w:szCs w:val="20"/>
+              </w:rPr>
+              <w:t xml:space="preserve">Post condition </w:t>
+            </w:r>
+          </w:p>
+        </w:tc>
+        <w:tc>
+          <w:tcPr>
+            <w:tcW w:w="4740" w:type="dxa"/>
+            <w:vAlign w:val="center"/>
+          </w:tcPr>
+          <w:p>
+            <w:pPr>
+              <w:rPr>
+                <w:rFonts w:asciiTheme="majorHAnsi" w:hAnsiTheme="majorHAnsi" w:cstheme="majorBidi"/>
+                <w:color w:val="000000" w:themeColor="text1"/>
+                <w:sz w:val="20"/>
+                <w:szCs w:val="20"/>
+              </w:rPr>
+            </w:pPr>
+            <w:r>
+              <w:rPr>
+                <w:rFonts w:asciiTheme="majorHAnsi" w:hAnsiTheme="majorHAnsi"/>
+                <w:sz w:val="20"/>
+                <w:szCs w:val="20"/>
+              </w:rPr>
+              <w:t>The order is recorded and the necessary order information is forwarded to the selected Supplier.</w:t>
+            </w:r>
+          </w:p>
+        </w:tc>
+      </w:tr>
+      <w:tr>
+        <w:trPr>
+          <w:trHeight w:val="504"/>
+        </w:trPr>
+        <w:tc>
+          <w:tcPr>
+            <w:tcW w:w="9480" w:type="dxa"/>
+            <w:gridSpan w:val="2"/>
+            <w:shd w:val="clear" w:color="auto" w:fill="DAE9F7" w:themeFill="text2" w:themeFillTint="1A"/>
+          </w:tcPr>
+          <w:p>
+            <w:pPr>
+              <w:rPr>
+                <w:rFonts w:asciiTheme="majorHAnsi" w:hAnsiTheme="majorHAnsi" w:cstheme="majorBidi"/>
+                <w:b/>
+                <w:bCs/>
+                <w:color w:val="000000" w:themeColor="text1"/>
+                <w:sz w:val="20"/>
+                <w:szCs w:val="20"/>
+              </w:rPr>
+            </w:pPr>
+            <w:r>
+              <w:rPr>
+                <w:rFonts w:asciiTheme="majorHAnsi" w:hAnsiTheme="majorHAnsi" w:cstheme="majorBidi"/>
+                <w:b/>
+                <w:bCs/>
+                <w:color w:val="000000" w:themeColor="text1"/>
+                <w:sz w:val="20"/>
+                <w:szCs w:val="20"/>
+              </w:rPr>
+              <w:t xml:space="preserve">Main success scenario </w:t>
+            </w:r>
+          </w:p>
+        </w:tc>
+      </w:tr>
+      <w:tr>
+        <w:trPr>
+          <w:trHeight w:val="504"/>
+        </w:trPr>
+        <w:tc>
+          <w:tcPr>
+            <w:tcW w:w="4740" w:type="dxa"/>
+            <w:shd w:val="clear" w:color="auto" w:fill="DAE9F7" w:themeFill="text2" w:themeFillTint="1A"/>
+          </w:tcPr>
+          <w:p>
+            <w:pPr>
+              <w:rPr>
+                <w:rFonts w:asciiTheme="majorHAnsi" w:hAnsiTheme="majorHAnsi" w:cstheme="majorBidi"/>
+                <w:b/>
+                <w:bCs/>
+                <w:color w:val="000000" w:themeColor="text1"/>
+                <w:sz w:val="20"/>
+                <w:szCs w:val="20"/>
+              </w:rPr>
+            </w:pPr>
+            <w:r>
+              <w:rPr>
+                <w:rFonts w:asciiTheme="majorHAnsi" w:hAnsiTheme="majorHAnsi" w:cstheme="majorBidi"/>
+                <w:b/>
+                <w:bCs/>
+                <w:color w:val="000000" w:themeColor="text1"/>
+                <w:sz w:val="20"/>
+                <w:szCs w:val="20"/>
+              </w:rPr>
+              <w:t xml:space="preserve">Actor action </w:t>
+            </w:r>
+          </w:p>
+        </w:tc>
+        <w:tc>
+          <w:tcPr>
+            <w:tcW w:w="4740" w:type="dxa"/>
+            <w:shd w:val="clear" w:color="auto" w:fill="DAE9F7" w:themeFill="text2" w:themeFillTint="1A"/>
+          </w:tcPr>
+          <w:p>
+            <w:pPr>
+              <w:rPr>
+                <w:rFonts w:asciiTheme="majorHAnsi" w:hAnsiTheme="majorHAnsi" w:cstheme="majorBidi"/>
+                <w:b/>
+                <w:bCs/>
+                <w:color w:val="000000" w:themeColor="text1"/>
+                <w:sz w:val="20"/>
+                <w:szCs w:val="20"/>
+              </w:rPr>
+            </w:pPr>
+            <w:r>
+              <w:rPr>
+                <w:rFonts w:asciiTheme="majorHAnsi" w:hAnsiTheme="majorHAnsi" w:cstheme="majorBidi"/>
+                <w:b/>
+                <w:bCs/>
+                <w:color w:val="000000" w:themeColor="text1"/>
+                <w:sz w:val="20"/>
+                <w:szCs w:val="20"/>
+              </w:rPr>
+              <w:t xml:space="preserve">System response </w:t>
+            </w:r>
+          </w:p>
+        </w:tc>
+      </w:tr>
+      <w:tr>
+        <w:trPr>
+          <w:trHeight w:val="586"/>
+        </w:trPr>
+        <w:tc>
+          <w:tcPr>
+            <w:tcW w:w="4740" w:type="dxa"/>
+            <w:vAlign w:val="center"/>
+          </w:tcPr>
+          <w:p>
+            <w:pPr>
+              <w:spacing w:before="100" w:beforeAutospacing="1" w:after="100" w:afterAutospacing="1"/>
+              <w:rPr>
+                <w:rFonts w:asciiTheme="majorHAnsi" w:eastAsia="Times New Roman" w:hAnsiTheme="majorHAnsi" w:cs="Times New Roman"/>
+                <w:color w:val="000000" w:themeColor="text1"/>
+                <w:kern w:val="0"/>
+                <w:sz w:val="20"/>
+                <w:szCs w:val="20"/>
+                <w14:ligatures w14:val="none"/>
+              </w:rPr>
+            </w:pPr>
+            <w:r>
+              <w:rPr>
+                <w:rFonts w:asciiTheme="majorHAnsi" w:hAnsiTheme="majorHAnsi"/>
+                <w:sz w:val="20"/>
+                <w:szCs w:val="20"/>
+              </w:rPr>
+              <w:t>1. The Inventory Manager selects Order Item.</w:t>
+            </w:r>
+          </w:p>
+        </w:tc>
+        <w:tc>
+          <w:tcPr>
+            <w:tcW w:w="4740" w:type="dxa"/>
+            <w:vAlign w:val="center"/>
+          </w:tcPr>
+          <w:p>
+            <w:pPr>
+              <w:rPr>
+                <w:rFonts w:asciiTheme="majorHAnsi" w:hAnsiTheme="majorHAnsi" w:cstheme="majorBidi"/>
+                <w:color w:val="000000" w:themeColor="text1"/>
+                <w:sz w:val="20"/>
+                <w:szCs w:val="20"/>
+              </w:rPr>
+            </w:pPr>
+            <w:r>
+              <w:rPr>
+                <w:rFonts w:asciiTheme="majorHAnsi" w:hAnsiTheme="majorHAnsi"/>
+                <w:sz w:val="20"/>
+                <w:szCs w:val="20"/>
+              </w:rPr>
+              <w:t>2. The system requests the item, quantity, delivery address, contact information, and comments.</w:t>
+            </w:r>
+          </w:p>
+        </w:tc>
+      </w:tr>
+      <w:tr>
+        <w:trPr>
+          <w:trHeight w:val="66"/>
+        </w:trPr>
+        <w:tc>
+          <w:tcPr>
+            <w:tcW w:w="4740" w:type="dxa"/>
+            <w:vAlign w:val="center"/>
+          </w:tcPr>
+          <w:p>
+            <w:pPr>
+              <w:rPr>
+                <w:rFonts w:asciiTheme="majorHAnsi" w:hAnsiTheme="majorHAnsi" w:cstheme="majorBidi"/>
+                <w:color w:val="000000" w:themeColor="text1"/>
+                <w:sz w:val="20"/>
+                <w:szCs w:val="20"/>
+              </w:rPr>
+            </w:pPr>
+            <w:r>
+              <w:rPr>
+                <w:rFonts w:asciiTheme="majorHAnsi" w:hAnsiTheme="majorHAnsi"/>
+                <w:sz w:val="20"/>
+                <w:szCs w:val="20"/>
+              </w:rPr>
+              <w:t>3. The manager enters the order details and selects a Supplier.</w:t>
+            </w:r>
+          </w:p>
+        </w:tc>
+        <w:tc>
+          <w:tcPr>
+            <w:tcW w:w="4740" w:type="dxa"/>
+            <w:vAlign w:val="center"/>
+          </w:tcPr>
+          <w:p>
+            <w:pPr>
+              <w:rPr>
+                <w:rFonts w:asciiTheme="majorHAnsi" w:hAnsiTheme="majorHAnsi" w:cstheme="majorBidi"/>
+                <w:color w:val="000000" w:themeColor="text1"/>
+                <w:sz w:val="20"/>
+                <w:szCs w:val="20"/>
+              </w:rPr>
+            </w:pPr>
+            <w:r>
+              <w:rPr>
+                <w:rFonts w:asciiTheme="majorHAnsi" w:hAnsiTheme="majorHAnsi"/>
+                <w:sz w:val="20"/>
+                <w:szCs w:val="20"/>
+              </w:rPr>
+              <w:t>4. The system validates the order information.</w:t>
+            </w:r>
+          </w:p>
+        </w:tc>
+      </w:tr>
+      <w:tr>
+        <w:trPr>
+          <w:trHeight w:val="66"/>
+        </w:trPr>
+        <w:tc>
+          <w:tcPr>
+            <w:tcW w:w="4740" w:type="dxa"/>
+          </w:tcPr>
+          <w:p>
+            <w:pPr>
+              <w:rPr>
+                <w:rFonts w:asciiTheme="majorHAnsi" w:hAnsiTheme="majorHAnsi" w:cstheme="majorBidi"/>
+                <w:color w:val="000000" w:themeColor="text1"/>
+                <w:sz w:val="20"/>
+                <w:szCs w:val="20"/>
+              </w:rPr>
+            </w:pPr>
+          </w:p>
+        </w:tc>
+        <w:tc>
+          <w:tcPr>
+            <w:tcW w:w="4740" w:type="dxa"/>
+            <w:vAlign w:val="center"/>
+          </w:tcPr>
+          <w:p>
+            <w:pPr>
+              <w:spacing w:before="100" w:beforeAutospacing="1" w:after="100" w:afterAutospacing="1"/>
+              <w:rPr>
+                <w:rFonts w:asciiTheme="majorHAnsi" w:eastAsia="Times New Roman" w:hAnsiTheme="majorHAnsi" w:cs="Times New Roman"/>
+                <w:color w:val="000000" w:themeColor="text1"/>
+                <w:kern w:val="0"/>
+                <w:sz w:val="20"/>
+                <w:szCs w:val="20"/>
+                <w14:ligatures w14:val="none"/>
+              </w:rPr>
+            </w:pPr>
+            <w:r>
+              <w:rPr>
+                <w:rFonts w:asciiTheme="majorHAnsi" w:hAnsiTheme="majorHAnsi"/>
+                <w:sz w:val="20"/>
+                <w:szCs w:val="20"/>
+              </w:rPr>
+              <w:t>5. The system records the order.</w:t>
+            </w:r>
+          </w:p>
+        </w:tc>
+      </w:tr>
+      <w:tr>
+        <w:trPr>
+          <w:trHeight w:val="192"/>
+        </w:trPr>
+        <w:tc>
+          <w:tcPr>
+            <w:tcW w:w="4740" w:type="dxa"/>
+          </w:tcPr>
+          <w:p>
+            <w:pPr>
+              <w:rPr>
+                <w:rFonts w:asciiTheme="majorHAnsi" w:hAnsiTheme="majorHAnsi" w:cstheme="majorBidi"/>
+                <w:color w:val="000000" w:themeColor="text1"/>
+                <w:sz w:val="20"/>
+                <w:szCs w:val="20"/>
+              </w:rPr>
+            </w:pPr>
+          </w:p>
+        </w:tc>
+        <w:tc>
+          <w:tcPr>
+            <w:tcW w:w="4740" w:type="dxa"/>
+            <w:vAlign w:val="center"/>
+          </w:tcPr>
+          <w:p>
+            <w:pPr>
+              <w:rPr>
+                <w:rFonts w:asciiTheme="majorHAnsi" w:hAnsiTheme="majorHAnsi" w:cstheme="majorBidi"/>
+                <w:color w:val="000000" w:themeColor="text1"/>
+                <w:sz w:val="20"/>
+                <w:szCs w:val="20"/>
+              </w:rPr>
+            </w:pPr>
+            <w:r>
+              <w:rPr>
+                <w:rFonts w:asciiTheme="majorHAnsi" w:hAnsiTheme="majorHAnsi"/>
+                <w:sz w:val="20"/>
+                <w:szCs w:val="20"/>
+              </w:rPr>
+              <w:t>6. The system forwards the order information to the selected Supplier.</w:t>
+            </w:r>
+          </w:p>
+        </w:tc>
+      </w:tr>
+      <w:tr>
+        <w:trPr>
+          <w:trHeight w:val="192"/>
+        </w:trPr>
+        <w:tc>
+          <w:tcPr>
+            <w:tcW w:w="4740" w:type="dxa"/>
+          </w:tcPr>
+          <w:p>
+            <w:pPr>
+              <w:rPr>
+                <w:rFonts w:asciiTheme="majorHAnsi" w:hAnsiTheme="majorHAnsi" w:cstheme="majorBidi"/>
+                <w:color w:val="000000" w:themeColor="text1"/>
+                <w:sz w:val="20"/>
+                <w:szCs w:val="20"/>
+              </w:rPr>
+            </w:pPr>
+          </w:p>
+        </w:tc>
+        <w:tc>
+          <w:tcPr>
+            <w:tcW w:w="4740" w:type="dxa"/>
+            <w:vAlign w:val="center"/>
+          </w:tcPr>
+          <w:p>
+            <w:pPr>
+              <w:rPr>
+                <w:rFonts w:asciiTheme="majorHAnsi" w:hAnsiTheme="majorHAnsi"/>
+                <w:color w:val="000000" w:themeColor="text1"/>
+                <w:sz w:val="20"/>
+                <w:szCs w:val="20"/>
+                <w:shd w:val="clear" w:color="auto" w:fill="FFFFFF"/>
+              </w:rPr>
+            </w:pPr>
+            <w:r>
+              <w:rPr>
+                <w:rFonts w:asciiTheme="majorHAnsi" w:hAnsiTheme="majorHAnsi"/>
+                <w:sz w:val="20"/>
+                <w:szCs w:val="20"/>
+              </w:rPr>
+              <w:t>7. The system confirms that the order has been recorded.</w:t>
+            </w:r>
+          </w:p>
+        </w:tc>
+      </w:tr>
+      <w:tr>
+        <w:trPr>
+          <w:trHeight w:val="504"/>
+        </w:trPr>
+        <w:tc>
+          <w:tcPr>
+            <w:tcW w:w="9480" w:type="dxa"/>
+            <w:gridSpan w:val="2"/>
+          </w:tcPr>
+          <w:p>
+            <w:pPr>
+              <w:rPr>
+                <w:rFonts w:asciiTheme="majorHAnsi" w:hAnsiTheme="majorHAnsi" w:cstheme="majorBidi"/>
+                <w:b/>
+                <w:bCs/>
+                <w:color w:val="000000" w:themeColor="text1"/>
+                <w:sz w:val="20"/>
+                <w:szCs w:val="20"/>
+              </w:rPr>
+            </w:pPr>
+            <w:r>
+              <w:rPr>
+                <w:rFonts w:asciiTheme="majorHAnsi" w:hAnsiTheme="majorHAnsi" w:cstheme="majorBidi"/>
+                <w:b/>
+                <w:bCs/>
+                <w:color w:val="000000" w:themeColor="text1"/>
+                <w:sz w:val="20"/>
+                <w:szCs w:val="20"/>
+              </w:rPr>
+              <w:t xml:space="preserve">Alternatives flow: </w:t>
+            </w:r>
+          </w:p>
+          <w:p>
+            <w:pPr>
+              <w:rPr>
+                <w:rFonts w:asciiTheme="majorHAnsi" w:hAnsiTheme="majorHAnsi" w:cstheme="majorBidi"/>
+                <w:b/>
+                <w:bCs/>
+                <w:color w:val="000000" w:themeColor="text1"/>
+                <w:sz w:val="20"/>
+                <w:szCs w:val="20"/>
+              </w:rPr>
+            </w:pPr>
+            <w:r>
+              <w:rPr>
+                <w:rFonts w:asciiTheme="majorHAnsi" w:hAnsiTheme="majorHAnsi"/>
+                <w:sz w:val="20"/>
+                <w:szCs w:val="20"/>
+              </w:rPr>
+              <w:t>4.a. If required order information is missing, the system asks the manager to complete it before recording the order.</w:t>
+            </w:r>
+          </w:p>
+        </w:tc>
+      </w:tr>
+    </w:tbl>
+    <w:p>
+      <w:pPr>
+        <w:rPr>
+          <w:rFonts w:asciiTheme="majorBidi" w:hAnsiTheme="majorBidi" w:cstheme="majorBidi"/>
+          <w:sz w:val="28"/>
+          <w:szCs w:val="28"/>
+        </w:rPr>
+      </w:pPr>
+    </w:p>
+    <w:p>
+      <w:pPr>
+        <w:pStyle w:val="Heading1"/>
+        <w:ind w:left="360"/>
+        <w:rPr>
+          <w:b/>
+          <w:bCs/>
+          <w:color w:val="000000" w:themeColor="text1"/>
+          <w:sz w:val="28"/>
+          <w:szCs w:val="28"/>
+          <w:u w:val="single"/>
+        </w:rPr>
+      </w:pPr>
+      <w:r>
+        <w:rPr>
+          <w:rFonts w:eastAsia="Times New Roman" w:cs="Arial"/>
+          <w:b/>
+          <w:bCs/>
+          <w:color w:val="000000" w:themeColor="text1"/>
+          <w:kern w:val="0"/>
+          <w:sz w:val="28"/>
+          <w:szCs w:val="28"/>
+          <w:u w:val="single"/>
+          <w14:ligatures w14:val="none"/>
+        </w:rPr>
+        <w:t xml:space="preserve">Task </w:t>
+      </w:r>
+      <w:r>
+        <w:rPr>
+          <w:rFonts w:eastAsia="Times New Roman" w:cs="Arial"/>
+          <w:b/>
+          <w:bCs/>
+          <w:color w:val="000000" w:themeColor="text1"/>
+          <w:kern w:val="0"/>
+          <w:sz w:val="28"/>
+          <w:szCs w:val="28"/>
+          <w:u w:val="single"/>
+          <w14:ligatures w14:val="none"/>
+        </w:rPr>
+        <w:t>4</w:t>
+      </w:r>
+      <w:r>
+        <w:rPr>
+          <w:rFonts w:eastAsia="Times New Roman" w:cs="Arial"/>
+          <w:b/>
+          <w:bCs/>
+          <w:color w:val="000000" w:themeColor="text1"/>
+          <w:kern w:val="0"/>
+          <w:sz w:val="28"/>
+          <w:szCs w:val="28"/>
+          <w:u w:val="single"/>
+          <w14:ligatures w14:val="none"/>
+        </w:rPr>
+        <w:t xml:space="preserve"> : </w:t>
+      </w:r>
+      <w:r>
+        <w:rPr>
+          <w:b/>
+          <w:bCs/>
+          <w:color w:val="000000" w:themeColor="text1"/>
+          <w:sz w:val="28"/>
+          <w:szCs w:val="28"/>
+          <w:u w:val="single"/>
+        </w:rPr>
+        <w:t>Process Items</w:t>
+      </w:r>
+    </w:p>
+    <w:p>
+      <w:pPr>
+        <w:spacing w:after="0" w:line="240" w:lineRule="auto"/>
+        <w:rPr>
+          <w:rFonts w:asciiTheme="majorHAnsi" w:eastAsia="Times New Roman" w:hAnsiTheme="majorHAnsi" w:cs="Arial"/>
+          <w:color w:val="000000" w:themeColor="text1"/>
+          <w:kern w:val="0"/>
+          <w:sz w:val="22"/>
+          <w:szCs w:val="22"/>
+          <w:u w:val="single"/>
+          <w14:ligatures w14:val="none"/>
+        </w:rPr>
+      </w:pPr>
+    </w:p>
+    <w:tbl>
+      <w:tblPr>
+        <w:tblStyle w:val="TableGrid"/>
+        <w:tblW w:w="9480" w:type="dxa"/>
+        <w:tblLook w:val="04A0" w:firstRow="1" w:lastRow="0" w:firstColumn="1" w:lastColumn="0" w:noHBand="0" w:noVBand="1"/>
+      </w:tblPr>
+      <w:tblGrid>
+        <w:gridCol w:w="4740"/>
+        <w:gridCol w:w="4740"/>
+      </w:tblGrid>
+      <w:tr>
+        <w:trPr>
+          <w:trHeight w:val="504"/>
+        </w:trPr>
+        <w:tc>
+          <w:tcPr>
+            <w:tcW w:w="4740" w:type="dxa"/>
+            <w:shd w:val="clear" w:color="auto" w:fill="DAE9F7" w:themeFill="text2" w:themeFillTint="1A"/>
+          </w:tcPr>
+          <w:p>
+            <w:pPr>
+              <w:rPr>
+                <w:rFonts w:asciiTheme="majorHAnsi" w:hAnsiTheme="majorHAnsi" w:cstheme="majorBidi"/>
+                <w:b/>
+                <w:bCs/>
+                <w:color w:val="000000" w:themeColor="text1"/>
+                <w:sz w:val="20"/>
+                <w:szCs w:val="20"/>
+              </w:rPr>
+            </w:pPr>
+            <w:r>
+              <w:rPr>
+                <w:rFonts w:asciiTheme="majorHAnsi" w:hAnsiTheme="majorHAnsi" w:cstheme="majorBidi"/>
+                <w:b/>
+                <w:bCs/>
+                <w:color w:val="000000" w:themeColor="text1"/>
+                <w:sz w:val="20"/>
+                <w:szCs w:val="20"/>
+              </w:rPr>
+              <w:t xml:space="preserve">Use case ID: </w:t>
+            </w:r>
+            <w:r>
+              <w:rPr>
+                <w:rFonts w:asciiTheme="majorHAnsi" w:hAnsiTheme="majorHAnsi"/>
+                <w:sz w:val="20"/>
+                <w:szCs w:val="20"/>
+              </w:rPr>
+              <w:t>UC012</w:t>
+            </w:r>
+          </w:p>
+        </w:tc>
+        <w:tc>
+          <w:tcPr>
+            <w:tcW w:w="4740" w:type="dxa"/>
+            <w:shd w:val="clear" w:color="auto" w:fill="DAE9F7" w:themeFill="text2" w:themeFillTint="1A"/>
+            <w:vAlign w:val="center"/>
+          </w:tcPr>
+          <w:p>
+            <w:pPr>
+              <w:rPr>
+                <w:rFonts w:asciiTheme="majorHAnsi" w:hAnsiTheme="majorHAnsi" w:cstheme="majorBidi"/>
+                <w:color w:val="000000" w:themeColor="text1"/>
+                <w:sz w:val="20"/>
+                <w:szCs w:val="20"/>
+              </w:rPr>
+            </w:pPr>
+            <w:r>
+              <w:rPr>
+                <w:rFonts w:asciiTheme="majorHAnsi" w:hAnsiTheme="majorHAnsi"/>
+                <w:sz w:val="20"/>
+                <w:szCs w:val="20"/>
+              </w:rPr>
+              <w:t>Process Items</w:t>
+            </w:r>
+          </w:p>
+        </w:tc>
+      </w:tr>
+      <w:tr>
+        <w:trPr>
+          <w:trHeight w:val="674"/>
+        </w:trPr>
+        <w:tc>
+          <w:tcPr>
+            <w:tcW w:w="4740" w:type="dxa"/>
+          </w:tcPr>
+          <w:p>
+            <w:pPr>
+              <w:rPr>
+                <w:rFonts w:asciiTheme="majorHAnsi" w:hAnsiTheme="majorHAnsi" w:cstheme="majorBidi"/>
+                <w:b/>
+                <w:bCs/>
+                <w:color w:val="000000" w:themeColor="text1"/>
+                <w:sz w:val="20"/>
+                <w:szCs w:val="20"/>
+              </w:rPr>
+            </w:pPr>
+            <w:r>
+              <w:rPr>
+                <w:rFonts w:asciiTheme="majorHAnsi" w:hAnsiTheme="majorHAnsi" w:cstheme="majorBidi"/>
+                <w:b/>
+                <w:bCs/>
+                <w:color w:val="000000" w:themeColor="text1"/>
+                <w:sz w:val="20"/>
+                <w:szCs w:val="20"/>
+              </w:rPr>
+              <w:t xml:space="preserve">Brief description </w:t>
+            </w:r>
+          </w:p>
+        </w:tc>
+        <w:tc>
+          <w:tcPr>
+            <w:tcW w:w="4740" w:type="dxa"/>
+            <w:vAlign w:val="center"/>
+          </w:tcPr>
+          <w:p>
+            <w:pPr>
+              <w:rPr>
+                <w:rFonts w:asciiTheme="majorHAnsi" w:hAnsiTheme="majorHAnsi" w:cstheme="majorBidi"/>
+                <w:color w:val="000000" w:themeColor="text1"/>
+                <w:sz w:val="20"/>
+                <w:szCs w:val="20"/>
+              </w:rPr>
+            </w:pPr>
+            <w:r>
+              <w:rPr>
+                <w:rFonts w:asciiTheme="majorHAnsi" w:hAnsiTheme="majorHAnsi"/>
+                <w:sz w:val="20"/>
+                <w:szCs w:val="20"/>
+              </w:rPr>
+              <w:t>The Salesperson processes items selected by a customer. The system checks availability, calculates selling amounts and applicable discounts and taxes, generates a receipt, and updates inventory after successful completion.</w:t>
+            </w:r>
+          </w:p>
+        </w:tc>
+      </w:tr>
+      <w:tr>
+        <w:trPr>
+          <w:trHeight w:val="504"/>
+        </w:trPr>
+        <w:tc>
+          <w:tcPr>
+            <w:tcW w:w="4740" w:type="dxa"/>
+          </w:tcPr>
+          <w:p>
+            <w:pPr>
+              <w:rPr>
+                <w:rFonts w:asciiTheme="majorHAnsi" w:hAnsiTheme="majorHAnsi" w:cstheme="majorBidi"/>
+                <w:b/>
+                <w:bCs/>
+                <w:color w:val="000000" w:themeColor="text1"/>
+                <w:sz w:val="20"/>
+                <w:szCs w:val="20"/>
+              </w:rPr>
+            </w:pPr>
+            <w:r>
+              <w:rPr>
+                <w:rFonts w:asciiTheme="majorHAnsi" w:hAnsiTheme="majorHAnsi" w:cstheme="majorBidi"/>
+                <w:b/>
+                <w:bCs/>
+                <w:color w:val="000000" w:themeColor="text1"/>
+                <w:sz w:val="20"/>
+                <w:szCs w:val="20"/>
+              </w:rPr>
+              <w:t>Primary actors</w:t>
+            </w:r>
+          </w:p>
+        </w:tc>
+        <w:tc>
+          <w:tcPr>
+            <w:tcW w:w="4740" w:type="dxa"/>
+            <w:vAlign w:val="center"/>
+          </w:tcPr>
+          <w:p>
+            <w:pPr>
+              <w:rPr>
+                <w:rFonts w:asciiTheme="majorHAnsi" w:hAnsiTheme="majorHAnsi" w:cstheme="majorBidi"/>
+                <w:color w:val="000000" w:themeColor="text1"/>
+                <w:sz w:val="20"/>
+                <w:szCs w:val="20"/>
+              </w:rPr>
+            </w:pPr>
+            <w:r>
+              <w:rPr>
+                <w:rFonts w:asciiTheme="majorHAnsi" w:hAnsiTheme="majorHAnsi"/>
+                <w:sz w:val="20"/>
+                <w:szCs w:val="20"/>
+              </w:rPr>
+              <w:t>Salesperson.</w:t>
+            </w:r>
+          </w:p>
+        </w:tc>
+      </w:tr>
+      <w:tr>
+        <w:trPr>
+          <w:trHeight w:val="525"/>
+        </w:trPr>
+        <w:tc>
+          <w:tcPr>
+            <w:tcW w:w="4740" w:type="dxa"/>
+          </w:tcPr>
+          <w:p>
+            <w:pPr>
+              <w:rPr>
+                <w:rFonts w:asciiTheme="majorHAnsi" w:hAnsiTheme="majorHAnsi" w:cstheme="majorBidi"/>
+                <w:b/>
+                <w:bCs/>
+                <w:color w:val="000000" w:themeColor="text1"/>
+                <w:sz w:val="20"/>
+                <w:szCs w:val="20"/>
+              </w:rPr>
+            </w:pPr>
+            <w:r>
+              <w:rPr>
+                <w:rFonts w:asciiTheme="majorHAnsi" w:hAnsiTheme="majorHAnsi" w:cstheme="majorBidi"/>
+                <w:b/>
+                <w:bCs/>
+                <w:color w:val="000000" w:themeColor="text1"/>
+                <w:sz w:val="20"/>
+                <w:szCs w:val="20"/>
+              </w:rPr>
+              <w:t>trigger</w:t>
+            </w:r>
+          </w:p>
+        </w:tc>
+        <w:tc>
+          <w:tcPr>
+            <w:tcW w:w="4740" w:type="dxa"/>
+            <w:vAlign w:val="center"/>
+          </w:tcPr>
+          <w:p>
+            <w:pPr>
+              <w:rPr>
+                <w:rFonts w:asciiTheme="majorHAnsi" w:hAnsiTheme="majorHAnsi" w:cstheme="majorBidi"/>
+                <w:color w:val="000000" w:themeColor="text1"/>
+                <w:sz w:val="20"/>
+                <w:szCs w:val="20"/>
+              </w:rPr>
+            </w:pPr>
+            <w:r>
+              <w:rPr>
+                <w:rFonts w:asciiTheme="majorHAnsi" w:hAnsiTheme="majorHAnsi"/>
+                <w:sz w:val="20"/>
+                <w:szCs w:val="20"/>
+              </w:rPr>
+              <w:t>The Salesperson begins processing a customer's purchase at the billing counter.</w:t>
+            </w:r>
+          </w:p>
+        </w:tc>
+      </w:tr>
+      <w:tr>
+        <w:trPr>
+          <w:trHeight w:val="504"/>
+        </w:trPr>
+        <w:tc>
+          <w:tcPr>
+            <w:tcW w:w="4740" w:type="dxa"/>
+          </w:tcPr>
+          <w:p>
+            <w:pPr>
+              <w:rPr>
+                <w:rFonts w:asciiTheme="majorHAnsi" w:hAnsiTheme="majorHAnsi" w:cstheme="majorBidi"/>
+                <w:b/>
+                <w:bCs/>
+                <w:color w:val="000000" w:themeColor="text1"/>
+                <w:sz w:val="20"/>
+                <w:szCs w:val="20"/>
+              </w:rPr>
+            </w:pPr>
+            <w:r>
+              <w:rPr>
+                <w:rFonts w:asciiTheme="majorHAnsi" w:hAnsiTheme="majorHAnsi" w:cstheme="majorBidi"/>
+                <w:b/>
+                <w:bCs/>
+                <w:color w:val="000000" w:themeColor="text1"/>
+                <w:sz w:val="20"/>
+                <w:szCs w:val="20"/>
+              </w:rPr>
+              <w:t xml:space="preserve">Preconditions </w:t>
+            </w:r>
+          </w:p>
+        </w:tc>
+        <w:tc>
+          <w:tcPr>
+            <w:tcW w:w="4740" w:type="dxa"/>
+            <w:vAlign w:val="center"/>
+          </w:tcPr>
+          <w:p>
+            <w:pPr>
+              <w:rPr>
+                <w:rFonts w:asciiTheme="majorHAnsi" w:hAnsiTheme="majorHAnsi" w:cstheme="majorBidi"/>
+                <w:color w:val="000000" w:themeColor="text1"/>
+                <w:sz w:val="20"/>
+                <w:szCs w:val="20"/>
+              </w:rPr>
+            </w:pPr>
+            <w:r>
+              <w:rPr>
+                <w:rFonts w:asciiTheme="majorHAnsi" w:hAnsiTheme="majorHAnsi"/>
+                <w:sz w:val="20"/>
+                <w:szCs w:val="20"/>
+              </w:rPr>
+              <w:t>The Salesperson is logged in and the customer's selected items are identified.</w:t>
+            </w:r>
+          </w:p>
+        </w:tc>
+      </w:tr>
+      <w:tr>
+        <w:trPr>
+          <w:trHeight w:val="504"/>
+        </w:trPr>
+        <w:tc>
+          <w:tcPr>
+            <w:tcW w:w="4740" w:type="dxa"/>
+          </w:tcPr>
+          <w:p>
+            <w:pPr>
+              <w:rPr>
+                <w:rFonts w:asciiTheme="majorHAnsi" w:hAnsiTheme="majorHAnsi" w:cstheme="majorBidi"/>
+                <w:b/>
+                <w:bCs/>
+                <w:color w:val="000000" w:themeColor="text1"/>
+                <w:sz w:val="20"/>
+                <w:szCs w:val="20"/>
+              </w:rPr>
+            </w:pPr>
+            <w:r>
+              <w:rPr>
+                <w:rFonts w:asciiTheme="majorHAnsi" w:hAnsiTheme="majorHAnsi" w:cstheme="majorBidi"/>
+                <w:b/>
+                <w:bCs/>
+                <w:color w:val="000000" w:themeColor="text1"/>
+                <w:sz w:val="20"/>
+                <w:szCs w:val="20"/>
+              </w:rPr>
+              <w:t xml:space="preserve">Post condition </w:t>
+            </w:r>
+          </w:p>
+        </w:tc>
+        <w:tc>
+          <w:tcPr>
+            <w:tcW w:w="4740" w:type="dxa"/>
+            <w:vAlign w:val="center"/>
+          </w:tcPr>
+          <w:p>
+            <w:pPr>
+              <w:rPr>
+                <w:rFonts w:asciiTheme="majorHAnsi" w:hAnsiTheme="majorHAnsi" w:cstheme="majorBidi"/>
+                <w:color w:val="000000" w:themeColor="text1"/>
+                <w:sz w:val="20"/>
+                <w:szCs w:val="20"/>
+              </w:rPr>
+            </w:pPr>
+            <w:r>
+              <w:rPr>
+                <w:rFonts w:asciiTheme="majorHAnsi" w:hAnsiTheme="majorHAnsi"/>
+                <w:sz w:val="20"/>
+                <w:szCs w:val="20"/>
+              </w:rPr>
+              <w:t>If completed, a receipt is generated and quantities are deducted from inventory. If cancelled, the transaction ends without permanently deducting quantities.</w:t>
+            </w:r>
+          </w:p>
+        </w:tc>
+      </w:tr>
+      <w:tr>
+        <w:trPr>
+          <w:trHeight w:val="504"/>
+        </w:trPr>
+        <w:tc>
+          <w:tcPr>
+            <w:tcW w:w="9480" w:type="dxa"/>
+            <w:gridSpan w:val="2"/>
+            <w:shd w:val="clear" w:color="auto" w:fill="DAE9F7" w:themeFill="text2" w:themeFillTint="1A"/>
+          </w:tcPr>
+          <w:p>
+            <w:pPr>
+              <w:rPr>
+                <w:rFonts w:asciiTheme="majorHAnsi" w:hAnsiTheme="majorHAnsi" w:cstheme="majorBidi"/>
+                <w:b/>
+                <w:bCs/>
+                <w:color w:val="000000" w:themeColor="text1"/>
+                <w:sz w:val="20"/>
+                <w:szCs w:val="20"/>
+              </w:rPr>
+            </w:pPr>
+            <w:r>
+              <w:rPr>
+                <w:rFonts w:asciiTheme="majorHAnsi" w:hAnsiTheme="majorHAnsi" w:cstheme="majorBidi"/>
+                <w:b/>
+                <w:bCs/>
+                <w:color w:val="000000" w:themeColor="text1"/>
+                <w:sz w:val="20"/>
+                <w:szCs w:val="20"/>
+              </w:rPr>
+              <w:t xml:space="preserve">Main success scenario </w:t>
+            </w:r>
+          </w:p>
+        </w:tc>
+      </w:tr>
+      <w:tr>
+        <w:trPr>
+          <w:trHeight w:val="504"/>
+        </w:trPr>
+        <w:tc>
+          <w:tcPr>
+            <w:tcW w:w="4740" w:type="dxa"/>
+            <w:shd w:val="clear" w:color="auto" w:fill="DAE9F7" w:themeFill="text2" w:themeFillTint="1A"/>
+          </w:tcPr>
+          <w:p>
+            <w:pPr>
+              <w:rPr>
+                <w:rFonts w:asciiTheme="majorHAnsi" w:hAnsiTheme="majorHAnsi" w:cstheme="majorBidi"/>
+                <w:b/>
+                <w:bCs/>
+                <w:color w:val="000000" w:themeColor="text1"/>
+                <w:sz w:val="20"/>
+                <w:szCs w:val="20"/>
+              </w:rPr>
+            </w:pPr>
+            <w:r>
+              <w:rPr>
+                <w:rFonts w:asciiTheme="majorHAnsi" w:hAnsiTheme="majorHAnsi" w:cstheme="majorBidi"/>
+                <w:b/>
+                <w:bCs/>
+                <w:color w:val="000000" w:themeColor="text1"/>
+                <w:sz w:val="20"/>
+                <w:szCs w:val="20"/>
+              </w:rPr>
+              <w:t xml:space="preserve">Actor action </w:t>
+            </w:r>
+          </w:p>
+        </w:tc>
+        <w:tc>
+          <w:tcPr>
+            <w:tcW w:w="4740" w:type="dxa"/>
+            <w:shd w:val="clear" w:color="auto" w:fill="DAE9F7" w:themeFill="text2" w:themeFillTint="1A"/>
+          </w:tcPr>
+          <w:p>
+            <w:pPr>
+              <w:rPr>
+                <w:rFonts w:asciiTheme="majorHAnsi" w:hAnsiTheme="majorHAnsi" w:cstheme="majorBidi"/>
+                <w:b/>
+                <w:bCs/>
+                <w:color w:val="000000" w:themeColor="text1"/>
+                <w:sz w:val="20"/>
+                <w:szCs w:val="20"/>
+              </w:rPr>
+            </w:pPr>
+            <w:r>
+              <w:rPr>
+                <w:rFonts w:asciiTheme="majorHAnsi" w:hAnsiTheme="majorHAnsi" w:cstheme="majorBidi"/>
+                <w:b/>
+                <w:bCs/>
+                <w:color w:val="000000" w:themeColor="text1"/>
+                <w:sz w:val="20"/>
+                <w:szCs w:val="20"/>
+              </w:rPr>
+              <w:t xml:space="preserve">System response </w:t>
+            </w:r>
+          </w:p>
+        </w:tc>
+      </w:tr>
+      <w:tr>
+        <w:trPr>
+          <w:trHeight w:val="586"/>
+        </w:trPr>
+        <w:tc>
+          <w:tcPr>
+            <w:tcW w:w="4740" w:type="dxa"/>
+            <w:vAlign w:val="center"/>
+          </w:tcPr>
+          <w:p>
+            <w:pPr>
+              <w:spacing w:before="100" w:beforeAutospacing="1" w:after="100" w:afterAutospacing="1"/>
+              <w:rPr>
+                <w:rFonts w:asciiTheme="majorHAnsi" w:eastAsia="Times New Roman" w:hAnsiTheme="majorHAnsi" w:cs="Times New Roman"/>
+                <w:color w:val="000000" w:themeColor="text1"/>
+                <w:kern w:val="0"/>
+                <w:sz w:val="20"/>
+                <w:szCs w:val="20"/>
+                <w14:ligatures w14:val="none"/>
+              </w:rPr>
+            </w:pPr>
+            <w:r>
+              <w:rPr>
+                <w:rFonts w:asciiTheme="majorHAnsi" w:hAnsiTheme="majorHAnsi"/>
+                <w:sz w:val="20"/>
+                <w:szCs w:val="20"/>
+              </w:rPr>
+              <w:t>1. The Salesperson scans a barcode or enters the item identifier and quantity.</w:t>
+            </w:r>
+          </w:p>
+        </w:tc>
+        <w:tc>
+          <w:tcPr>
+            <w:tcW w:w="4740" w:type="dxa"/>
+            <w:vAlign w:val="center"/>
+          </w:tcPr>
+          <w:p>
+            <w:pPr>
+              <w:rPr>
+                <w:rFonts w:asciiTheme="majorHAnsi" w:hAnsiTheme="majorHAnsi" w:cstheme="majorBidi"/>
+                <w:color w:val="000000" w:themeColor="text1"/>
+                <w:sz w:val="20"/>
+                <w:szCs w:val="20"/>
+              </w:rPr>
+            </w:pPr>
+            <w:r>
+              <w:rPr>
+                <w:rFonts w:asciiTheme="majorHAnsi" w:hAnsiTheme="majorHAnsi"/>
+                <w:sz w:val="20"/>
+                <w:szCs w:val="20"/>
+              </w:rPr>
+              <w:t>2. The system retrieves item information and checks availability.</w:t>
+            </w:r>
+          </w:p>
+        </w:tc>
+      </w:tr>
+      <w:tr>
+        <w:trPr>
+          <w:trHeight w:val="66"/>
+        </w:trPr>
+        <w:tc>
+          <w:tcPr>
+            <w:tcW w:w="4740" w:type="dxa"/>
+            <w:vAlign w:val="center"/>
+          </w:tcPr>
+          <w:p>
+            <w:pPr>
+              <w:rPr>
+                <w:rFonts w:asciiTheme="majorHAnsi" w:hAnsiTheme="majorHAnsi" w:cstheme="majorBidi"/>
+                <w:color w:val="000000" w:themeColor="text1"/>
+                <w:sz w:val="20"/>
+                <w:szCs w:val="20"/>
+              </w:rPr>
+            </w:pPr>
+            <w:r>
+              <w:rPr>
+                <w:rFonts w:asciiTheme="majorHAnsi" w:hAnsiTheme="majorHAnsi"/>
+                <w:sz w:val="20"/>
+                <w:szCs w:val="20"/>
+              </w:rPr>
+              <w:t>3. The Salesperson enters the remaining selected items.</w:t>
+            </w:r>
+          </w:p>
+        </w:tc>
+        <w:tc>
+          <w:tcPr>
+            <w:tcW w:w="4740" w:type="dxa"/>
+            <w:vAlign w:val="center"/>
+          </w:tcPr>
+          <w:p>
+            <w:pPr>
+              <w:rPr>
+                <w:rFonts w:asciiTheme="majorHAnsi" w:hAnsiTheme="majorHAnsi" w:cstheme="majorBidi"/>
+                <w:color w:val="000000" w:themeColor="text1"/>
+                <w:sz w:val="20"/>
+                <w:szCs w:val="20"/>
+              </w:rPr>
+            </w:pPr>
+            <w:r>
+              <w:rPr>
+                <w:rFonts w:asciiTheme="majorHAnsi" w:hAnsiTheme="majorHAnsi"/>
+                <w:sz w:val="20"/>
+                <w:szCs w:val="20"/>
+              </w:rPr>
+              <w:t>4. The system determines the selling amount for each valid item.</w:t>
+            </w:r>
+          </w:p>
+        </w:tc>
+      </w:tr>
+      <w:tr>
+        <w:trPr>
+          <w:trHeight w:val="66"/>
+        </w:trPr>
+        <w:tc>
+          <w:tcPr>
+            <w:tcW w:w="4740" w:type="dxa"/>
+            <w:vAlign w:val="center"/>
+          </w:tcPr>
+          <w:p>
+            <w:pPr>
+              <w:rPr>
+                <w:rFonts w:asciiTheme="majorHAnsi" w:hAnsiTheme="majorHAnsi" w:cstheme="majorBidi"/>
+                <w:color w:val="000000" w:themeColor="text1"/>
+                <w:sz w:val="20"/>
+                <w:szCs w:val="20"/>
+              </w:rPr>
+            </w:pPr>
+          </w:p>
+        </w:tc>
+        <w:tc>
+          <w:tcPr>
+            <w:tcW w:w="4740" w:type="dxa"/>
+            <w:vAlign w:val="center"/>
+          </w:tcPr>
+          <w:p>
+            <w:pPr>
+              <w:spacing w:before="100" w:beforeAutospacing="1" w:after="100" w:afterAutospacing="1"/>
+              <w:rPr>
+                <w:rFonts w:asciiTheme="majorHAnsi" w:eastAsia="Times New Roman" w:hAnsiTheme="majorHAnsi" w:cs="Times New Roman"/>
+                <w:color w:val="000000" w:themeColor="text1"/>
+                <w:kern w:val="0"/>
+                <w:sz w:val="20"/>
+                <w:szCs w:val="20"/>
+                <w14:ligatures w14:val="none"/>
+              </w:rPr>
+            </w:pPr>
+            <w:r>
+              <w:rPr>
+                <w:rFonts w:asciiTheme="majorHAnsi" w:hAnsiTheme="majorHAnsi"/>
+                <w:sz w:val="20"/>
+                <w:szCs w:val="20"/>
+              </w:rPr>
+              <w:t>5. Where applicable, the system calculates discounts and taxes.</w:t>
+            </w:r>
+          </w:p>
+        </w:tc>
+      </w:tr>
+      <w:tr>
+        <w:trPr>
+          <w:trHeight w:val="192"/>
+        </w:trPr>
+        <w:tc>
+          <w:tcPr>
+            <w:tcW w:w="4740" w:type="dxa"/>
+            <w:vAlign w:val="center"/>
+          </w:tcPr>
+          <w:p>
+            <w:pPr>
+              <w:rPr>
+                <w:rFonts w:asciiTheme="majorHAnsi" w:hAnsiTheme="majorHAnsi" w:cstheme="majorBidi"/>
+                <w:color w:val="000000" w:themeColor="text1"/>
+                <w:sz w:val="20"/>
+                <w:szCs w:val="20"/>
+              </w:rPr>
+            </w:pPr>
+            <w:r>
+              <w:rPr>
+                <w:rFonts w:asciiTheme="majorHAnsi" w:hAnsiTheme="majorHAnsi"/>
+                <w:sz w:val="20"/>
+                <w:szCs w:val="20"/>
+              </w:rPr>
+              <w:t>6. The Salesperson completes the transaction.</w:t>
+            </w:r>
+          </w:p>
+        </w:tc>
+        <w:tc>
+          <w:tcPr>
+            <w:tcW w:w="4740" w:type="dxa"/>
+            <w:vAlign w:val="center"/>
+          </w:tcPr>
+          <w:p>
+            <w:pPr>
+              <w:rPr>
+                <w:rFonts w:asciiTheme="majorHAnsi" w:hAnsiTheme="majorHAnsi" w:cstheme="majorBidi"/>
+                <w:color w:val="000000" w:themeColor="text1"/>
+                <w:sz w:val="20"/>
+                <w:szCs w:val="20"/>
+              </w:rPr>
+            </w:pPr>
+            <w:r>
+              <w:rPr>
+                <w:rFonts w:asciiTheme="majorHAnsi" w:hAnsiTheme="majorHAnsi"/>
+                <w:sz w:val="20"/>
+                <w:szCs w:val="20"/>
+              </w:rPr>
+              <w:t>7. The system calculates the final amount and generates a receipt with items, quantities, prices, discounts, taxes, and total.</w:t>
+            </w:r>
+          </w:p>
+        </w:tc>
+      </w:tr>
+      <w:tr>
+        <w:trPr>
+          <w:trHeight w:val="192"/>
+        </w:trPr>
+        <w:tc>
+          <w:tcPr>
+            <w:tcW w:w="4740" w:type="dxa"/>
+          </w:tcPr>
+          <w:p>
+            <w:pPr>
+              <w:rPr>
+                <w:rFonts w:asciiTheme="majorHAnsi" w:hAnsiTheme="majorHAnsi" w:cstheme="majorBidi"/>
+                <w:color w:val="000000" w:themeColor="text1"/>
+                <w:sz w:val="20"/>
+                <w:szCs w:val="20"/>
+              </w:rPr>
+            </w:pPr>
+          </w:p>
+        </w:tc>
+        <w:tc>
+          <w:tcPr>
+            <w:tcW w:w="4740" w:type="dxa"/>
+            <w:vAlign w:val="center"/>
+          </w:tcPr>
+          <w:p>
+            <w:pPr>
+              <w:rPr>
+                <w:rFonts w:asciiTheme="majorHAnsi" w:hAnsiTheme="majorHAnsi"/>
+                <w:color w:val="000000" w:themeColor="text1"/>
+                <w:sz w:val="20"/>
+                <w:szCs w:val="20"/>
+                <w:shd w:val="clear" w:color="auto" w:fill="FFFFFF"/>
+              </w:rPr>
+            </w:pPr>
+            <w:r>
+              <w:rPr>
+                <w:rFonts w:asciiTheme="majorHAnsi" w:hAnsiTheme="majorHAnsi"/>
+                <w:sz w:val="20"/>
+                <w:szCs w:val="20"/>
+              </w:rPr>
+              <w:t>8. The system deducts purchased quantities from inventory and records the transaction.</w:t>
+            </w:r>
+          </w:p>
+        </w:tc>
+      </w:tr>
+      <w:tr>
+        <w:trPr>
+          <w:trHeight w:val="504"/>
+        </w:trPr>
+        <w:tc>
+          <w:tcPr>
+            <w:tcW w:w="9480" w:type="dxa"/>
+            <w:gridSpan w:val="2"/>
+          </w:tcPr>
+          <w:p>
+            <w:pPr>
+              <w:rPr>
+                <w:rFonts w:asciiTheme="majorHAnsi" w:hAnsiTheme="majorHAnsi" w:cstheme="majorBidi"/>
+                <w:b/>
+                <w:bCs/>
+                <w:color w:val="000000" w:themeColor="text1"/>
+                <w:sz w:val="20"/>
+                <w:szCs w:val="20"/>
+              </w:rPr>
+            </w:pPr>
+            <w:r>
+              <w:rPr>
+                <w:rFonts w:asciiTheme="majorHAnsi" w:hAnsiTheme="majorHAnsi" w:cstheme="majorBidi"/>
+                <w:b/>
+                <w:bCs/>
+                <w:color w:val="000000" w:themeColor="text1"/>
+                <w:sz w:val="20"/>
+                <w:szCs w:val="20"/>
+              </w:rPr>
+              <w:t xml:space="preserve">Alternatives flow: </w:t>
+            </w:r>
+          </w:p>
+          <w:p>
+            <w:pPr>
+              <w:pStyle w:val="ListBullet"/>
+              <w:numPr>
+                <w:ilvl w:val="0"/>
+                <w:numId w:val="0"/>
+              </w:numPr>
+              <w:rPr>
+                <w:rFonts w:asciiTheme="majorHAnsi" w:hAnsiTheme="majorHAnsi"/>
+                <w:szCs w:val="20"/>
+              </w:rPr>
+            </w:pPr>
+            <w:r>
+              <w:rPr>
+                <w:rFonts w:asciiTheme="majorHAnsi" w:hAnsiTheme="majorHAnsi"/>
+                <w:szCs w:val="20"/>
+              </w:rPr>
+              <w:t>2.a. If the requested quantity is unavailable, the system informs the Salesperson, and the item cannot be processed as requested.</w:t>
+            </w:r>
+            <w:r>
+              <w:rPr>
+                <w:rFonts w:asciiTheme="majorHAnsi" w:hAnsiTheme="majorHAnsi"/>
+                <w:szCs w:val="20"/>
+              </w:rPr>
+              <w:br w:type="page"/>
+            </w:r>
+            <w:r>
+              <w:rPr>
+                <w:rFonts w:asciiTheme="majorHAnsi" w:hAnsiTheme="majorHAnsi"/>
+                <w:szCs w:val="20"/>
+              </w:rPr>
+              <w:t xml:space="preserve"> The Salesperson continues with the next item (resume at step 1)</w:t>
+            </w:r>
+          </w:p>
+          <w:p>
+            <w:pPr>
+              <w:pStyle w:val="ListBullet"/>
+              <w:numPr>
+                <w:ilvl w:val="0"/>
+                <w:numId w:val="0"/>
+              </w:numPr>
+              <w:rPr>
+                <w:rFonts w:asciiTheme="majorHAnsi" w:hAnsiTheme="majorHAnsi"/>
+                <w:szCs w:val="20"/>
+              </w:rPr>
+            </w:pPr>
+            <w:r>
+              <w:rPr>
+                <w:rFonts w:asciiTheme="majorHAnsi" w:hAnsiTheme="majorHAnsi"/>
+                <w:szCs w:val="20"/>
+              </w:rPr>
+              <w:t>6.a. Cancel: before completing, the Salesperson cancels the receipt. The system ends the transaction and records the cancelled transaction. Use case ends</w:t>
+            </w:r>
+          </w:p>
+        </w:tc>
+      </w:tr>
+    </w:tbl>
+    <w:p>
+      <w:pPr>
+        <w:rPr>
+          <w:rFonts w:asciiTheme="majorBidi" w:hAnsiTheme="majorBidi" w:cstheme="majorBidi"/>
+          <w:sz w:val="28"/>
+          <w:szCs w:val="28"/>
+        </w:rPr>
+      </w:pPr>
+    </w:p>
+    <w:p>
+      <w:pPr>
+        <w:tabs>
+          <w:tab w:val="left" w:pos="349"/>
+        </w:tabs>
+        <w:rPr>
+          <w:rFonts w:asciiTheme="majorBidi" w:hAnsiTheme="majorBidi" w:cstheme="majorBidi"/>
+        </w:rPr>
+      </w:pPr>
     </w:p>
     <w:p>
       <w:pPr>
@@ -4912,7 +7801,7 @@
           <w:i/>
           <w:iCs/>
         </w:rPr>
-        <w:t>Design Explanation</w:t>
+        <w:t>D</w:t>
       </w:r>
       <w:r>
         <w:rPr>
@@ -4922,16 +7811,420 @@
           <w:i/>
           <w:iCs/>
         </w:rPr>
+        <w:t>esign Class Diagram</w:t>
+      </w:r>
+      <w:r>
+        <w:rPr>
+          <w:rFonts w:asciiTheme="majorBidi" w:hAnsiTheme="majorBidi" w:cstheme="majorBidi"/>
+          <w:b/>
+          <w:bCs/>
+          <w:i/>
+          <w:iCs/>
+        </w:rPr>
         <w:t>:</w:t>
       </w:r>
     </w:p>
     <w:p>
       <w:pPr>
+        <w:pStyle w:val="NormalWeb"/>
+      </w:pPr>
+      <w:r>
+        <w:rPr>
+          <w:noProof/>
+        </w:rPr>
+        <w:drawing>
+          <wp:inline distT="0" distB="0" distL="0" distR="0" wp14:anchorId="117FFE1D" wp14:editId="43C8590C">
+            <wp:extent cx="5943600" cy="3079115"/>
+            <wp:effectExtent l="0" t="0" r="0" b="6985"/>
+            <wp:docPr id="983938197" name="Picture 1"/>
+            <wp:cNvGraphicFramePr>
+              <a:graphicFrameLocks xmlns:a="http://schemas.openxmlformats.org/drawingml/2006/main" noChangeAspect="1"/>
+            </wp:cNvGraphicFramePr>
+            <a:graphic xmlns:a="http://schemas.openxmlformats.org/drawingml/2006/main">
+              <a:graphicData uri="http://schemas.openxmlformats.org/drawingml/2006/picture">
+                <pic:pic xmlns:pic="http://schemas.openxmlformats.org/drawingml/2006/picture">
+                  <pic:nvPicPr>
+                    <pic:cNvPr id="0" name="Picture 1"/>
+                    <pic:cNvPicPr>
+                      <a:picLocks noChangeAspect="1" noChangeArrowheads="1"/>
+                    </pic:cNvPicPr>
+                  </pic:nvPicPr>
+                  <pic:blipFill>
+                    <a:blip r:embed="rId9" cstate="print">
+                      <a:extLst>
+                        <a:ext uri="{28A0092B-C50C-407E-A947-70E740481C1C}">
+                          <a14:useLocalDpi xmlns:a14="http://schemas.microsoft.com/office/drawing/2010/main" val="0"/>
+                        </a:ext>
+                      </a:extLst>
+                    </a:blip>
+                    <a:srcRect/>
+                    <a:stretch>
+                      <a:fillRect/>
+                    </a:stretch>
+                  </pic:blipFill>
+                  <pic:spPr bwMode="auto">
+                    <a:xfrm>
+                      <a:off x="0" y="0"/>
+                      <a:ext cx="5943600" cy="3079115"/>
+                    </a:xfrm>
+                    <a:prstGeom prst="rect">
+                      <a:avLst/>
+                    </a:prstGeom>
+                    <a:noFill/>
+                    <a:ln>
+                      <a:noFill/>
+                    </a:ln>
+                  </pic:spPr>
+                </pic:pic>
+              </a:graphicData>
+            </a:graphic>
+          </wp:inline>
+        </w:drawing>
+      </w:r>
+    </w:p>
+    <w:p>
+      <w:pPr>
+        <w:tabs>
+          <w:tab w:val="left" w:pos="349"/>
+        </w:tabs>
+        <w:ind w:left="360"/>
+        <w:rPr>
+          <w:rFonts w:asciiTheme="majorBidi" w:hAnsiTheme="majorBidi" w:cstheme="majorBidi"/>
+        </w:rPr>
+      </w:pPr>
+    </w:p>
+    <w:p>
+      <w:pPr>
         <w:pStyle w:val="ListParagraph"/>
-        <w:rPr>
-          <w:rFonts w:asciiTheme="majorBidi" w:hAnsiTheme="majorBidi" w:cstheme="majorBidi"/>
-        </w:rPr>
-      </w:pPr>
+        <w:numPr>
+          <w:ilvl w:val="0"/>
+          <w:numId w:val="1"/>
+        </w:numPr>
+        <w:tabs>
+          <w:tab w:val="left" w:pos="349"/>
+        </w:tabs>
+        <w:rPr>
+          <w:rFonts w:asciiTheme="majorBidi" w:hAnsiTheme="majorBidi" w:cstheme="majorBidi"/>
+          <w:b/>
+          <w:bCs/>
+          <w:i/>
+          <w:iCs/>
+        </w:rPr>
+      </w:pPr>
+      <w:r>
+        <w:rPr>
+          <w:rFonts w:asciiTheme="majorBidi" w:hAnsiTheme="majorBidi" w:cstheme="majorBidi"/>
+          <w:b/>
+          <w:bCs/>
+          <w:i/>
+          <w:iCs/>
+        </w:rPr>
+        <w:t>Design Explanation</w:t>
+      </w:r>
+      <w:r>
+        <w:rPr>
+          <w:rFonts w:asciiTheme="majorBidi" w:hAnsiTheme="majorBidi" w:cstheme="majorBidi"/>
+          <w:b/>
+          <w:bCs/>
+          <w:i/>
+          <w:iCs/>
+        </w:rPr>
+        <w:t>:</w:t>
+      </w:r>
+    </w:p>
+    <w:p>
+      <w:pPr>
+        <w:pStyle w:val="ListParagraph"/>
+        <w:rPr>
+          <w:rFonts w:asciiTheme="majorBidi" w:hAnsiTheme="majorBidi" w:cstheme="majorBidi"/>
+          <w:b/>
+          <w:bCs/>
+          <w:i/>
+          <w:iCs/>
+        </w:rPr>
+      </w:pPr>
+    </w:p>
+    <w:p>
+      <w:pPr>
+        <w:rPr>
+          <w:rFonts w:asciiTheme="majorBidi" w:hAnsiTheme="majorBidi" w:cstheme="majorBidi"/>
+        </w:rPr>
+      </w:pPr>
+      <w:r>
+        <w:rPr>
+          <w:rFonts w:asciiTheme="majorBidi" w:hAnsiTheme="majorBidi" w:cstheme="majorBidi"/>
+        </w:rPr>
+        <w:t>Responsibility Assignment</w:t>
+      </w:r>
+    </w:p>
+    <w:p>
+      <w:pPr>
+        <w:pStyle w:val="ListParagraph"/>
+        <w:numPr>
+          <w:ilvl w:val="0"/>
+          <w:numId w:val="14"/>
+        </w:numPr>
+        <w:rPr>
+          <w:rFonts w:asciiTheme="majorBidi" w:hAnsiTheme="majorBidi" w:cstheme="majorBidi"/>
+        </w:rPr>
+      </w:pPr>
+      <w:r>
+        <w:rPr>
+          <w:rFonts w:asciiTheme="majorBidi" w:hAnsiTheme="majorBidi" w:cstheme="majorBidi"/>
+        </w:rPr>
+        <w:t>We assigned each responsibility to</w:t>
+      </w:r>
+      <w:r>
+        <w:rPr>
+          <w:rFonts w:asciiTheme="majorBidi" w:hAnsiTheme="majorBidi" w:cstheme="majorBidi"/>
+        </w:rPr>
+        <w:t xml:space="preserve"> the class that holds the information needed to carry it out</w:t>
+      </w:r>
+      <w:r>
+        <w:rPr>
+          <w:rFonts w:asciiTheme="majorBidi" w:hAnsiTheme="majorBidi" w:cstheme="majorBidi"/>
+        </w:rPr>
+        <w:t>. Item</w:t>
+      </w:r>
+      <w:r>
+        <w:rPr>
+          <w:rFonts w:asciiTheme="majorBidi" w:hAnsiTheme="majorBidi" w:cstheme="majorBidi"/>
+        </w:rPr>
+        <w:t xml:space="preserve"> owns its quantity so </w:t>
+      </w:r>
+      <w:r>
+        <w:rPr>
+          <w:rFonts w:asciiTheme="majorBidi" w:hAnsiTheme="majorBidi" w:cstheme="majorBidi"/>
+        </w:rPr>
+        <w:t>it provides isAvailable, increaseQuantity</w:t>
+      </w:r>
+      <w:r>
+        <w:rPr>
+          <w:rFonts w:asciiTheme="majorBidi" w:hAnsiTheme="majorBidi" w:cstheme="majorBidi"/>
+        </w:rPr>
+        <w:t xml:space="preserve"> and decreaseQuantity. Inventory manages the collection of items and provides the search</w:t>
+      </w:r>
+      <w:r>
+        <w:rPr>
+          <w:rFonts w:asciiTheme="majorBidi" w:hAnsiTheme="majorBidi" w:cstheme="majorBidi"/>
+        </w:rPr>
+        <w:t>, createItem, addStock and removeStock operations. A SaleLineItem calculates</w:t>
+      </w:r>
+      <w:r>
+        <w:rPr>
+          <w:rFonts w:asciiTheme="majorBidi" w:hAnsiTheme="majorBidi" w:cstheme="majorBidi"/>
+        </w:rPr>
+        <w:t xml:space="preserve"> </w:t>
+      </w:r>
+      <w:r>
+        <w:rPr>
+          <w:rFonts w:asciiTheme="majorBidi" w:hAnsiTheme="majorBidi" w:cstheme="majorBidi"/>
+        </w:rPr>
+        <w:t>its own discount, tax and line total, and Sale combines its lines to calculate the final amount, generate the receipt and complete the transaction. PearlMartSystem is a controller that receives each use case request, such as completeSale or placeOrder, and delegates the detailed work to these classes instead of doing it itself. SupplierGateway is responsible for all communication with the external Supplier.</w:t>
+      </w:r>
+    </w:p>
+    <w:p>
+      <w:pPr>
+        <w:rPr>
+          <w:rFonts w:asciiTheme="majorBidi" w:hAnsiTheme="majorBidi" w:cstheme="majorBidi"/>
+        </w:rPr>
+      </w:pPr>
+      <w:r>
+        <w:rPr>
+          <w:rFonts w:asciiTheme="majorBidi" w:hAnsiTheme="majorBidi" w:cstheme="majorBidi"/>
+        </w:rPr>
+        <w:t>Encapsulation</w:t>
+      </w:r>
+    </w:p>
+    <w:p>
+      <w:pPr>
+        <w:pStyle w:val="ListParagraph"/>
+        <w:numPr>
+          <w:ilvl w:val="0"/>
+          <w:numId w:val="14"/>
+        </w:numPr>
+        <w:rPr>
+          <w:rFonts w:asciiTheme="majorBidi" w:hAnsiTheme="majorBidi" w:cstheme="majorBidi"/>
+        </w:rPr>
+      </w:pPr>
+      <w:r>
+        <w:rPr>
+          <w:rFonts w:asciiTheme="majorBidi" w:hAnsiTheme="majorBidi" w:cstheme="majorBidi"/>
+        </w:rPr>
+        <w:t>All attributes are private and can only be changed through operations.</w:t>
+      </w:r>
+      <w:r>
+        <w:rPr>
+          <w:rFonts w:asciiTheme="majorBidi" w:hAnsiTheme="majorBidi" w:cstheme="majorBidi"/>
+        </w:rPr>
+        <w:t xml:space="preserve"> </w:t>
+      </w:r>
+      <w:r>
+        <w:rPr>
+          <w:rFonts w:asciiTheme="majorBidi" w:hAnsiTheme="majorBidi" w:cstheme="majorBidi"/>
+        </w:rPr>
+        <w:t xml:space="preserve">Inventory.recordMovement is a private operation called only by addStock, createItem and removeStock. This guarantees that stock cannot change without the change being </w:t>
+      </w:r>
+      <w:r>
+        <w:rPr>
+          <w:rFonts w:asciiTheme="majorBidi" w:hAnsiTheme="majorBidi" w:cstheme="majorBidi"/>
+        </w:rPr>
+        <w:lastRenderedPageBreak/>
+        <w:t>logged as a StockMovement, which matches the brief’s requirement that the system records every addition and removal.</w:t>
+      </w:r>
+    </w:p>
+    <w:p>
+      <w:pPr>
+        <w:rPr>
+          <w:rFonts w:asciiTheme="majorBidi" w:hAnsiTheme="majorBidi" w:cstheme="majorBidi"/>
+        </w:rPr>
+      </w:pPr>
+      <w:r>
+        <w:rPr>
+          <w:rFonts w:asciiTheme="majorBidi" w:hAnsiTheme="majorBidi" w:cstheme="majorBidi"/>
+        </w:rPr>
+        <w:t>Abstraction:</w:t>
+      </w:r>
+    </w:p>
+    <w:p>
+      <w:pPr>
+        <w:pStyle w:val="ListParagraph"/>
+        <w:numPr>
+          <w:ilvl w:val="0"/>
+          <w:numId w:val="14"/>
+        </w:numPr>
+        <w:rPr>
+          <w:rFonts w:asciiTheme="majorBidi" w:hAnsiTheme="majorBidi" w:cstheme="majorBidi"/>
+        </w:rPr>
+      </w:pPr>
+      <w:r>
+        <w:rPr>
+          <w:rFonts w:asciiTheme="majorBidi" w:hAnsiTheme="majorBidi" w:cstheme="majorBidi"/>
+        </w:rPr>
+        <w:t>Employee is an abstract class that captures only what all users share: login information and password handling. Other classes work with an Employee without knowing the role. SupplierGateway hides the external Supplier behind two operations, sendOrder and receiveInvoice, so the rest of the system never depends on how the Supplier’s system works. The controller likewise exposes use-case-level operations</w:t>
+      </w:r>
+    </w:p>
+    <w:p>
+      <w:pPr>
+        <w:rPr>
+          <w:rFonts w:asciiTheme="majorBidi" w:hAnsiTheme="majorBidi" w:cstheme="majorBidi"/>
+        </w:rPr>
+      </w:pPr>
+      <w:r>
+        <w:rPr>
+          <w:rFonts w:asciiTheme="majorBidi" w:hAnsiTheme="majorBidi" w:cstheme="majorBidi"/>
+        </w:rPr>
+        <w:t>Modularity:</w:t>
+      </w:r>
+    </w:p>
+    <w:p>
+      <w:pPr>
+        <w:pStyle w:val="ListParagraph"/>
+        <w:numPr>
+          <w:ilvl w:val="0"/>
+          <w:numId w:val="14"/>
+        </w:numPr>
+        <w:rPr>
+          <w:rFonts w:asciiTheme="majorBidi" w:hAnsiTheme="majorBidi" w:cstheme="majorBidi"/>
+        </w:rPr>
+      </w:pPr>
+      <w:r>
+        <w:rPr>
+          <w:rFonts w:asciiTheme="majorBidi" w:hAnsiTheme="majorBidi" w:cstheme="majorBidi"/>
+        </w:rPr>
+        <w:t>The design is divided into cohesive groups: users, inventory, ordering and sales. Each group changes for its own reason, and they interact through a few operations.</w:t>
+      </w:r>
+    </w:p>
+    <w:p>
+      <w:pPr>
+        <w:rPr>
+          <w:rFonts w:asciiTheme="majorBidi" w:hAnsiTheme="majorBidi" w:cstheme="majorBidi"/>
+        </w:rPr>
+      </w:pPr>
+      <w:r>
+        <w:rPr>
+          <w:rFonts w:asciiTheme="majorBidi" w:hAnsiTheme="majorBidi" w:cstheme="majorBidi"/>
+        </w:rPr>
+        <w:t>Justified Relationship:</w:t>
+      </w:r>
+    </w:p>
+    <w:p>
+      <w:pPr>
+        <w:pStyle w:val="ListParagraph"/>
+        <w:numPr>
+          <w:ilvl w:val="0"/>
+          <w:numId w:val="14"/>
+        </w:numPr>
+        <w:rPr>
+          <w:rFonts w:asciiTheme="majorBidi" w:hAnsiTheme="majorBidi" w:cstheme="majorBidi"/>
+        </w:rPr>
+      </w:pPr>
+      <w:r>
+        <w:rPr>
+          <w:rFonts w:asciiTheme="majorBidi" w:hAnsiTheme="majorBidi" w:cstheme="majorBidi"/>
+        </w:rPr>
+        <w:t>Generalization is used for Employee, because the Administrator, Inventory Manager, Store Manager and Salesperson are kinds of employees that share login data and differ in the work they do</w:t>
+      </w:r>
+      <w:r>
+        <w:rPr>
+          <w:rFonts w:asciiTheme="majorBidi" w:hAnsiTheme="majorBidi" w:cstheme="majorBidi"/>
+        </w:rPr>
+        <w:t xml:space="preserve">. </w:t>
+      </w:r>
+      <w:r>
+        <w:rPr>
+          <w:rFonts w:asciiTheme="majorBidi" w:hAnsiTheme="majorBidi" w:cstheme="majorBidi"/>
+        </w:rPr>
+        <w:t>Composition is used for SupplierOrder</w:t>
+      </w:r>
+      <w:r>
+        <w:rPr>
+          <w:rFonts w:asciiTheme="majorBidi" w:hAnsiTheme="majorBidi" w:cstheme="majorBidi"/>
+        </w:rPr>
+        <w:t>-</w:t>
+      </w:r>
+      <w:r>
+        <w:rPr>
+          <w:rFonts w:asciiTheme="majorBidi" w:hAnsiTheme="majorBidi" w:cstheme="majorBidi"/>
+        </w:rPr>
+        <w:t>OrderLine, Sale</w:t>
+      </w:r>
+      <w:r>
+        <w:rPr>
+          <w:rFonts w:asciiTheme="majorBidi" w:hAnsiTheme="majorBidi" w:cstheme="majorBidi"/>
+        </w:rPr>
+        <w:t>-</w:t>
+      </w:r>
+      <w:r>
+        <w:rPr>
+          <w:rFonts w:asciiTheme="majorBidi" w:hAnsiTheme="majorBidi" w:cstheme="majorBidi"/>
+        </w:rPr>
+        <w:t>SaleLineItem and Inventory</w:t>
+      </w:r>
+      <w:r>
+        <w:rPr>
+          <w:rFonts w:asciiTheme="majorBidi" w:hAnsiTheme="majorBidi" w:cstheme="majorBidi"/>
+        </w:rPr>
+        <w:t>-</w:t>
+      </w:r>
+      <w:r>
+        <w:rPr>
+          <w:rFonts w:asciiTheme="majorBidi" w:hAnsiTheme="majorBidi" w:cstheme="majorBidi"/>
+        </w:rPr>
+        <w:t>StockMovement, because those parts cannot exist without their whole and are removed with it. Aggregation is used for Inventory</w:t>
+      </w:r>
+      <w:r>
+        <w:rPr>
+          <w:rFonts w:asciiTheme="majorBidi" w:hAnsiTheme="majorBidi" w:cstheme="majorBidi"/>
+        </w:rPr>
+        <w:t>-</w:t>
+      </w:r>
+      <w:r>
+        <w:rPr>
+          <w:rFonts w:asciiTheme="majorBidi" w:hAnsiTheme="majorBidi" w:cstheme="majorBidi"/>
+        </w:rPr>
+        <w:t>Item, because items are also referenced by order lines, sale lines and replacements, so they exist independently of any one of them.</w:t>
+      </w:r>
     </w:p>
     <w:sectPr>
       <w:pgSz w:w="12240" w:h="15840"/>
@@ -4946,6 +8239,140 @@
 <file path=word/numbering.xml><?xml version="1.0" encoding="utf-8"?>
 <w:numbering xmlns:wpc="http://schemas.microsoft.com/office/word/2010/wordprocessingCanvas" xmlns:cx="http://schemas.microsoft.com/office/drawing/2014/chartex" xmlns:cx1="http://schemas.microsoft.com/office/drawing/2015/9/8/chartex" xmlns:cx2="http://schemas.microsoft.com/office/drawing/2015/10/21/chartex" xmlns:cx3="http://schemas.microsoft.com/office/drawing/2016/5/9/chartex" xmlns:cx4="http://schemas.microsoft.com/office/drawing/2016/5/10/chartex" xmlns:cx5="http://schemas.microsoft.com/office/drawing/2016/5/11/chartex" xmlns:cx6="http://schemas.microsoft.com/office/drawing/2016/5/12/chartex" xmlns:cx7="http://schemas.microsoft.com/office/drawing/2016/5/13/chartex" xmlns:cx8="http://schemas.microsoft.com/office/drawing/2016/5/14/chartex" xmlns:mc="http://schemas.openxmlformats.org/markup-compatibility/2006" xmlns:aink="http://schemas.microsoft.com/office/drawing/2016/ink" xmlns:am3d="http://schemas.microsoft.com/office/drawing/2017/model3d" xmlns:o="urn:schemas-microsoft-com:office:office" xmlns:oel="http://schemas.microsoft.com/office/2019/extlst" xmlns:r="http://schemas.openxmlformats.org/officeDocument/2006/relationships" xmlns:m="http://schemas.openxmlformats.org/officeDocument/2006/math" xmlns:v="urn:schemas-microsoft-com:vml" xmlns:wp14="http://schemas.microsoft.com/office/word/2010/wordprocessingDrawing" xmlns:wp="http://schemas.openxmlformats.org/drawingml/2006/wordprocessingDrawing" xmlns:w10="urn:schemas-microsoft-com:office:word" xmlns:w="http://schemas.openxmlformats.org/wordprocessingml/2006/main" xmlns:w14="http://schemas.microsoft.com/office/word/2010/wordml" xmlns:w15="http://schemas.microsoft.com/office/word/2012/wordml" xmlns:w16cex="http://schemas.microsoft.com/office/word/2018/wordml/cex" xmlns:w16cid="http://schemas.microsoft.com/office/word/2016/wordml/cid" xmlns:w16="http://schemas.microsoft.com/office/word/2018/wordml" xmlns:w16du="http://schemas.microsoft.com/office/word/2023/wordml/word16du" xmlns:w16sdtdh="http://schemas.microsoft.com/office/word/2020/wordml/sdtdatahash" xmlns:w16sdtfl="http://schemas.microsoft.com/office/word/2024/wordml/sdtformatlock" xmlns:w16se="http://schemas.microsoft.com/office/word/2015/wordml/symex" xmlns:wpg="http://schemas.microsoft.com/office/word/2010/wordprocessingGroup" xmlns:wpi="http://schemas.microsoft.com/office/word/2010/wordprocessingInk" xmlns:wne="http://schemas.microsoft.com/office/word/2006/wordml" xmlns:wps="http://schemas.microsoft.com/office/word/2010/wordprocessingShape" mc:Ignorable="w14 w15 w16se w16cid w16 w16cex w16sdtdh w16sdtfl w16du wp14">
   <w:abstractNum w:abstractNumId="0" w15:restartNumberingAfterBreak="0">
+    <w:nsid w:val="FFFFFF89"/>
+    <w:multiLevelType w:val="singleLevel"/>
+    <w:tmpl w:val="DB4A2F1E"/>
+    <w:lvl w:ilvl="0">
+      <w:start w:val="1"/>
+      <w:numFmt w:val="bullet"/>
+      <w:pStyle w:val="ListBullet"/>
+      <w:lvlText w:val=""/>
+      <w:lvlJc w:val="left"/>
+      <w:pPr>
+        <w:tabs>
+          <w:tab w:val="num" w:pos="360"/>
+        </w:tabs>
+        <w:ind w:left="360" w:hanging="360"/>
+      </w:pPr>
+      <w:rPr>
+        <w:rFonts w:ascii="Symbol" w:hAnsi="Symbol" w:hint="default"/>
+      </w:rPr>
+    </w:lvl>
+  </w:abstractNum>
+  <w:abstractNum w:abstractNumId="1" w15:restartNumberingAfterBreak="0">
+    <w:nsid w:val="0A1F0B4F"/>
+    <w:multiLevelType w:val="hybridMultilevel"/>
+    <w:tmpl w:val="47EEDBB2"/>
+    <w:lvl w:ilvl="0" w:tplc="D854A50C">
+      <w:start w:val="6"/>
+      <w:numFmt w:val="bullet"/>
+      <w:lvlText w:val="-"/>
+      <w:lvlJc w:val="left"/>
+      <w:pPr>
+        <w:ind w:left="1080" w:hanging="360"/>
+      </w:pPr>
+      <w:rPr>
+        <w:rFonts w:ascii="Times New Roman" w:eastAsiaTheme="minorHAnsi" w:hAnsi="Times New Roman" w:cs="Times New Roman" w:hint="default"/>
+      </w:rPr>
+    </w:lvl>
+    <w:lvl w:ilvl="1" w:tplc="04090003" w:tentative="1">
+      <w:start w:val="1"/>
+      <w:numFmt w:val="bullet"/>
+      <w:lvlText w:val="o"/>
+      <w:lvlJc w:val="left"/>
+      <w:pPr>
+        <w:ind w:left="1800" w:hanging="360"/>
+      </w:pPr>
+      <w:rPr>
+        <w:rFonts w:ascii="Courier New" w:hAnsi="Courier New" w:cs="Courier New" w:hint="default"/>
+      </w:rPr>
+    </w:lvl>
+    <w:lvl w:ilvl="2" w:tplc="04090005" w:tentative="1">
+      <w:start w:val="1"/>
+      <w:numFmt w:val="bullet"/>
+      <w:lvlText w:val=""/>
+      <w:lvlJc w:val="left"/>
+      <w:pPr>
+        <w:ind w:left="2520" w:hanging="360"/>
+      </w:pPr>
+      <w:rPr>
+        <w:rFonts w:ascii="Wingdings" w:hAnsi="Wingdings" w:hint="default"/>
+      </w:rPr>
+    </w:lvl>
+    <w:lvl w:ilvl="3" w:tplc="04090001" w:tentative="1">
+      <w:start w:val="1"/>
+      <w:numFmt w:val="bullet"/>
+      <w:lvlText w:val=""/>
+      <w:lvlJc w:val="left"/>
+      <w:pPr>
+        <w:ind w:left="3240" w:hanging="360"/>
+      </w:pPr>
+      <w:rPr>
+        <w:rFonts w:ascii="Symbol" w:hAnsi="Symbol" w:hint="default"/>
+      </w:rPr>
+    </w:lvl>
+    <w:lvl w:ilvl="4" w:tplc="04090003" w:tentative="1">
+      <w:start w:val="1"/>
+      <w:numFmt w:val="bullet"/>
+      <w:lvlText w:val="o"/>
+      <w:lvlJc w:val="left"/>
+      <w:pPr>
+        <w:ind w:left="3960" w:hanging="360"/>
+      </w:pPr>
+      <w:rPr>
+        <w:rFonts w:ascii="Courier New" w:hAnsi="Courier New" w:cs="Courier New" w:hint="default"/>
+      </w:rPr>
+    </w:lvl>
+    <w:lvl w:ilvl="5" w:tplc="04090005" w:tentative="1">
+      <w:start w:val="1"/>
+      <w:numFmt w:val="bullet"/>
+      <w:lvlText w:val=""/>
+      <w:lvlJc w:val="left"/>
+      <w:pPr>
+        <w:ind w:left="4680" w:hanging="360"/>
+      </w:pPr>
+      <w:rPr>
+        <w:rFonts w:ascii="Wingdings" w:hAnsi="Wingdings" w:hint="default"/>
+      </w:rPr>
+    </w:lvl>
+    <w:lvl w:ilvl="6" w:tplc="04090001" w:tentative="1">
+      <w:start w:val="1"/>
+      <w:numFmt w:val="bullet"/>
+      <w:lvlText w:val=""/>
+      <w:lvlJc w:val="left"/>
+      <w:pPr>
+        <w:ind w:left="5400" w:hanging="360"/>
+      </w:pPr>
+      <w:rPr>
+        <w:rFonts w:ascii="Symbol" w:hAnsi="Symbol" w:hint="default"/>
+      </w:rPr>
+    </w:lvl>
+    <w:lvl w:ilvl="7" w:tplc="04090003" w:tentative="1">
+      <w:start w:val="1"/>
+      <w:numFmt w:val="bullet"/>
+      <w:lvlText w:val="o"/>
+      <w:lvlJc w:val="left"/>
+      <w:pPr>
+        <w:ind w:left="6120" w:hanging="360"/>
+      </w:pPr>
+      <w:rPr>
+        <w:rFonts w:ascii="Courier New" w:hAnsi="Courier New" w:cs="Courier New" w:hint="default"/>
+      </w:rPr>
+    </w:lvl>
+    <w:lvl w:ilvl="8" w:tplc="04090005" w:tentative="1">
+      <w:start w:val="1"/>
+      <w:numFmt w:val="bullet"/>
+      <w:lvlText w:val=""/>
+      <w:lvlJc w:val="left"/>
+      <w:pPr>
+        <w:ind w:left="6840" w:hanging="360"/>
+      </w:pPr>
+      <w:rPr>
+        <w:rFonts w:ascii="Wingdings" w:hAnsi="Wingdings" w:hint="default"/>
+      </w:rPr>
+    </w:lvl>
+  </w:abstractNum>
+  <w:abstractNum w:abstractNumId="2" w15:restartNumberingAfterBreak="0">
     <w:nsid w:val="14984342"/>
     <w:multiLevelType w:val="hybridMultilevel"/>
     <w:tmpl w:val="FA8EA90E"/>
@@ -5031,7 +8458,7 @@
       </w:pPr>
     </w:lvl>
   </w:abstractNum>
-  <w:abstractNum w:abstractNumId="1" w15:restartNumberingAfterBreak="0">
+  <w:abstractNum w:abstractNumId="3" w15:restartNumberingAfterBreak="0">
     <w:nsid w:val="1F6517F0"/>
     <w:multiLevelType w:val="hybridMultilevel"/>
     <w:tmpl w:val="112C2EA8"/>
@@ -5117,7 +8544,7 @@
       </w:pPr>
     </w:lvl>
   </w:abstractNum>
-  <w:abstractNum w:abstractNumId="2" w15:restartNumberingAfterBreak="0">
+  <w:abstractNum w:abstractNumId="4" w15:restartNumberingAfterBreak="0">
     <w:nsid w:val="1F73488B"/>
     <w:multiLevelType w:val="hybridMultilevel"/>
     <w:tmpl w:val="C706C4B4"/>
@@ -5230,7 +8657,7 @@
       </w:rPr>
     </w:lvl>
   </w:abstractNum>
-  <w:abstractNum w:abstractNumId="3" w15:restartNumberingAfterBreak="0">
+  <w:abstractNum w:abstractNumId="5" w15:restartNumberingAfterBreak="0">
     <w:nsid w:val="32E81CB3"/>
     <w:multiLevelType w:val="hybridMultilevel"/>
     <w:tmpl w:val="9D22B8D4"/>
@@ -5316,7 +8743,7 @@
       </w:pPr>
     </w:lvl>
   </w:abstractNum>
-  <w:abstractNum w:abstractNumId="4" w15:restartNumberingAfterBreak="0">
+  <w:abstractNum w:abstractNumId="6" w15:restartNumberingAfterBreak="0">
     <w:nsid w:val="340C6B89"/>
     <w:multiLevelType w:val="hybridMultilevel"/>
     <w:tmpl w:val="1C70798C"/>
@@ -5402,7 +8829,7 @@
       </w:pPr>
     </w:lvl>
   </w:abstractNum>
-  <w:abstractNum w:abstractNumId="5" w15:restartNumberingAfterBreak="0">
+  <w:abstractNum w:abstractNumId="7" w15:restartNumberingAfterBreak="0">
     <w:nsid w:val="3EF32D7E"/>
     <w:multiLevelType w:val="multilevel"/>
     <w:tmpl w:val="FA8EA90E"/>
@@ -5489,7 +8916,7 @@
       </w:pPr>
     </w:lvl>
   </w:abstractNum>
-  <w:abstractNum w:abstractNumId="6" w15:restartNumberingAfterBreak="0">
+  <w:abstractNum w:abstractNumId="8" w15:restartNumberingAfterBreak="0">
     <w:nsid w:val="3FD219C8"/>
     <w:multiLevelType w:val="hybridMultilevel"/>
     <w:tmpl w:val="1C70798C"/>
@@ -5575,7 +9002,7 @@
       </w:pPr>
     </w:lvl>
   </w:abstractNum>
-  <w:abstractNum w:abstractNumId="7" w15:restartNumberingAfterBreak="0">
+  <w:abstractNum w:abstractNumId="9" w15:restartNumberingAfterBreak="0">
     <w:nsid w:val="448E461E"/>
     <w:multiLevelType w:val="hybridMultilevel"/>
     <w:tmpl w:val="7A4ADC60"/>
@@ -5661,7 +9088,7 @@
       </w:pPr>
     </w:lvl>
   </w:abstractNum>
-  <w:abstractNum w:abstractNumId="8" w15:restartNumberingAfterBreak="0">
+  <w:abstractNum w:abstractNumId="10" w15:restartNumberingAfterBreak="0">
     <w:nsid w:val="51614B02"/>
     <w:multiLevelType w:val="hybridMultilevel"/>
     <w:tmpl w:val="A5F05D06"/>
@@ -5747,7 +9174,7 @@
       </w:pPr>
     </w:lvl>
   </w:abstractNum>
-  <w:abstractNum w:abstractNumId="9" w15:restartNumberingAfterBreak="0">
+  <w:abstractNum w:abstractNumId="11" w15:restartNumberingAfterBreak="0">
     <w:nsid w:val="6B6A10A0"/>
     <w:multiLevelType w:val="hybridMultilevel"/>
     <w:tmpl w:val="E1D8C7F0"/>
@@ -5833,7 +9260,7 @@
       </w:pPr>
     </w:lvl>
   </w:abstractNum>
-  <w:abstractNum w:abstractNumId="10" w15:restartNumberingAfterBreak="0">
+  <w:abstractNum w:abstractNumId="12" w15:restartNumberingAfterBreak="0">
     <w:nsid w:val="6C472192"/>
     <w:multiLevelType w:val="hybridMultilevel"/>
     <w:tmpl w:val="26BEAFFE"/>
@@ -5919,7 +9346,7 @@
       </w:pPr>
     </w:lvl>
   </w:abstractNum>
-  <w:abstractNum w:abstractNumId="11" w15:restartNumberingAfterBreak="0">
+  <w:abstractNum w:abstractNumId="13" w15:restartNumberingAfterBreak="0">
     <w:nsid w:val="7A2773DA"/>
     <w:multiLevelType w:val="hybridMultilevel"/>
     <w:tmpl w:val="2FCAD8AA"/>
@@ -6033,40 +9460,46 @@
     </w:lvl>
   </w:abstractNum>
   <w:num w:numId="1" w16cid:durableId="1073821750">
+    <w:abstractNumId w:val="8"/>
+  </w:num>
+  <w:num w:numId="2" w16cid:durableId="1011491418">
+    <w:abstractNumId w:val="3"/>
+  </w:num>
+  <w:num w:numId="3" w16cid:durableId="2090809707">
+    <w:abstractNumId w:val="13"/>
+  </w:num>
+  <w:num w:numId="4" w16cid:durableId="1786343653">
+    <w:abstractNumId w:val="9"/>
+  </w:num>
+  <w:num w:numId="5" w16cid:durableId="267615536">
+    <w:abstractNumId w:val="12"/>
+  </w:num>
+  <w:num w:numId="6" w16cid:durableId="751972220">
+    <w:abstractNumId w:val="10"/>
+  </w:num>
+  <w:num w:numId="7" w16cid:durableId="375664429">
+    <w:abstractNumId w:val="4"/>
+  </w:num>
+  <w:num w:numId="8" w16cid:durableId="1684896656">
+    <w:abstractNumId w:val="2"/>
+  </w:num>
+  <w:num w:numId="9" w16cid:durableId="1175732928">
+    <w:abstractNumId w:val="5"/>
+  </w:num>
+  <w:num w:numId="10" w16cid:durableId="1992170336">
+    <w:abstractNumId w:val="7"/>
+  </w:num>
+  <w:num w:numId="11" w16cid:durableId="1334147469">
+    <w:abstractNumId w:val="11"/>
+  </w:num>
+  <w:num w:numId="12" w16cid:durableId="736439594">
     <w:abstractNumId w:val="6"/>
   </w:num>
-  <w:num w:numId="2" w16cid:durableId="1011491418">
-    <w:abstractNumId w:val="1"/>
-  </w:num>
-  <w:num w:numId="3" w16cid:durableId="2090809707">
-    <w:abstractNumId w:val="11"/>
-  </w:num>
-  <w:num w:numId="4" w16cid:durableId="1786343653">
-    <w:abstractNumId w:val="7"/>
-  </w:num>
-  <w:num w:numId="5" w16cid:durableId="267615536">
-    <w:abstractNumId w:val="10"/>
-  </w:num>
-  <w:num w:numId="6" w16cid:durableId="751972220">
-    <w:abstractNumId w:val="8"/>
-  </w:num>
-  <w:num w:numId="7" w16cid:durableId="375664429">
-    <w:abstractNumId w:val="2"/>
-  </w:num>
-  <w:num w:numId="8" w16cid:durableId="1684896656">
+  <w:num w:numId="13" w16cid:durableId="583883392">
     <w:abstractNumId w:val="0"/>
   </w:num>
-  <w:num w:numId="9" w16cid:durableId="1175732928">
-    <w:abstractNumId w:val="3"/>
-  </w:num>
-  <w:num w:numId="10" w16cid:durableId="1992170336">
-    <w:abstractNumId w:val="5"/>
-  </w:num>
-  <w:num w:numId="11" w16cid:durableId="1334147469">
-    <w:abstractNumId w:val="9"/>
-  </w:num>
-  <w:num w:numId="12" w16cid:durableId="736439594">
-    <w:abstractNumId w:val="4"/>
+  <w:num w:numId="14" w16cid:durableId="26956844">
+    <w:abstractNumId w:val="1"/>
   </w:num>
 </w:numbering>
 </file>
@@ -7037,6 +10470,31 @@
       </w:numPr>
     </w:pPr>
   </w:style>
+  <w:style w:type="paragraph" w:styleId="ListBullet">
+    <w:name w:val="List Bullet"/>
+    <w:basedOn w:val="Normal"/>
+    <w:uiPriority w:val="99"/>
+    <w:unhideWhenUsed/>
+    <w:rsid w:val="00F3196F"/>
+    <w:pPr>
+      <w:numPr>
+        <w:numId w:val="13"/>
+      </w:numPr>
+      <w:tabs>
+        <w:tab w:val="clear" w:pos="360"/>
+      </w:tabs>
+      <w:spacing w:after="80" w:line="276" w:lineRule="auto"/>
+      <w:ind w:left="0" w:firstLine="0"/>
+      <w:contextualSpacing/>
+    </w:pPr>
+    <w:rPr>
+      <w:rFonts w:ascii="Arial" w:eastAsia="Arial" w:hAnsi="Arial"/>
+      <w:kern w:val="0"/>
+      <w:sz w:val="20"/>
+      <w:szCs w:val="22"/>
+      <w14:ligatures w14:val="none"/>
+    </w:rPr>
+  </w:style>
 </w:styles>
 </file>
 

--- a/Milestone1_Report.docx
+++ b/Milestone1_Report.docx
@@ -135,13 +135,23 @@
           <w:szCs w:val="26"/>
         </w:rPr>
       </w:pPr>
-      <w:r>
-        <w:rPr>
-          <w:rFonts w:asciiTheme="majorBidi" w:hAnsiTheme="majorBidi" w:cstheme="majorBidi"/>
-          <w:sz w:val="26"/>
-          <w:szCs w:val="26"/>
-        </w:rPr>
-        <w:t xml:space="preserve">PrearlMart inventory Management System </w:t>
+      <w:proofErr w:type="spellStart"/>
+      <w:r>
+        <w:rPr>
+          <w:rFonts w:asciiTheme="majorBidi" w:hAnsiTheme="majorBidi" w:cstheme="majorBidi"/>
+          <w:sz w:val="26"/>
+          <w:szCs w:val="26"/>
+        </w:rPr>
+        <w:t>PrearlMart</w:t>
+      </w:r>
+      <w:proofErr w:type="spellEnd"/>
+      <w:r>
+        <w:rPr>
+          <w:rFonts w:asciiTheme="majorBidi" w:hAnsiTheme="majorBidi" w:cstheme="majorBidi"/>
+          <w:sz w:val="26"/>
+          <w:szCs w:val="26"/>
+        </w:rPr>
+        <w:t xml:space="preserve"> inventory Management System </w:t>
       </w:r>
     </w:p>
     <w:p>
@@ -217,13 +227,41 @@
           <w:szCs w:val="26"/>
         </w:rPr>
       </w:pPr>
-      <w:r>
-        <w:rPr>
-          <w:rFonts w:asciiTheme="majorBidi" w:hAnsiTheme="majorBidi" w:cstheme="majorBidi"/>
-          <w:sz w:val="26"/>
-          <w:szCs w:val="26"/>
-        </w:rPr>
-        <w:t xml:space="preserve">Noof alyafei </w:t>
+      <w:proofErr w:type="spellStart"/>
+      <w:r>
+        <w:rPr>
+          <w:rFonts w:asciiTheme="majorBidi" w:hAnsiTheme="majorBidi" w:cstheme="majorBidi"/>
+          <w:sz w:val="26"/>
+          <w:szCs w:val="26"/>
+        </w:rPr>
+        <w:t>Noof</w:t>
+      </w:r>
+      <w:proofErr w:type="spellEnd"/>
+      <w:r>
+        <w:rPr>
+          <w:rFonts w:asciiTheme="majorBidi" w:hAnsiTheme="majorBidi" w:cstheme="majorBidi"/>
+          <w:sz w:val="26"/>
+          <w:szCs w:val="26"/>
+        </w:rPr>
+        <w:t xml:space="preserve"> </w:t>
+      </w:r>
+      <w:proofErr w:type="spellStart"/>
+      <w:r>
+        <w:rPr>
+          <w:rFonts w:asciiTheme="majorBidi" w:hAnsiTheme="majorBidi" w:cstheme="majorBidi"/>
+          <w:sz w:val="26"/>
+          <w:szCs w:val="26"/>
+        </w:rPr>
+        <w:t>alyafei</w:t>
+      </w:r>
+      <w:proofErr w:type="spellEnd"/>
+      <w:r>
+        <w:rPr>
+          <w:rFonts w:asciiTheme="majorBidi" w:hAnsiTheme="majorBidi" w:cstheme="majorBidi"/>
+          <w:sz w:val="26"/>
+          <w:szCs w:val="26"/>
+        </w:rPr>
+        <w:t xml:space="preserve"> </w:t>
       </w:r>
     </w:p>
     <w:p>
@@ -625,13 +663,41 @@
                 <w:szCs w:val="26"/>
               </w:rPr>
             </w:pPr>
+            <w:proofErr w:type="spellStart"/>
             <w:r>
               <w:rPr>
                 <w:rFonts w:asciiTheme="majorBidi" w:hAnsiTheme="majorBidi" w:cstheme="majorBidi"/>
                 <w:sz w:val="26"/>
                 <w:szCs w:val="26"/>
               </w:rPr>
-              <w:t xml:space="preserve">Noof alyafei </w:t>
+              <w:t>Noof</w:t>
+            </w:r>
+            <w:proofErr w:type="spellEnd"/>
+            <w:r>
+              <w:rPr>
+                <w:rFonts w:asciiTheme="majorBidi" w:hAnsiTheme="majorBidi" w:cstheme="majorBidi"/>
+                <w:sz w:val="26"/>
+                <w:szCs w:val="26"/>
+              </w:rPr>
+              <w:t xml:space="preserve"> </w:t>
+            </w:r>
+            <w:proofErr w:type="spellStart"/>
+            <w:r>
+              <w:rPr>
+                <w:rFonts w:asciiTheme="majorBidi" w:hAnsiTheme="majorBidi" w:cstheme="majorBidi"/>
+                <w:sz w:val="26"/>
+                <w:szCs w:val="26"/>
+              </w:rPr>
+              <w:t>alyafei</w:t>
+            </w:r>
+            <w:proofErr w:type="spellEnd"/>
+            <w:r>
+              <w:rPr>
+                <w:rFonts w:asciiTheme="majorBidi" w:hAnsiTheme="majorBidi" w:cstheme="majorBidi"/>
+                <w:sz w:val="26"/>
+                <w:szCs w:val="26"/>
+              </w:rPr>
+              <w:t xml:space="preserve"> </w:t>
             </w:r>
           </w:p>
         </w:tc>
@@ -745,7 +811,25 @@
           <w:sz w:val="26"/>
           <w:szCs w:val="26"/>
         </w:rPr>
-        <w:t>to develop an inventory management system for pearlMart that helps authorized employees efficiently manage inventory, supplier order, sales, and related transactions while maintaining accurate records and supporting inventory reporting.</w:t>
+        <w:t xml:space="preserve">to develop an inventory management system for </w:t>
+      </w:r>
+      <w:proofErr w:type="spellStart"/>
+      <w:r>
+        <w:rPr>
+          <w:rFonts w:asciiTheme="majorBidi" w:hAnsiTheme="majorBidi" w:cstheme="majorBidi"/>
+          <w:sz w:val="26"/>
+          <w:szCs w:val="26"/>
+        </w:rPr>
+        <w:t>pearlMart</w:t>
+      </w:r>
+      <w:proofErr w:type="spellEnd"/>
+      <w:r>
+        <w:rPr>
+          <w:rFonts w:asciiTheme="majorBidi" w:hAnsiTheme="majorBidi" w:cstheme="majorBidi"/>
+          <w:sz w:val="26"/>
+          <w:szCs w:val="26"/>
+        </w:rPr>
+        <w:t xml:space="preserve"> that helps authorized employees efficiently manage inventory, supplier order, sales, and related transactions while maintaining accurate records and supporting inventory reporting.</w:t>
       </w:r>
     </w:p>
     <w:p>
@@ -1286,7 +1370,25 @@
           <w:sz w:val="26"/>
           <w:szCs w:val="26"/>
         </w:rPr>
-        <w:t>[0..1]</w:t>
+        <w:t>[</w:t>
+      </w:r>
+      <w:proofErr w:type="gramStart"/>
+      <w:r>
+        <w:rPr>
+          <w:rFonts w:asciiTheme="majorBidi" w:hAnsiTheme="majorBidi" w:cstheme="majorBidi"/>
+          <w:sz w:val="26"/>
+          <w:szCs w:val="26"/>
+        </w:rPr>
+        <w:t>0..</w:t>
+      </w:r>
+      <w:proofErr w:type="gramEnd"/>
+      <w:r>
+        <w:rPr>
+          <w:rFonts w:asciiTheme="majorBidi" w:hAnsiTheme="majorBidi" w:cstheme="majorBidi"/>
+          <w:sz w:val="26"/>
+          <w:szCs w:val="26"/>
+        </w:rPr>
+        <w:t>1]</w:t>
       </w:r>
       <w:r>
         <w:rPr>
@@ -1458,13 +1560,23 @@
         </w:rPr>
         <w:t xml:space="preserve"> </w:t>
       </w:r>
-      <w:r>
-        <w:rPr>
-          <w:rFonts w:asciiTheme="majorBidi" w:hAnsiTheme="majorBidi" w:cstheme="majorBidi"/>
-          <w:sz w:val="26"/>
-          <w:szCs w:val="26"/>
-        </w:rPr>
-        <w:t>StockMovement records only manual a</w:t>
+      <w:proofErr w:type="spellStart"/>
+      <w:r>
+        <w:rPr>
+          <w:rFonts w:asciiTheme="majorBidi" w:hAnsiTheme="majorBidi" w:cstheme="majorBidi"/>
+          <w:sz w:val="26"/>
+          <w:szCs w:val="26"/>
+        </w:rPr>
+        <w:t>StockMovement</w:t>
+      </w:r>
+      <w:proofErr w:type="spellEnd"/>
+      <w:r>
+        <w:rPr>
+          <w:rFonts w:asciiTheme="majorBidi" w:hAnsiTheme="majorBidi" w:cstheme="majorBidi"/>
+          <w:sz w:val="26"/>
+          <w:szCs w:val="26"/>
+        </w:rPr>
+        <w:t xml:space="preserve"> records only manual a</w:t>
       </w:r>
       <w:r>
         <w:rPr>
@@ -1480,8 +1592,54 @@
           <w:sz w:val="26"/>
           <w:szCs w:val="26"/>
         </w:rPr>
-        <w:t>. Supplier deleiveries recorded on SupplierOrder, sales on Sale and replacements on Repkacement</w:t>
-      </w:r>
+        <w:t xml:space="preserve">. Supplier </w:t>
+      </w:r>
+      <w:proofErr w:type="spellStart"/>
+      <w:r>
+        <w:rPr>
+          <w:rFonts w:asciiTheme="majorBidi" w:hAnsiTheme="majorBidi" w:cstheme="majorBidi"/>
+          <w:sz w:val="26"/>
+          <w:szCs w:val="26"/>
+        </w:rPr>
+        <w:t>deleiveries</w:t>
+      </w:r>
+      <w:proofErr w:type="spellEnd"/>
+      <w:r>
+        <w:rPr>
+          <w:rFonts w:asciiTheme="majorBidi" w:hAnsiTheme="majorBidi" w:cstheme="majorBidi"/>
+          <w:sz w:val="26"/>
+          <w:szCs w:val="26"/>
+        </w:rPr>
+        <w:t xml:space="preserve"> recorded on </w:t>
+      </w:r>
+      <w:proofErr w:type="spellStart"/>
+      <w:r>
+        <w:rPr>
+          <w:rFonts w:asciiTheme="majorBidi" w:hAnsiTheme="majorBidi" w:cstheme="majorBidi"/>
+          <w:sz w:val="26"/>
+          <w:szCs w:val="26"/>
+        </w:rPr>
+        <w:t>SupplierOrder</w:t>
+      </w:r>
+      <w:proofErr w:type="spellEnd"/>
+      <w:r>
+        <w:rPr>
+          <w:rFonts w:asciiTheme="majorBidi" w:hAnsiTheme="majorBidi" w:cstheme="majorBidi"/>
+          <w:sz w:val="26"/>
+          <w:szCs w:val="26"/>
+        </w:rPr>
+        <w:t xml:space="preserve">, sales on Sale and replacements on </w:t>
+      </w:r>
+      <w:proofErr w:type="spellStart"/>
+      <w:r>
+        <w:rPr>
+          <w:rFonts w:asciiTheme="majorBidi" w:hAnsiTheme="majorBidi" w:cstheme="majorBidi"/>
+          <w:sz w:val="26"/>
+          <w:szCs w:val="26"/>
+        </w:rPr>
+        <w:t>Repkacement</w:t>
+      </w:r>
+      <w:proofErr w:type="spellEnd"/>
       <w:r>
         <w:rPr>
           <w:rFonts w:asciiTheme="majorBidi" w:hAnsiTheme="majorBidi" w:cstheme="majorBidi"/>
@@ -1655,7 +1813,25 @@
           <w:sz w:val="26"/>
           <w:szCs w:val="26"/>
         </w:rPr>
-        <w:t>Delivery verification is stored on SupplierOrder (</w:t>
+        <w:t xml:space="preserve">Delivery verification is stored on </w:t>
+      </w:r>
+      <w:proofErr w:type="spellStart"/>
+      <w:r>
+        <w:rPr>
+          <w:rFonts w:asciiTheme="majorBidi" w:hAnsiTheme="majorBidi" w:cstheme="majorBidi"/>
+          <w:sz w:val="26"/>
+          <w:szCs w:val="26"/>
+        </w:rPr>
+        <w:t>SupplierOrder</w:t>
+      </w:r>
+      <w:proofErr w:type="spellEnd"/>
+      <w:r>
+        <w:rPr>
+          <w:rFonts w:asciiTheme="majorBidi" w:hAnsiTheme="majorBidi" w:cstheme="majorBidi"/>
+          <w:sz w:val="26"/>
+          <w:szCs w:val="26"/>
+        </w:rPr>
+        <w:t xml:space="preserve"> (</w:t>
       </w:r>
       <w:r>
         <w:rPr>
@@ -1665,13 +1841,41 @@
         </w:rPr>
         <w:t xml:space="preserve">as </w:t>
       </w:r>
-      <w:r>
-        <w:rPr>
-          <w:rFonts w:asciiTheme="majorBidi" w:hAnsiTheme="majorBidi" w:cstheme="majorBidi"/>
-          <w:sz w:val="26"/>
-          <w:szCs w:val="26"/>
-        </w:rPr>
-        <w:t>receivedDate) and OrderLine (</w:t>
+      <w:proofErr w:type="spellStart"/>
+      <w:r>
+        <w:rPr>
+          <w:rFonts w:asciiTheme="majorBidi" w:hAnsiTheme="majorBidi" w:cstheme="majorBidi"/>
+          <w:sz w:val="26"/>
+          <w:szCs w:val="26"/>
+        </w:rPr>
+        <w:t>receivedDate</w:t>
+      </w:r>
+      <w:proofErr w:type="spellEnd"/>
+      <w:r>
+        <w:rPr>
+          <w:rFonts w:asciiTheme="majorBidi" w:hAnsiTheme="majorBidi" w:cstheme="majorBidi"/>
+          <w:sz w:val="26"/>
+          <w:szCs w:val="26"/>
+        </w:rPr>
+        <w:t xml:space="preserve">) and </w:t>
+      </w:r>
+      <w:proofErr w:type="spellStart"/>
+      <w:r>
+        <w:rPr>
+          <w:rFonts w:asciiTheme="majorBidi" w:hAnsiTheme="majorBidi" w:cstheme="majorBidi"/>
+          <w:sz w:val="26"/>
+          <w:szCs w:val="26"/>
+        </w:rPr>
+        <w:t>OrderLine</w:t>
+      </w:r>
+      <w:proofErr w:type="spellEnd"/>
+      <w:r>
+        <w:rPr>
+          <w:rFonts w:asciiTheme="majorBidi" w:hAnsiTheme="majorBidi" w:cstheme="majorBidi"/>
+          <w:sz w:val="26"/>
+          <w:szCs w:val="26"/>
+        </w:rPr>
+        <w:t xml:space="preserve"> (</w:t>
       </w:r>
       <w:r>
         <w:rPr>
@@ -1681,13 +1885,23 @@
         </w:rPr>
         <w:t xml:space="preserve">as </w:t>
       </w:r>
-      <w:r>
-        <w:rPr>
-          <w:rFonts w:asciiTheme="majorBidi" w:hAnsiTheme="majorBidi" w:cstheme="majorBidi"/>
-          <w:sz w:val="26"/>
-          <w:szCs w:val="26"/>
-        </w:rPr>
-        <w:t xml:space="preserve">receivedQuantity), so there’s no separate </w:t>
+      <w:proofErr w:type="spellStart"/>
+      <w:r>
+        <w:rPr>
+          <w:rFonts w:asciiTheme="majorBidi" w:hAnsiTheme="majorBidi" w:cstheme="majorBidi"/>
+          <w:sz w:val="26"/>
+          <w:szCs w:val="26"/>
+        </w:rPr>
+        <w:t>receivedQuantity</w:t>
+      </w:r>
+      <w:proofErr w:type="spellEnd"/>
+      <w:r>
+        <w:rPr>
+          <w:rFonts w:asciiTheme="majorBidi" w:hAnsiTheme="majorBidi" w:cstheme="majorBidi"/>
+          <w:sz w:val="26"/>
+          <w:szCs w:val="26"/>
+        </w:rPr>
+        <w:t xml:space="preserve">), so there’s no separate </w:t>
       </w:r>
       <w:r>
         <w:rPr>
@@ -2059,7 +2273,25 @@
           <w:sz w:val="26"/>
           <w:szCs w:val="26"/>
         </w:rPr>
-        <w:t xml:space="preserve"> and the accepted replacements hands out the same item so its quantity is deducted from the stock</w:t>
+        <w:t xml:space="preserve"> and the accepted replacements hands out the same </w:t>
+      </w:r>
+      <w:proofErr w:type="gramStart"/>
+      <w:r>
+        <w:rPr>
+          <w:rFonts w:asciiTheme="majorBidi" w:hAnsiTheme="majorBidi" w:cstheme="majorBidi"/>
+          <w:sz w:val="26"/>
+          <w:szCs w:val="26"/>
+        </w:rPr>
+        <w:t>item</w:t>
+      </w:r>
+      <w:proofErr w:type="gramEnd"/>
+      <w:r>
+        <w:rPr>
+          <w:rFonts w:asciiTheme="majorBidi" w:hAnsiTheme="majorBidi" w:cstheme="majorBidi"/>
+          <w:sz w:val="26"/>
+          <w:szCs w:val="26"/>
+        </w:rPr>
+        <w:t xml:space="preserve"> so its quantity is deducted from the stock</w:t>
       </w:r>
     </w:p>
     <w:p>
@@ -2107,7 +2339,25 @@
           <w:sz w:val="26"/>
           <w:szCs w:val="26"/>
         </w:rPr>
-        <w:t xml:space="preserve"> “necessary updates to the inventory” so I feel its necessary</w:t>
+        <w:t xml:space="preserve"> “necessary updates to the inventory” so I feel </w:t>
+      </w:r>
+      <w:proofErr w:type="spellStart"/>
+      <w:r>
+        <w:rPr>
+          <w:rFonts w:asciiTheme="majorBidi" w:hAnsiTheme="majorBidi" w:cstheme="majorBidi"/>
+          <w:sz w:val="26"/>
+          <w:szCs w:val="26"/>
+        </w:rPr>
+        <w:t>its</w:t>
+      </w:r>
+      <w:proofErr w:type="spellEnd"/>
+      <w:r>
+        <w:rPr>
+          <w:rFonts w:asciiTheme="majorBidi" w:hAnsiTheme="majorBidi" w:cstheme="majorBidi"/>
+          <w:sz w:val="26"/>
+          <w:szCs w:val="26"/>
+        </w:rPr>
+        <w:t xml:space="preserve"> necessary</w:t>
       </w:r>
     </w:p>
     <w:p>
@@ -2911,7 +3161,25 @@
           <w:sz w:val="26"/>
           <w:szCs w:val="26"/>
         </w:rPr>
-        <w:t xml:space="preserve">to continue developing the pearlMart system models, complete the remaining design tasks, and improve the quality and consistency of the project deliverables. </w:t>
+        <w:t xml:space="preserve">to continue developing the </w:t>
+      </w:r>
+      <w:proofErr w:type="spellStart"/>
+      <w:r>
+        <w:rPr>
+          <w:rFonts w:asciiTheme="majorBidi" w:hAnsiTheme="majorBidi" w:cstheme="majorBidi"/>
+          <w:sz w:val="26"/>
+          <w:szCs w:val="26"/>
+        </w:rPr>
+        <w:t>pearlMart</w:t>
+      </w:r>
+      <w:proofErr w:type="spellEnd"/>
+      <w:r>
+        <w:rPr>
+          <w:rFonts w:asciiTheme="majorBidi" w:hAnsiTheme="majorBidi" w:cstheme="majorBidi"/>
+          <w:sz w:val="26"/>
+          <w:szCs w:val="26"/>
+        </w:rPr>
+        <w:t xml:space="preserve"> system models, complete the remaining design tasks, and improve the quality and consistency of the project deliverables. </w:t>
       </w:r>
     </w:p>
     <w:p>
@@ -3215,7 +3483,27 @@
           <w:sz w:val="26"/>
           <w:szCs w:val="26"/>
         </w:rPr>
-        <w:t xml:space="preserve">Improvement actions: the team focused on improving task organization and allocating more time for reviewing and correcting project deliverables, as planned after sprint1. team members agreed the the initial draft must be submitted at least 2 days before the deadline to allocate more time to review. </w:t>
+        <w:t xml:space="preserve">Improvement actions: the team focused on improving task organization and allocating more time for reviewing and correcting project deliverables, as planned after sprint1. team members agreed the </w:t>
+      </w:r>
+      <w:proofErr w:type="spellStart"/>
+      <w:r>
+        <w:rPr>
+          <w:rFonts w:asciiTheme="majorBidi" w:hAnsiTheme="majorBidi" w:cstheme="majorBidi"/>
+          <w:kern w:val="0"/>
+          <w:sz w:val="26"/>
+          <w:szCs w:val="26"/>
+        </w:rPr>
+        <w:t>the</w:t>
+      </w:r>
+      <w:proofErr w:type="spellEnd"/>
+      <w:r>
+        <w:rPr>
+          <w:rFonts w:asciiTheme="majorBidi" w:hAnsiTheme="majorBidi" w:cstheme="majorBidi"/>
+          <w:kern w:val="0"/>
+          <w:sz w:val="26"/>
+          <w:szCs w:val="26"/>
+        </w:rPr>
+        <w:t xml:space="preserve"> initial draft must be submitted at least 2 days before the deadline to allocate more time to review. </w:t>
       </w:r>
     </w:p>
     <w:p>
@@ -3362,8 +3650,9 @@
           <w:iCs/>
         </w:rPr>
         <w:lastRenderedPageBreak/>
-        <w:t>DFD level-</w:t>
-      </w:r>
+        <w:t xml:space="preserve">DFD </w:t>
+      </w:r>
+      <w:proofErr w:type="gramStart"/>
       <w:r>
         <w:rPr>
           <w:rFonts w:asciiTheme="majorBidi" w:hAnsiTheme="majorBidi" w:cstheme="majorBidi"/>
@@ -3372,8 +3661,19 @@
           <w:i/>
           <w:iCs/>
         </w:rPr>
+        <w:t>level-</w:t>
+      </w:r>
+      <w:r>
+        <w:rPr>
+          <w:rFonts w:asciiTheme="majorBidi" w:hAnsiTheme="majorBidi" w:cstheme="majorBidi"/>
+          <w:b/>
+          <w:bCs/>
+          <w:i/>
+          <w:iCs/>
+        </w:rPr>
         <w:t>1</w:t>
       </w:r>
+      <w:proofErr w:type="gramEnd"/>
     </w:p>
     <w:p>
       <w:pPr>
@@ -3387,10 +3687,10 @@
           <w:noProof/>
         </w:rPr>
         <w:drawing>
-          <wp:inline distT="0" distB="0" distL="0" distR="0" wp14:anchorId="45019C2B" wp14:editId="28D9CFA6">
-            <wp:extent cx="5296189" cy="7591926"/>
-            <wp:effectExtent l="0" t="0" r="0" b="3175"/>
-            <wp:docPr id="2132625147" name="Picture 1"/>
+          <wp:inline distT="0" distB="0" distL="0" distR="0" wp14:anchorId="04046F53" wp14:editId="56031B85">
+            <wp:extent cx="5443934" cy="7803715"/>
+            <wp:effectExtent l="0" t="0" r="4445" b="0"/>
+            <wp:docPr id="647370916" name="Picture 1" descr="A diagram of a company&#10;&#10;AI-generated content may be incorrect."/>
             <wp:cNvGraphicFramePr>
               <a:graphicFrameLocks xmlns:a="http://schemas.openxmlformats.org/drawingml/2006/main" noChangeAspect="1"/>
             </wp:cNvGraphicFramePr>
@@ -3398,7 +3698,7 @@
               <a:graphicData uri="http://schemas.openxmlformats.org/drawingml/2006/picture">
                 <pic:pic xmlns:pic="http://schemas.openxmlformats.org/drawingml/2006/picture">
                   <pic:nvPicPr>
-                    <pic:cNvPr id="2132625147" name="Picture 2132625147"/>
+                    <pic:cNvPr id="647370916" name="Picture 1" descr="A diagram of a company&#10;&#10;AI-generated content may be incorrect."/>
                     <pic:cNvPicPr/>
                   </pic:nvPicPr>
                   <pic:blipFill>
@@ -3416,7 +3716,7 @@
                   <pic:spPr>
                     <a:xfrm>
                       <a:off x="0" y="0"/>
-                      <a:ext cx="5300921" cy="7598709"/>
+                      <a:ext cx="5452549" cy="7816064"/>
                     </a:xfrm>
                     <a:prstGeom prst="rect">
                       <a:avLst/>
@@ -3459,7 +3759,6 @@
           <w:i/>
           <w:iCs/>
         </w:rPr>
-        <w:lastRenderedPageBreak/>
         <w:t xml:space="preserve">DFD </w:t>
       </w:r>
       <w:r>
@@ -3496,16 +3795,23 @@
           <w:rFonts w:asciiTheme="majorBidi" w:hAnsiTheme="majorBidi" w:cstheme="majorBidi"/>
         </w:rPr>
       </w:pPr>
+    </w:p>
+    <w:p>
+      <w:pPr>
+        <w:rPr>
+          <w:rFonts w:asciiTheme="majorBidi" w:hAnsiTheme="majorBidi" w:cstheme="majorBidi"/>
+        </w:rPr>
+      </w:pPr>
       <w:r>
         <w:rPr>
           <w:rFonts w:asciiTheme="majorBidi" w:hAnsiTheme="majorBidi" w:cstheme="majorBidi"/>
           <w:noProof/>
         </w:rPr>
         <w:drawing>
-          <wp:inline distT="0" distB="0" distL="0" distR="0" wp14:anchorId="723B4D32" wp14:editId="62E6C8AE">
-            <wp:extent cx="6636851" cy="6436895"/>
-            <wp:effectExtent l="0" t="0" r="5715" b="2540"/>
-            <wp:docPr id="758968600" name="Picture 2" descr="A diagram of a computer&#10;&#10;AI-generated content may be incorrect."/>
+          <wp:inline distT="0" distB="0" distL="0" distR="0" wp14:anchorId="1A8E6F6C" wp14:editId="4BE47266">
+            <wp:extent cx="5943600" cy="5764530"/>
+            <wp:effectExtent l="0" t="0" r="0" b="1270"/>
+            <wp:docPr id="1393902617" name="Picture 2" descr="A diagram of a computer&#10;&#10;AI-generated content may be incorrect."/>
             <wp:cNvGraphicFramePr>
               <a:graphicFrameLocks xmlns:a="http://schemas.openxmlformats.org/drawingml/2006/main" noChangeAspect="1"/>
             </wp:cNvGraphicFramePr>
@@ -3513,7 +3819,7 @@
               <a:graphicData uri="http://schemas.openxmlformats.org/drawingml/2006/picture">
                 <pic:pic xmlns:pic="http://schemas.openxmlformats.org/drawingml/2006/picture">
                   <pic:nvPicPr>
-                    <pic:cNvPr id="758968600" name="Picture 2" descr="A diagram of a computer&#10;&#10;AI-generated content may be incorrect."/>
+                    <pic:cNvPr id="1393902617" name="Picture 2" descr="A diagram of a computer&#10;&#10;AI-generated content may be incorrect."/>
                     <pic:cNvPicPr/>
                   </pic:nvPicPr>
                   <pic:blipFill>
@@ -3531,7 +3837,7 @@
                   <pic:spPr>
                     <a:xfrm>
                       <a:off x="0" y="0"/>
-                      <a:ext cx="6671483" cy="6470484"/>
+                      <a:ext cx="5943600" cy="5764530"/>
                     </a:xfrm>
                     <a:prstGeom prst="rect">
                       <a:avLst/>
@@ -3543,6 +3849,13 @@
           </wp:inline>
         </w:drawing>
       </w:r>
+    </w:p>
+    <w:p>
+      <w:pPr>
+        <w:rPr>
+          <w:rFonts w:asciiTheme="majorBidi" w:hAnsiTheme="majorBidi" w:cstheme="majorBidi"/>
+        </w:rPr>
+      </w:pPr>
     </w:p>
     <w:p>
       <w:pPr>
@@ -4139,7 +4452,29 @@
           <w:iCs/>
         </w:rPr>
         <w:lastRenderedPageBreak/>
-        <w:t>DFD and UseCase comparison:</w:t>
+        <w:t xml:space="preserve">DFD and </w:t>
+      </w:r>
+      <w:proofErr w:type="spellStart"/>
+      <w:r>
+        <w:rPr>
+          <w:rFonts w:asciiTheme="majorBidi" w:hAnsiTheme="majorBidi" w:cstheme="majorBidi"/>
+          <w:b/>
+          <w:bCs/>
+          <w:i/>
+          <w:iCs/>
+        </w:rPr>
+        <w:t>UseCase</w:t>
+      </w:r>
+      <w:proofErr w:type="spellEnd"/>
+      <w:r>
+        <w:rPr>
+          <w:rFonts w:asciiTheme="majorBidi" w:hAnsiTheme="majorBidi" w:cstheme="majorBidi"/>
+          <w:b/>
+          <w:bCs/>
+          <w:i/>
+          <w:iCs/>
+        </w:rPr>
+        <w:t xml:space="preserve"> comparison:</w:t>
       </w:r>
     </w:p>
     <w:p>
@@ -4177,7 +4512,27 @@
           <w:sz w:val="26"/>
           <w:szCs w:val="26"/>
         </w:rPr>
-        <w:t>The DFD and Use Case Diagram show different parts of the PearlMart Inventory Management System.</w:t>
+        <w:t xml:space="preserve">The DFD and Use Case Diagram show different parts of the </w:t>
+      </w:r>
+      <w:proofErr w:type="spellStart"/>
+      <w:r>
+        <w:rPr>
+          <w:rFonts w:asciiTheme="majorBidi" w:hAnsiTheme="majorBidi" w:cstheme="majorBidi"/>
+          <w:color w:val="000000"/>
+          <w:sz w:val="26"/>
+          <w:szCs w:val="26"/>
+        </w:rPr>
+        <w:t>PearlMart</w:t>
+      </w:r>
+      <w:proofErr w:type="spellEnd"/>
+      <w:r>
+        <w:rPr>
+          <w:rFonts w:asciiTheme="majorBidi" w:hAnsiTheme="majorBidi" w:cstheme="majorBidi"/>
+          <w:color w:val="000000"/>
+          <w:sz w:val="26"/>
+          <w:szCs w:val="26"/>
+        </w:rPr>
+        <w:t xml:space="preserve"> Inventory Management System.</w:t>
       </w:r>
       <w:r>
         <w:rPr>
@@ -5236,7 +5591,37 @@
           <w:u w:val="single"/>
           <w14:ligatures w14:val="none"/>
         </w:rPr>
-        <w:t xml:space="preserve">Task 2 : </w:t>
+        <w:t xml:space="preserve">Task </w:t>
+      </w:r>
+      <w:proofErr w:type="gramStart"/>
+      <w:r>
+        <w:rPr>
+          <w:rFonts w:asciiTheme="majorHAnsi" w:eastAsia="Times New Roman" w:hAnsiTheme="majorHAnsi" w:cs="Arial"/>
+          <w:b/>
+          <w:bCs/>
+          <w:color w:val="000000" w:themeColor="text1"/>
+          <w:kern w:val="0"/>
+          <w:sz w:val="28"/>
+          <w:szCs w:val="28"/>
+          <w:u w:val="single"/>
+          <w14:ligatures w14:val="none"/>
+        </w:rPr>
+        <w:t>2 :</w:t>
+      </w:r>
+      <w:proofErr w:type="gramEnd"/>
+      <w:r>
+        <w:rPr>
+          <w:rFonts w:asciiTheme="majorHAnsi" w:eastAsia="Times New Roman" w:hAnsiTheme="majorHAnsi" w:cs="Arial"/>
+          <w:b/>
+          <w:bCs/>
+          <w:color w:val="000000" w:themeColor="text1"/>
+          <w:kern w:val="0"/>
+          <w:sz w:val="28"/>
+          <w:szCs w:val="28"/>
+          <w:u w:val="single"/>
+          <w14:ligatures w14:val="none"/>
+        </w:rPr>
+        <w:t xml:space="preserve"> </w:t>
       </w:r>
       <w:r>
         <w:rPr>
@@ -6088,7 +6473,37 @@
           <w:u w:val="single"/>
           <w14:ligatures w14:val="none"/>
         </w:rPr>
-        <w:t xml:space="preserve">Task 3 : </w:t>
+        <w:t xml:space="preserve">Task </w:t>
+      </w:r>
+      <w:proofErr w:type="gramStart"/>
+      <w:r>
+        <w:rPr>
+          <w:rFonts w:asciiTheme="majorHAnsi" w:eastAsia="Times New Roman" w:hAnsiTheme="majorHAnsi" w:cs="Arial"/>
+          <w:b/>
+          <w:bCs/>
+          <w:color w:val="000000" w:themeColor="text1"/>
+          <w:kern w:val="0"/>
+          <w:sz w:val="28"/>
+          <w:szCs w:val="28"/>
+          <w:u w:val="single"/>
+          <w14:ligatures w14:val="none"/>
+        </w:rPr>
+        <w:t>3 :</w:t>
+      </w:r>
+      <w:proofErr w:type="gramEnd"/>
+      <w:r>
+        <w:rPr>
+          <w:rFonts w:asciiTheme="majorHAnsi" w:eastAsia="Times New Roman" w:hAnsiTheme="majorHAnsi" w:cs="Arial"/>
+          <w:b/>
+          <w:bCs/>
+          <w:color w:val="000000" w:themeColor="text1"/>
+          <w:kern w:val="0"/>
+          <w:sz w:val="28"/>
+          <w:szCs w:val="28"/>
+          <w:u w:val="single"/>
+          <w14:ligatures w14:val="none"/>
+        </w:rPr>
+        <w:t xml:space="preserve"> </w:t>
       </w:r>
       <w:r>
         <w:rPr>
@@ -6459,7 +6874,25 @@
                 <w:sz w:val="20"/>
                 <w:szCs w:val="20"/>
               </w:rPr>
-              <w:t>The order is recorded and the necessary order information is forwarded to the selected Supplier.</w:t>
+              <w:t xml:space="preserve">The order is </w:t>
+            </w:r>
+            <w:proofErr w:type="gramStart"/>
+            <w:r>
+              <w:rPr>
+                <w:rFonts w:asciiTheme="majorHAnsi" w:hAnsiTheme="majorHAnsi"/>
+                <w:sz w:val="20"/>
+                <w:szCs w:val="20"/>
+              </w:rPr>
+              <w:t>recorded</w:t>
+            </w:r>
+            <w:proofErr w:type="gramEnd"/>
+            <w:r>
+              <w:rPr>
+                <w:rFonts w:asciiTheme="majorHAnsi" w:hAnsiTheme="majorHAnsi"/>
+                <w:sz w:val="20"/>
+                <w:szCs w:val="20"/>
+              </w:rPr>
+              <w:t xml:space="preserve"> and the necessary order information is forwarded to the selected Supplier.</w:t>
             </w:r>
           </w:p>
         </w:tc>
@@ -6898,6 +7331,7 @@
         </w:rPr>
         <w:t xml:space="preserve">Task </w:t>
       </w:r>
+      <w:proofErr w:type="gramStart"/>
       <w:r>
         <w:rPr>
           <w:rFonts w:eastAsia="Times New Roman" w:cs="Arial"/>
@@ -6924,7 +7358,22 @@
           <w:u w:val="single"/>
           <w14:ligatures w14:val="none"/>
         </w:rPr>
-        <w:t xml:space="preserve"> : </w:t>
+        <w:t xml:space="preserve"> :</w:t>
+      </w:r>
+      <w:proofErr w:type="gramEnd"/>
+      <w:r>
+        <w:rPr>
+          <w:rFonts w:eastAsia="Times New Roman" w:cs="Arial"/>
+          <w:b/>
+          <w:bCs/>
+          <w:color w:val="000000" w:themeColor="text1"/>
+          <w:kern w:val="0"/>
+          <w:sz w:val="28"/>
+          <w:szCs w:val="28"/>
+          <w:u w:val="single"/>
+          <w14:ligatures w14:val="none"/>
+        </w:rPr>
+        <w:t xml:space="preserve"> </w:t>
       </w:r>
       <w:r>
         <w:rPr>
@@ -7309,7 +7758,25 @@
                 <w:sz w:val="20"/>
                 <w:szCs w:val="20"/>
               </w:rPr>
-              <w:t>If completed, a receipt is generated and quantities are deducted from inventory. If cancelled, the transaction ends without permanently deducting quantities.</w:t>
+              <w:t xml:space="preserve">If completed, a receipt is </w:t>
+            </w:r>
+            <w:proofErr w:type="gramStart"/>
+            <w:r>
+              <w:rPr>
+                <w:rFonts w:asciiTheme="majorHAnsi" w:hAnsiTheme="majorHAnsi"/>
+                <w:sz w:val="20"/>
+                <w:szCs w:val="20"/>
+              </w:rPr>
+              <w:t>generated</w:t>
+            </w:r>
+            <w:proofErr w:type="gramEnd"/>
+            <w:r>
+              <w:rPr>
+                <w:rFonts w:asciiTheme="majorHAnsi" w:hAnsiTheme="majorHAnsi"/>
+                <w:sz w:val="20"/>
+                <w:szCs w:val="20"/>
+              </w:rPr>
+              <w:t xml:space="preserve"> and quantities are deducted from inventory. If cancelled, the transaction ends without permanently deducting quantities.</w:t>
             </w:r>
           </w:p>
         </w:tc>
@@ -7990,25 +8457,131 @@
         <w:rPr>
           <w:rFonts w:asciiTheme="majorBidi" w:hAnsiTheme="majorBidi" w:cstheme="majorBidi"/>
         </w:rPr>
-        <w:t xml:space="preserve"> owns its quantity so </w:t>
-      </w:r>
-      <w:r>
-        <w:rPr>
-          <w:rFonts w:asciiTheme="majorBidi" w:hAnsiTheme="majorBidi" w:cstheme="majorBidi"/>
-        </w:rPr>
-        <w:t>it provides isAvailable, increaseQuantity</w:t>
-      </w:r>
-      <w:r>
-        <w:rPr>
-          <w:rFonts w:asciiTheme="majorBidi" w:hAnsiTheme="majorBidi" w:cstheme="majorBidi"/>
-        </w:rPr>
-        <w:t xml:space="preserve"> and decreaseQuantity. Inventory manages the collection of items and provides the search</w:t>
-      </w:r>
-      <w:r>
-        <w:rPr>
-          <w:rFonts w:asciiTheme="majorBidi" w:hAnsiTheme="majorBidi" w:cstheme="majorBidi"/>
-        </w:rPr>
-        <w:t>, createItem, addStock and removeStock operations. A SaleLineItem calculates</w:t>
+        <w:t xml:space="preserve"> owns its </w:t>
+      </w:r>
+      <w:proofErr w:type="gramStart"/>
+      <w:r>
+        <w:rPr>
+          <w:rFonts w:asciiTheme="majorBidi" w:hAnsiTheme="majorBidi" w:cstheme="majorBidi"/>
+        </w:rPr>
+        <w:t>quantity</w:t>
+      </w:r>
+      <w:proofErr w:type="gramEnd"/>
+      <w:r>
+        <w:rPr>
+          <w:rFonts w:asciiTheme="majorBidi" w:hAnsiTheme="majorBidi" w:cstheme="majorBidi"/>
+        </w:rPr>
+        <w:t xml:space="preserve"> so </w:t>
+      </w:r>
+      <w:r>
+        <w:rPr>
+          <w:rFonts w:asciiTheme="majorBidi" w:hAnsiTheme="majorBidi" w:cstheme="majorBidi"/>
+        </w:rPr>
+        <w:t xml:space="preserve">it provides </w:t>
+      </w:r>
+      <w:proofErr w:type="spellStart"/>
+      <w:r>
+        <w:rPr>
+          <w:rFonts w:asciiTheme="majorBidi" w:hAnsiTheme="majorBidi" w:cstheme="majorBidi"/>
+        </w:rPr>
+        <w:t>isAvailable</w:t>
+      </w:r>
+      <w:proofErr w:type="spellEnd"/>
+      <w:r>
+        <w:rPr>
+          <w:rFonts w:asciiTheme="majorBidi" w:hAnsiTheme="majorBidi" w:cstheme="majorBidi"/>
+        </w:rPr>
+        <w:t xml:space="preserve">, </w:t>
+      </w:r>
+      <w:proofErr w:type="spellStart"/>
+      <w:r>
+        <w:rPr>
+          <w:rFonts w:asciiTheme="majorBidi" w:hAnsiTheme="majorBidi" w:cstheme="majorBidi"/>
+        </w:rPr>
+        <w:t>increaseQuantity</w:t>
+      </w:r>
+      <w:proofErr w:type="spellEnd"/>
+      <w:r>
+        <w:rPr>
+          <w:rFonts w:asciiTheme="majorBidi" w:hAnsiTheme="majorBidi" w:cstheme="majorBidi"/>
+        </w:rPr>
+        <w:t xml:space="preserve"> and </w:t>
+      </w:r>
+      <w:proofErr w:type="spellStart"/>
+      <w:r>
+        <w:rPr>
+          <w:rFonts w:asciiTheme="majorBidi" w:hAnsiTheme="majorBidi" w:cstheme="majorBidi"/>
+        </w:rPr>
+        <w:t>decreaseQuantity</w:t>
+      </w:r>
+      <w:proofErr w:type="spellEnd"/>
+      <w:r>
+        <w:rPr>
+          <w:rFonts w:asciiTheme="majorBidi" w:hAnsiTheme="majorBidi" w:cstheme="majorBidi"/>
+        </w:rPr>
+        <w:t>. Inventory manages the collection of items and provides the search</w:t>
+      </w:r>
+      <w:r>
+        <w:rPr>
+          <w:rFonts w:asciiTheme="majorBidi" w:hAnsiTheme="majorBidi" w:cstheme="majorBidi"/>
+        </w:rPr>
+        <w:t xml:space="preserve">, </w:t>
+      </w:r>
+      <w:proofErr w:type="spellStart"/>
+      <w:r>
+        <w:rPr>
+          <w:rFonts w:asciiTheme="majorBidi" w:hAnsiTheme="majorBidi" w:cstheme="majorBidi"/>
+        </w:rPr>
+        <w:t>createItem</w:t>
+      </w:r>
+      <w:proofErr w:type="spellEnd"/>
+      <w:r>
+        <w:rPr>
+          <w:rFonts w:asciiTheme="majorBidi" w:hAnsiTheme="majorBidi" w:cstheme="majorBidi"/>
+        </w:rPr>
+        <w:t xml:space="preserve">, </w:t>
+      </w:r>
+      <w:proofErr w:type="spellStart"/>
+      <w:r>
+        <w:rPr>
+          <w:rFonts w:asciiTheme="majorBidi" w:hAnsiTheme="majorBidi" w:cstheme="majorBidi"/>
+        </w:rPr>
+        <w:t>addStock</w:t>
+      </w:r>
+      <w:proofErr w:type="spellEnd"/>
+      <w:r>
+        <w:rPr>
+          <w:rFonts w:asciiTheme="majorBidi" w:hAnsiTheme="majorBidi" w:cstheme="majorBidi"/>
+        </w:rPr>
+        <w:t xml:space="preserve"> and </w:t>
+      </w:r>
+      <w:proofErr w:type="spellStart"/>
+      <w:r>
+        <w:rPr>
+          <w:rFonts w:asciiTheme="majorBidi" w:hAnsiTheme="majorBidi" w:cstheme="majorBidi"/>
+        </w:rPr>
+        <w:t>removeStock</w:t>
+      </w:r>
+      <w:proofErr w:type="spellEnd"/>
+      <w:r>
+        <w:rPr>
+          <w:rFonts w:asciiTheme="majorBidi" w:hAnsiTheme="majorBidi" w:cstheme="majorBidi"/>
+        </w:rPr>
+        <w:t xml:space="preserve"> operations. A </w:t>
+      </w:r>
+      <w:proofErr w:type="spellStart"/>
+      <w:r>
+        <w:rPr>
+          <w:rFonts w:asciiTheme="majorBidi" w:hAnsiTheme="majorBidi" w:cstheme="majorBidi"/>
+        </w:rPr>
+        <w:t>SaleLineItem</w:t>
+      </w:r>
+      <w:proofErr w:type="spellEnd"/>
+      <w:r>
+        <w:rPr>
+          <w:rFonts w:asciiTheme="majorBidi" w:hAnsiTheme="majorBidi" w:cstheme="majorBidi"/>
+        </w:rPr>
+        <w:t xml:space="preserve"> calculates</w:t>
       </w:r>
       <w:r>
         <w:rPr>
@@ -8020,7 +8593,63 @@
         <w:rPr>
           <w:rFonts w:asciiTheme="majorBidi" w:hAnsiTheme="majorBidi" w:cstheme="majorBidi"/>
         </w:rPr>
-        <w:t>its own discount, tax and line total, and Sale combines its lines to calculate the final amount, generate the receipt and complete the transaction. PearlMartSystem is a controller that receives each use case request, such as completeSale or placeOrder, and delegates the detailed work to these classes instead of doing it itself. SupplierGateway is responsible for all communication with the external Supplier.</w:t>
+        <w:t xml:space="preserve">its own discount, tax and line total, and Sale combines its lines to calculate the final amount, generate the receipt and complete the transaction. </w:t>
+      </w:r>
+      <w:proofErr w:type="spellStart"/>
+      <w:r>
+        <w:rPr>
+          <w:rFonts w:asciiTheme="majorBidi" w:hAnsiTheme="majorBidi" w:cstheme="majorBidi"/>
+        </w:rPr>
+        <w:t>PearlMartSystem</w:t>
+      </w:r>
+      <w:proofErr w:type="spellEnd"/>
+      <w:r>
+        <w:rPr>
+          <w:rFonts w:asciiTheme="majorBidi" w:hAnsiTheme="majorBidi" w:cstheme="majorBidi"/>
+        </w:rPr>
+        <w:t xml:space="preserve"> is a controller that receives each use case request, such as </w:t>
+      </w:r>
+      <w:proofErr w:type="spellStart"/>
+      <w:r>
+        <w:rPr>
+          <w:rFonts w:asciiTheme="majorBidi" w:hAnsiTheme="majorBidi" w:cstheme="majorBidi"/>
+        </w:rPr>
+        <w:t>completeSale</w:t>
+      </w:r>
+      <w:proofErr w:type="spellEnd"/>
+      <w:r>
+        <w:rPr>
+          <w:rFonts w:asciiTheme="majorBidi" w:hAnsiTheme="majorBidi" w:cstheme="majorBidi"/>
+        </w:rPr>
+        <w:t xml:space="preserve"> or </w:t>
+      </w:r>
+      <w:proofErr w:type="spellStart"/>
+      <w:r>
+        <w:rPr>
+          <w:rFonts w:asciiTheme="majorBidi" w:hAnsiTheme="majorBidi" w:cstheme="majorBidi"/>
+        </w:rPr>
+        <w:t>placeOrder</w:t>
+      </w:r>
+      <w:proofErr w:type="spellEnd"/>
+      <w:r>
+        <w:rPr>
+          <w:rFonts w:asciiTheme="majorBidi" w:hAnsiTheme="majorBidi" w:cstheme="majorBidi"/>
+        </w:rPr>
+        <w:t xml:space="preserve">, and delegates the detailed work to these classes instead of doing it itself. </w:t>
+      </w:r>
+      <w:proofErr w:type="spellStart"/>
+      <w:r>
+        <w:rPr>
+          <w:rFonts w:asciiTheme="majorBidi" w:hAnsiTheme="majorBidi" w:cstheme="majorBidi"/>
+        </w:rPr>
+        <w:t>SupplierGateway</w:t>
+      </w:r>
+      <w:proofErr w:type="spellEnd"/>
+      <w:r>
+        <w:rPr>
+          <w:rFonts w:asciiTheme="majorBidi" w:hAnsiTheme="majorBidi" w:cstheme="majorBidi"/>
+        </w:rPr>
+        <w:t xml:space="preserve"> is responsible for all communication with the external Supplier.</w:t>
       </w:r>
     </w:p>
     <w:p>
@@ -8059,18 +8688,82 @@
         </w:rPr>
         <w:t xml:space="preserve"> </w:t>
       </w:r>
-      <w:r>
-        <w:rPr>
-          <w:rFonts w:asciiTheme="majorBidi" w:hAnsiTheme="majorBidi" w:cstheme="majorBidi"/>
-        </w:rPr>
-        <w:t xml:space="preserve">Inventory.recordMovement is a private operation called only by addStock, createItem and removeStock. This guarantees that stock cannot change without the change being </w:t>
+      <w:proofErr w:type="spellStart"/>
+      <w:r>
+        <w:rPr>
+          <w:rFonts w:asciiTheme="majorBidi" w:hAnsiTheme="majorBidi" w:cstheme="majorBidi"/>
+        </w:rPr>
+        <w:t>Inventory.recordMovement</w:t>
+      </w:r>
+      <w:proofErr w:type="spellEnd"/>
+      <w:r>
+        <w:rPr>
+          <w:rFonts w:asciiTheme="majorBidi" w:hAnsiTheme="majorBidi" w:cstheme="majorBidi"/>
+        </w:rPr>
+        <w:t xml:space="preserve"> is a private operation called only by </w:t>
+      </w:r>
+      <w:proofErr w:type="spellStart"/>
+      <w:r>
+        <w:rPr>
+          <w:rFonts w:asciiTheme="majorBidi" w:hAnsiTheme="majorBidi" w:cstheme="majorBidi"/>
+        </w:rPr>
+        <w:t>addStock</w:t>
+      </w:r>
+      <w:proofErr w:type="spellEnd"/>
+      <w:r>
+        <w:rPr>
+          <w:rFonts w:asciiTheme="majorBidi" w:hAnsiTheme="majorBidi" w:cstheme="majorBidi"/>
+        </w:rPr>
+        <w:t xml:space="preserve">, </w:t>
+      </w:r>
+      <w:proofErr w:type="spellStart"/>
+      <w:r>
+        <w:rPr>
+          <w:rFonts w:asciiTheme="majorBidi" w:hAnsiTheme="majorBidi" w:cstheme="majorBidi"/>
+        </w:rPr>
+        <w:t>createItem</w:t>
+      </w:r>
+      <w:proofErr w:type="spellEnd"/>
+      <w:r>
+        <w:rPr>
+          <w:rFonts w:asciiTheme="majorBidi" w:hAnsiTheme="majorBidi" w:cstheme="majorBidi"/>
+        </w:rPr>
+        <w:t xml:space="preserve"> and </w:t>
+      </w:r>
+      <w:proofErr w:type="spellStart"/>
+      <w:r>
+        <w:rPr>
+          <w:rFonts w:asciiTheme="majorBidi" w:hAnsiTheme="majorBidi" w:cstheme="majorBidi"/>
+        </w:rPr>
+        <w:t>removeStock</w:t>
+      </w:r>
+      <w:proofErr w:type="spellEnd"/>
+      <w:r>
+        <w:rPr>
+          <w:rFonts w:asciiTheme="majorBidi" w:hAnsiTheme="majorBidi" w:cstheme="majorBidi"/>
+        </w:rPr>
+        <w:t xml:space="preserve">. This guarantees that stock cannot change without the change being </w:t>
       </w:r>
       <w:r>
         <w:rPr>
           <w:rFonts w:asciiTheme="majorBidi" w:hAnsiTheme="majorBidi" w:cstheme="majorBidi"/>
         </w:rPr>
         <w:lastRenderedPageBreak/>
-        <w:t>logged as a StockMovement, which matches the brief’s requirement that the system records every addition and removal.</w:t>
+        <w:t xml:space="preserve">logged as a </w:t>
+      </w:r>
+      <w:proofErr w:type="spellStart"/>
+      <w:r>
+        <w:rPr>
+          <w:rFonts w:asciiTheme="majorBidi" w:hAnsiTheme="majorBidi" w:cstheme="majorBidi"/>
+        </w:rPr>
+        <w:t>StockMovement</w:t>
+      </w:r>
+      <w:proofErr w:type="spellEnd"/>
+      <w:r>
+        <w:rPr>
+          <w:rFonts w:asciiTheme="majorBidi" w:hAnsiTheme="majorBidi" w:cstheme="majorBidi"/>
+        </w:rPr>
+        <w:t>, which matches the brief’s requirement that the system records every addition and removal.</w:t>
       </w:r>
     </w:p>
     <w:p>
@@ -8101,7 +8794,49 @@
         <w:rPr>
           <w:rFonts w:asciiTheme="majorBidi" w:hAnsiTheme="majorBidi" w:cstheme="majorBidi"/>
         </w:rPr>
-        <w:t>Employee is an abstract class that captures only what all users share: login information and password handling. Other classes work with an Employee without knowing the role. SupplierGateway hides the external Supplier behind two operations, sendOrder and receiveInvoice, so the rest of the system never depends on how the Supplier’s system works. The controller likewise exposes use-case-level operations</w:t>
+        <w:t xml:space="preserve">Employee is an abstract class that captures only what all users share: login information and password handling. Other classes work with an Employee without knowing the role. </w:t>
+      </w:r>
+      <w:proofErr w:type="spellStart"/>
+      <w:r>
+        <w:rPr>
+          <w:rFonts w:asciiTheme="majorBidi" w:hAnsiTheme="majorBidi" w:cstheme="majorBidi"/>
+        </w:rPr>
+        <w:t>SupplierGateway</w:t>
+      </w:r>
+      <w:proofErr w:type="spellEnd"/>
+      <w:r>
+        <w:rPr>
+          <w:rFonts w:asciiTheme="majorBidi" w:hAnsiTheme="majorBidi" w:cstheme="majorBidi"/>
+        </w:rPr>
+        <w:t xml:space="preserve"> hides the external Supplier behind two operations, </w:t>
+      </w:r>
+      <w:proofErr w:type="spellStart"/>
+      <w:r>
+        <w:rPr>
+          <w:rFonts w:asciiTheme="majorBidi" w:hAnsiTheme="majorBidi" w:cstheme="majorBidi"/>
+        </w:rPr>
+        <w:t>sendOrder</w:t>
+      </w:r>
+      <w:proofErr w:type="spellEnd"/>
+      <w:r>
+        <w:rPr>
+          <w:rFonts w:asciiTheme="majorBidi" w:hAnsiTheme="majorBidi" w:cstheme="majorBidi"/>
+        </w:rPr>
+        <w:t xml:space="preserve"> and </w:t>
+      </w:r>
+      <w:proofErr w:type="spellStart"/>
+      <w:r>
+        <w:rPr>
+          <w:rFonts w:asciiTheme="majorBidi" w:hAnsiTheme="majorBidi" w:cstheme="majorBidi"/>
+        </w:rPr>
+        <w:t>receiveInvoice</w:t>
+      </w:r>
+      <w:proofErr w:type="spellEnd"/>
+      <w:r>
+        <w:rPr>
+          <w:rFonts w:asciiTheme="majorBidi" w:hAnsiTheme="majorBidi" w:cstheme="majorBidi"/>
+        </w:rPr>
+        <w:t>, so the rest of the system never depends on how the Supplier’s system works. The controller likewise exposes use-case-level operations</w:t>
       </w:r>
     </w:p>
     <w:p>
@@ -8175,7 +8910,14 @@
         <w:rPr>
           <w:rFonts w:asciiTheme="majorBidi" w:hAnsiTheme="majorBidi" w:cstheme="majorBidi"/>
         </w:rPr>
-        <w:t>Composition is used for SupplierOrder</w:t>
+        <w:t xml:space="preserve">Composition is used for </w:t>
+      </w:r>
+      <w:proofErr w:type="spellStart"/>
+      <w:r>
+        <w:rPr>
+          <w:rFonts w:asciiTheme="majorBidi" w:hAnsiTheme="majorBidi" w:cstheme="majorBidi"/>
+        </w:rPr>
+        <w:t>SupplierOrder</w:t>
       </w:r>
       <w:r>
         <w:rPr>
@@ -8187,7 +8929,14 @@
         <w:rPr>
           <w:rFonts w:asciiTheme="majorBidi" w:hAnsiTheme="majorBidi" w:cstheme="majorBidi"/>
         </w:rPr>
-        <w:t>OrderLine, Sale</w:t>
+        <w:t>OrderLine</w:t>
+      </w:r>
+      <w:proofErr w:type="spellEnd"/>
+      <w:r>
+        <w:rPr>
+          <w:rFonts w:asciiTheme="majorBidi" w:hAnsiTheme="majorBidi" w:cstheme="majorBidi"/>
+        </w:rPr>
+        <w:t>, Sale</w:t>
       </w:r>
       <w:r>
         <w:rPr>
@@ -8195,11 +8944,19 @@
         </w:rPr>
         <w:t>-</w:t>
       </w:r>
-      <w:r>
-        <w:rPr>
-          <w:rFonts w:asciiTheme="majorBidi" w:hAnsiTheme="majorBidi" w:cstheme="majorBidi"/>
-        </w:rPr>
-        <w:t>SaleLineItem and Inventory</w:t>
+      <w:proofErr w:type="spellStart"/>
+      <w:r>
+        <w:rPr>
+          <w:rFonts w:asciiTheme="majorBidi" w:hAnsiTheme="majorBidi" w:cstheme="majorBidi"/>
+        </w:rPr>
+        <w:t>SaleLineItem</w:t>
+      </w:r>
+      <w:proofErr w:type="spellEnd"/>
+      <w:r>
+        <w:rPr>
+          <w:rFonts w:asciiTheme="majorBidi" w:hAnsiTheme="majorBidi" w:cstheme="majorBidi"/>
+        </w:rPr>
+        <w:t xml:space="preserve"> and Inventory</w:t>
       </w:r>
       <w:r>
         <w:rPr>
@@ -8207,11 +8964,19 @@
         </w:rPr>
         <w:t>-</w:t>
       </w:r>
-      <w:r>
-        <w:rPr>
-          <w:rFonts w:asciiTheme="majorBidi" w:hAnsiTheme="majorBidi" w:cstheme="majorBidi"/>
-        </w:rPr>
-        <w:t>StockMovement, because those parts cannot exist without their whole and are removed with it. Aggregation is used for Inventory</w:t>
+      <w:proofErr w:type="spellStart"/>
+      <w:r>
+        <w:rPr>
+          <w:rFonts w:asciiTheme="majorBidi" w:hAnsiTheme="majorBidi" w:cstheme="majorBidi"/>
+        </w:rPr>
+        <w:t>StockMovement</w:t>
+      </w:r>
+      <w:proofErr w:type="spellEnd"/>
+      <w:r>
+        <w:rPr>
+          <w:rFonts w:asciiTheme="majorBidi" w:hAnsiTheme="majorBidi" w:cstheme="majorBidi"/>
+        </w:rPr>
+        <w:t>, because those parts cannot exist without their whole and are removed with it. Aggregation is used for Inventory</w:t>
       </w:r>
       <w:r>
         <w:rPr>
@@ -10108,6 +10873,7 @@
   <w:style w:type="character" w:default="1" w:styleId="DefaultParagraphFont">
     <w:name w:val="Default Paragraph Font"/>
     <w:uiPriority w:val="1"/>
+    <w:semiHidden/>
     <w:unhideWhenUsed/>
   </w:style>
   <w:style w:type="table" w:default="1" w:styleId="TableNormal">

--- a/Milestone1_Report.docx
+++ b/Milestone1_Report.docx
@@ -199,6 +199,14 @@
         </w:rPr>
         <w:t xml:space="preserve">Laraib khan </w:t>
       </w:r>
+      <w:r>
+        <w:rPr>
+          <w:rFonts w:asciiTheme="majorBidi" w:hAnsiTheme="majorBidi" w:cstheme="majorBidi"/>
+          <w:sz w:val="26"/>
+          <w:szCs w:val="26"/>
+        </w:rPr>
+        <w:t xml:space="preserve">202407495 </w:t>
+      </w:r>
     </w:p>
     <w:p>
       <w:pPr>
@@ -217,6 +225,14 @@
         </w:rPr>
         <w:t>Kaltham alkubaisi</w:t>
       </w:r>
+      <w:r>
+        <w:rPr>
+          <w:rFonts w:asciiTheme="majorBidi" w:hAnsiTheme="majorBidi" w:cstheme="majorBidi"/>
+          <w:sz w:val="26"/>
+          <w:szCs w:val="26"/>
+        </w:rPr>
+        <w:t xml:space="preserve"> 202406330</w:t>
+      </w:r>
     </w:p>
     <w:p>
       <w:pPr>
@@ -262,6 +278,14 @@
           <w:szCs w:val="26"/>
         </w:rPr>
         <w:t xml:space="preserve"> </w:t>
+      </w:r>
+      <w:r>
+        <w:rPr>
+          <w:rFonts w:asciiTheme="majorBidi" w:hAnsiTheme="majorBidi" w:cstheme="majorBidi"/>
+          <w:sz w:val="26"/>
+          <w:szCs w:val="26"/>
+        </w:rPr>
+        <w:t>202103604</w:t>
       </w:r>
     </w:p>
     <w:p>
@@ -8991,6 +9015,504 @@
         <w:t>Item, because items are also referenced by order lines, sale lines and replacements, so they exist independently of any one of them.</w:t>
       </w:r>
     </w:p>
+    <w:p>
+      <w:pPr>
+        <w:rPr>
+          <w:rFonts w:asciiTheme="majorBidi" w:hAnsiTheme="majorBidi" w:cstheme="majorBidi"/>
+        </w:rPr>
+      </w:pPr>
+    </w:p>
+    <w:p>
+      <w:pPr>
+        <w:rPr>
+          <w:rFonts w:asciiTheme="majorBidi" w:hAnsiTheme="majorBidi" w:cstheme="majorBidi"/>
+        </w:rPr>
+      </w:pPr>
+    </w:p>
+    <w:p>
+      <w:pPr>
+        <w:rPr>
+          <w:rFonts w:asciiTheme="majorBidi" w:hAnsiTheme="majorBidi" w:cstheme="majorBidi"/>
+        </w:rPr>
+      </w:pPr>
+    </w:p>
+    <w:p>
+      <w:pPr>
+        <w:rPr>
+          <w:rFonts w:asciiTheme="majorBidi" w:hAnsiTheme="majorBidi" w:cstheme="majorBidi"/>
+        </w:rPr>
+      </w:pPr>
+    </w:p>
+    <w:p>
+      <w:pPr>
+        <w:rPr>
+          <w:rFonts w:asciiTheme="majorBidi" w:hAnsiTheme="majorBidi" w:cstheme="majorBidi"/>
+        </w:rPr>
+      </w:pPr>
+    </w:p>
+    <w:p>
+      <w:pPr>
+        <w:rPr>
+          <w:rFonts w:asciiTheme="majorBidi" w:hAnsiTheme="majorBidi" w:cstheme="majorBidi"/>
+        </w:rPr>
+      </w:pPr>
+    </w:p>
+    <w:p>
+      <w:pPr>
+        <w:rPr>
+          <w:rFonts w:asciiTheme="majorBidi" w:hAnsiTheme="majorBidi" w:cstheme="majorBidi"/>
+        </w:rPr>
+      </w:pPr>
+    </w:p>
+    <w:p>
+      <w:pPr>
+        <w:rPr>
+          <w:rFonts w:asciiTheme="majorBidi" w:hAnsiTheme="majorBidi" w:cstheme="majorBidi"/>
+        </w:rPr>
+      </w:pPr>
+    </w:p>
+    <w:p>
+      <w:pPr>
+        <w:rPr>
+          <w:rFonts w:asciiTheme="majorBidi" w:hAnsiTheme="majorBidi" w:cstheme="majorBidi"/>
+        </w:rPr>
+      </w:pPr>
+    </w:p>
+    <w:p>
+      <w:pPr>
+        <w:rPr>
+          <w:rFonts w:asciiTheme="majorBidi" w:hAnsiTheme="majorBidi" w:cstheme="majorBidi"/>
+        </w:rPr>
+      </w:pPr>
+    </w:p>
+    <w:p>
+      <w:pPr>
+        <w:rPr>
+          <w:rFonts w:asciiTheme="majorBidi" w:hAnsiTheme="majorBidi" w:cstheme="majorBidi"/>
+        </w:rPr>
+      </w:pPr>
+    </w:p>
+    <w:p>
+      <w:pPr>
+        <w:pStyle w:val="ListParagraph"/>
+        <w:numPr>
+          <w:ilvl w:val="0"/>
+          <w:numId w:val="1"/>
+        </w:numPr>
+        <w:rPr>
+          <w:rFonts w:asciiTheme="majorBidi" w:hAnsiTheme="majorBidi" w:cstheme="majorBidi"/>
+        </w:rPr>
+      </w:pPr>
+      <w:proofErr w:type="spellStart"/>
+      <w:r>
+        <w:rPr>
+          <w:rFonts w:asciiTheme="majorBidi" w:hAnsiTheme="majorBidi" w:cstheme="majorBidi"/>
+        </w:rPr>
+        <w:lastRenderedPageBreak/>
+        <w:t>Github</w:t>
+      </w:r>
+      <w:proofErr w:type="spellEnd"/>
+      <w:r>
+        <w:rPr>
+          <w:rFonts w:asciiTheme="majorBidi" w:hAnsiTheme="majorBidi" w:cstheme="majorBidi"/>
+        </w:rPr>
+        <w:t xml:space="preserve"> progress screenshots:</w:t>
+      </w:r>
+    </w:p>
+    <w:p>
+      <w:pPr>
+        <w:rPr>
+          <w:rFonts w:asciiTheme="majorBidi" w:hAnsiTheme="majorBidi" w:cstheme="majorBidi"/>
+        </w:rPr>
+      </w:pPr>
+    </w:p>
+    <w:p>
+      <w:pPr>
+        <w:rPr>
+          <w:rFonts w:asciiTheme="majorBidi" w:hAnsiTheme="majorBidi" w:cstheme="majorBidi"/>
+        </w:rPr>
+      </w:pPr>
+      <w:r>
+        <w:rPr>
+          <w:noProof/>
+        </w:rPr>
+        <w:drawing>
+          <wp:inline distT="0" distB="0" distL="0" distR="0" wp14:anchorId="0C0BDA26" wp14:editId="41351846">
+            <wp:extent cx="4897677" cy="2787387"/>
+            <wp:effectExtent l="0" t="0" r="5080" b="0"/>
+            <wp:docPr id="1479796257" name="Picture 1" descr="A screenshot of a computer&#10;&#10;AI-generated content may be incorrect."/>
+            <wp:cNvGraphicFramePr>
+              <a:graphicFrameLocks xmlns:a="http://schemas.openxmlformats.org/drawingml/2006/main" noChangeAspect="1"/>
+            </wp:cNvGraphicFramePr>
+            <a:graphic xmlns:a="http://schemas.openxmlformats.org/drawingml/2006/main">
+              <a:graphicData uri="http://schemas.openxmlformats.org/drawingml/2006/picture">
+                <pic:pic xmlns:pic="http://schemas.openxmlformats.org/drawingml/2006/picture">
+                  <pic:nvPicPr>
+                    <pic:cNvPr id="1479796257" name="Picture 1" descr="A screenshot of a computer&#10;&#10;AI-generated content may be incorrect."/>
+                    <pic:cNvPicPr/>
+                  </pic:nvPicPr>
+                  <pic:blipFill>
+                    <a:blip r:embed="rId10"/>
+                    <a:stretch>
+                      <a:fillRect/>
+                    </a:stretch>
+                  </pic:blipFill>
+                  <pic:spPr>
+                    <a:xfrm>
+                      <a:off x="0" y="0"/>
+                      <a:ext cx="4998445" cy="2844737"/>
+                    </a:xfrm>
+                    <a:prstGeom prst="rect">
+                      <a:avLst/>
+                    </a:prstGeom>
+                  </pic:spPr>
+                </pic:pic>
+              </a:graphicData>
+            </a:graphic>
+          </wp:inline>
+        </w:drawing>
+      </w:r>
+    </w:p>
+    <w:p>
+      <w:pPr>
+        <w:rPr>
+          <w:rFonts w:asciiTheme="majorBidi" w:hAnsiTheme="majorBidi" w:cstheme="majorBidi"/>
+        </w:rPr>
+      </w:pPr>
+    </w:p>
+    <w:p>
+      <w:pPr>
+        <w:rPr>
+          <w:rFonts w:asciiTheme="majorBidi" w:hAnsiTheme="majorBidi" w:cstheme="majorBidi"/>
+        </w:rPr>
+      </w:pPr>
+    </w:p>
+    <w:p>
+      <w:pPr>
+        <w:rPr>
+          <w:rFonts w:asciiTheme="majorBidi" w:hAnsiTheme="majorBidi" w:cstheme="majorBidi"/>
+        </w:rPr>
+      </w:pPr>
+    </w:p>
+    <w:p>
+      <w:pPr>
+        <w:rPr>
+          <w:rFonts w:asciiTheme="majorBidi" w:hAnsiTheme="majorBidi" w:cstheme="majorBidi"/>
+        </w:rPr>
+      </w:pPr>
+      <w:r>
+        <w:rPr>
+          <w:noProof/>
+        </w:rPr>
+        <w:drawing>
+          <wp:inline distT="0" distB="0" distL="0" distR="0" wp14:anchorId="619C8A7A" wp14:editId="5BE8B36F">
+            <wp:extent cx="5372930" cy="3494127"/>
+            <wp:effectExtent l="0" t="0" r="0" b="0"/>
+            <wp:docPr id="876607069" name="Picture 1" descr="A screenshot of a computer&#10;&#10;AI-generated content may be incorrect."/>
+            <wp:cNvGraphicFramePr>
+              <a:graphicFrameLocks xmlns:a="http://schemas.openxmlformats.org/drawingml/2006/main" noChangeAspect="1"/>
+            </wp:cNvGraphicFramePr>
+            <a:graphic xmlns:a="http://schemas.openxmlformats.org/drawingml/2006/main">
+              <a:graphicData uri="http://schemas.openxmlformats.org/drawingml/2006/picture">
+                <pic:pic xmlns:pic="http://schemas.openxmlformats.org/drawingml/2006/picture">
+                  <pic:nvPicPr>
+                    <pic:cNvPr id="876607069" name="Picture 1" descr="A screenshot of a computer&#10;&#10;AI-generated content may be incorrect."/>
+                    <pic:cNvPicPr/>
+                  </pic:nvPicPr>
+                  <pic:blipFill>
+                    <a:blip r:embed="rId11"/>
+                    <a:stretch>
+                      <a:fillRect/>
+                    </a:stretch>
+                  </pic:blipFill>
+                  <pic:spPr>
+                    <a:xfrm>
+                      <a:off x="0" y="0"/>
+                      <a:ext cx="5487236" cy="3568463"/>
+                    </a:xfrm>
+                    <a:prstGeom prst="rect">
+                      <a:avLst/>
+                    </a:prstGeom>
+                  </pic:spPr>
+                </pic:pic>
+              </a:graphicData>
+            </a:graphic>
+          </wp:inline>
+        </w:drawing>
+      </w:r>
+    </w:p>
+    <w:p>
+      <w:pPr>
+        <w:rPr>
+          <w:rFonts w:asciiTheme="majorBidi" w:hAnsiTheme="majorBidi" w:cstheme="majorBidi"/>
+        </w:rPr>
+      </w:pPr>
+    </w:p>
+    <w:p>
+      <w:pPr>
+        <w:rPr>
+          <w:rFonts w:asciiTheme="majorBidi" w:hAnsiTheme="majorBidi" w:cstheme="majorBidi"/>
+        </w:rPr>
+      </w:pPr>
+      <w:r>
+        <w:rPr>
+          <w:noProof/>
+        </w:rPr>
+        <w:drawing>
+          <wp:inline distT="0" distB="0" distL="0" distR="0" wp14:anchorId="4621E91B" wp14:editId="3E04F787">
+            <wp:extent cx="6112701" cy="3058310"/>
+            <wp:effectExtent l="0" t="0" r="0" b="2540"/>
+            <wp:docPr id="530290809" name="Picture 1"/>
+            <wp:cNvGraphicFramePr>
+              <a:graphicFrameLocks xmlns:a="http://schemas.openxmlformats.org/drawingml/2006/main" noChangeAspect="1"/>
+            </wp:cNvGraphicFramePr>
+            <a:graphic xmlns:a="http://schemas.openxmlformats.org/drawingml/2006/main">
+              <a:graphicData uri="http://schemas.openxmlformats.org/drawingml/2006/picture">
+                <pic:pic xmlns:pic="http://schemas.openxmlformats.org/drawingml/2006/picture">
+                  <pic:nvPicPr>
+                    <pic:cNvPr id="530290809" name=""/>
+                    <pic:cNvPicPr/>
+                  </pic:nvPicPr>
+                  <pic:blipFill>
+                    <a:blip r:embed="rId12"/>
+                    <a:stretch>
+                      <a:fillRect/>
+                    </a:stretch>
+                  </pic:blipFill>
+                  <pic:spPr>
+                    <a:xfrm>
+                      <a:off x="0" y="0"/>
+                      <a:ext cx="6159333" cy="3081641"/>
+                    </a:xfrm>
+                    <a:prstGeom prst="rect">
+                      <a:avLst/>
+                    </a:prstGeom>
+                  </pic:spPr>
+                </pic:pic>
+              </a:graphicData>
+            </a:graphic>
+          </wp:inline>
+        </w:drawing>
+      </w:r>
+    </w:p>
+    <w:p>
+      <w:pPr>
+        <w:rPr>
+          <w:rFonts w:asciiTheme="majorBidi" w:hAnsiTheme="majorBidi" w:cstheme="majorBidi"/>
+        </w:rPr>
+      </w:pPr>
+    </w:p>
+    <w:p>
+      <w:pPr>
+        <w:rPr>
+          <w:rFonts w:asciiTheme="majorBidi" w:hAnsiTheme="majorBidi" w:cstheme="majorBidi"/>
+        </w:rPr>
+      </w:pPr>
+      <w:r>
+        <w:rPr>
+          <w:noProof/>
+        </w:rPr>
+        <w:drawing>
+          <wp:inline distT="0" distB="0" distL="0" distR="0" wp14:anchorId="77A634A0" wp14:editId="0BD0B27E">
+            <wp:extent cx="6350696" cy="3622475"/>
+            <wp:effectExtent l="0" t="0" r="0" b="0"/>
+            <wp:docPr id="1600525001" name="Picture 1" descr="A screenshot of a computer&#10;&#10;AI-generated content may be incorrect."/>
+            <wp:cNvGraphicFramePr>
+              <a:graphicFrameLocks xmlns:a="http://schemas.openxmlformats.org/drawingml/2006/main" noChangeAspect="1"/>
+            </wp:cNvGraphicFramePr>
+            <a:graphic xmlns:a="http://schemas.openxmlformats.org/drawingml/2006/main">
+              <a:graphicData uri="http://schemas.openxmlformats.org/drawingml/2006/picture">
+                <pic:pic xmlns:pic="http://schemas.openxmlformats.org/drawingml/2006/picture">
+                  <pic:nvPicPr>
+                    <pic:cNvPr id="1600525001" name="Picture 1" descr="A screenshot of a computer&#10;&#10;AI-generated content may be incorrect."/>
+                    <pic:cNvPicPr/>
+                  </pic:nvPicPr>
+                  <pic:blipFill>
+                    <a:blip r:embed="rId13"/>
+                    <a:stretch>
+                      <a:fillRect/>
+                    </a:stretch>
+                  </pic:blipFill>
+                  <pic:spPr>
+                    <a:xfrm>
+                      <a:off x="0" y="0"/>
+                      <a:ext cx="6393304" cy="3646779"/>
+                    </a:xfrm>
+                    <a:prstGeom prst="rect">
+                      <a:avLst/>
+                    </a:prstGeom>
+                  </pic:spPr>
+                </pic:pic>
+              </a:graphicData>
+            </a:graphic>
+          </wp:inline>
+        </w:drawing>
+      </w:r>
+    </w:p>
+    <w:p>
+      <w:pPr>
+        <w:rPr>
+          <w:rFonts w:asciiTheme="majorBidi" w:hAnsiTheme="majorBidi" w:cstheme="majorBidi"/>
+        </w:rPr>
+      </w:pPr>
+    </w:p>
+    <w:p>
+      <w:pPr>
+        <w:rPr>
+          <w:rFonts w:asciiTheme="majorBidi" w:hAnsiTheme="majorBidi" w:cstheme="majorBidi"/>
+        </w:rPr>
+      </w:pPr>
+    </w:p>
+    <w:p>
+      <w:pPr>
+        <w:rPr>
+          <w:rFonts w:asciiTheme="majorBidi" w:hAnsiTheme="majorBidi" w:cstheme="majorBidi"/>
+        </w:rPr>
+      </w:pPr>
+      <w:r>
+        <w:rPr>
+          <w:noProof/>
+        </w:rPr>
+        <w:lastRenderedPageBreak/>
+        <w:drawing>
+          <wp:inline distT="0" distB="0" distL="0" distR="0" wp14:anchorId="61E97CA0" wp14:editId="40934135">
+            <wp:extent cx="5749447" cy="3738984"/>
+            <wp:effectExtent l="0" t="0" r="3810" b="0"/>
+            <wp:docPr id="1642690186" name="Picture 1"/>
+            <wp:cNvGraphicFramePr>
+              <a:graphicFrameLocks xmlns:a="http://schemas.openxmlformats.org/drawingml/2006/main" noChangeAspect="1"/>
+            </wp:cNvGraphicFramePr>
+            <a:graphic xmlns:a="http://schemas.openxmlformats.org/drawingml/2006/main">
+              <a:graphicData uri="http://schemas.openxmlformats.org/drawingml/2006/picture">
+                <pic:pic xmlns:pic="http://schemas.openxmlformats.org/drawingml/2006/picture">
+                  <pic:nvPicPr>
+                    <pic:cNvPr id="1642690186" name=""/>
+                    <pic:cNvPicPr/>
+                  </pic:nvPicPr>
+                  <pic:blipFill>
+                    <a:blip r:embed="rId14"/>
+                    <a:stretch>
+                      <a:fillRect/>
+                    </a:stretch>
+                  </pic:blipFill>
+                  <pic:spPr>
+                    <a:xfrm>
+                      <a:off x="0" y="0"/>
+                      <a:ext cx="5783763" cy="3761301"/>
+                    </a:xfrm>
+                    <a:prstGeom prst="rect">
+                      <a:avLst/>
+                    </a:prstGeom>
+                  </pic:spPr>
+                </pic:pic>
+              </a:graphicData>
+            </a:graphic>
+          </wp:inline>
+        </w:drawing>
+      </w:r>
+    </w:p>
+    <w:p>
+      <w:pPr>
+        <w:rPr>
+          <w:rFonts w:asciiTheme="majorBidi" w:hAnsiTheme="majorBidi" w:cstheme="majorBidi"/>
+        </w:rPr>
+      </w:pPr>
+    </w:p>
+    <w:p>
+      <w:pPr>
+        <w:rPr>
+          <w:rFonts w:asciiTheme="majorBidi" w:hAnsiTheme="majorBidi" w:cstheme="majorBidi"/>
+        </w:rPr>
+      </w:pPr>
+      <w:r>
+        <w:rPr>
+          <w:noProof/>
+        </w:rPr>
+        <w:drawing>
+          <wp:inline distT="0" distB="0" distL="0" distR="0" wp14:anchorId="7366B375" wp14:editId="75D98EF9">
+            <wp:extent cx="6003440" cy="2981195"/>
+            <wp:effectExtent l="0" t="0" r="3810" b="3810"/>
+            <wp:docPr id="958893915" name="Picture 1" descr="A screenshot of a computer&#10;&#10;AI-generated content may be incorrect."/>
+            <wp:cNvGraphicFramePr>
+              <a:graphicFrameLocks xmlns:a="http://schemas.openxmlformats.org/drawingml/2006/main" noChangeAspect="1"/>
+            </wp:cNvGraphicFramePr>
+            <a:graphic xmlns:a="http://schemas.openxmlformats.org/drawingml/2006/main">
+              <a:graphicData uri="http://schemas.openxmlformats.org/drawingml/2006/picture">
+                <pic:pic xmlns:pic="http://schemas.openxmlformats.org/drawingml/2006/picture">
+                  <pic:nvPicPr>
+                    <pic:cNvPr id="958893915" name="Picture 1" descr="A screenshot of a computer&#10;&#10;AI-generated content may be incorrect."/>
+                    <pic:cNvPicPr/>
+                  </pic:nvPicPr>
+                  <pic:blipFill>
+                    <a:blip r:embed="rId15"/>
+                    <a:stretch>
+                      <a:fillRect/>
+                    </a:stretch>
+                  </pic:blipFill>
+                  <pic:spPr>
+                    <a:xfrm>
+                      <a:off x="0" y="0"/>
+                      <a:ext cx="6045851" cy="3002256"/>
+                    </a:xfrm>
+                    <a:prstGeom prst="rect">
+                      <a:avLst/>
+                    </a:prstGeom>
+                  </pic:spPr>
+                </pic:pic>
+              </a:graphicData>
+            </a:graphic>
+          </wp:inline>
+        </w:drawing>
+      </w:r>
+    </w:p>
+    <w:p>
+      <w:pPr>
+        <w:rPr>
+          <w:rFonts w:asciiTheme="majorBidi" w:hAnsiTheme="majorBidi" w:cstheme="majorBidi"/>
+        </w:rPr>
+      </w:pPr>
+      <w:r>
+        <w:rPr>
+          <w:noProof/>
+        </w:rPr>
+        <w:lastRenderedPageBreak/>
+        <w:drawing>
+          <wp:inline distT="0" distB="0" distL="0" distR="0" wp14:anchorId="5EC87FFC" wp14:editId="456C0B9D">
+            <wp:extent cx="5943600" cy="3625850"/>
+            <wp:effectExtent l="0" t="0" r="0" b="6350"/>
+            <wp:docPr id="756851026" name="Picture 1" descr="A screenshot of a computer&#10;&#10;AI-generated content may be incorrect."/>
+            <wp:cNvGraphicFramePr>
+              <a:graphicFrameLocks xmlns:a="http://schemas.openxmlformats.org/drawingml/2006/main" noChangeAspect="1"/>
+            </wp:cNvGraphicFramePr>
+            <a:graphic xmlns:a="http://schemas.openxmlformats.org/drawingml/2006/main">
+              <a:graphicData uri="http://schemas.openxmlformats.org/drawingml/2006/picture">
+                <pic:pic xmlns:pic="http://schemas.openxmlformats.org/drawingml/2006/picture">
+                  <pic:nvPicPr>
+                    <pic:cNvPr id="756851026" name="Picture 1" descr="A screenshot of a computer&#10;&#10;AI-generated content may be incorrect."/>
+                    <pic:cNvPicPr/>
+                  </pic:nvPicPr>
+                  <pic:blipFill>
+                    <a:blip r:embed="rId16"/>
+                    <a:stretch>
+                      <a:fillRect/>
+                    </a:stretch>
+                  </pic:blipFill>
+                  <pic:spPr>
+                    <a:xfrm>
+                      <a:off x="0" y="0"/>
+                      <a:ext cx="5943600" cy="3625850"/>
+                    </a:xfrm>
+                    <a:prstGeom prst="rect">
+                      <a:avLst/>
+                    </a:prstGeom>
+                  </pic:spPr>
+                </pic:pic>
+              </a:graphicData>
+            </a:graphic>
+          </wp:inline>
+        </w:drawing>
+      </w:r>
+    </w:p>
     <w:sectPr>
       <w:pgSz w:w="12240" w:h="15840"/>
       <w:pgMar w:top="1440" w:right="1440" w:bottom="1440" w:left="1440" w:header="708" w:footer="708" w:gutter="0"/>
@@ -9684,7 +10206,7 @@
   <w:abstractNum w:abstractNumId="8" w15:restartNumberingAfterBreak="0">
     <w:nsid w:val="3FD219C8"/>
     <w:multiLevelType w:val="hybridMultilevel"/>
-    <w:tmpl w:val="1C70798C"/>
+    <w:tmpl w:val="DE26F88C"/>
     <w:lvl w:ilvl="0" w:tplc="04090013">
       <w:start w:val="1"/>
       <w:numFmt w:val="upperRoman"/>

--- a/Milestone1_Report.docx
+++ b/Milestone1_Report.docx
@@ -371,6 +371,22 @@
           <w:szCs w:val="26"/>
         </w:rPr>
       </w:pPr>
+      <w:r>
+        <w:rPr>
+          <w:rFonts w:asciiTheme="majorBidi" w:hAnsiTheme="majorBidi" w:cstheme="majorBidi"/>
+          <w:sz w:val="26"/>
+          <w:szCs w:val="26"/>
+        </w:rPr>
+        <w:t xml:space="preserve">Repository URL: </w:t>
+      </w:r>
+      <w:r>
+        <w:rPr>
+          <w:rFonts w:asciiTheme="majorBidi" w:hAnsiTheme="majorBidi" w:cstheme="majorBidi"/>
+          <w:sz w:val="26"/>
+          <w:szCs w:val="26"/>
+        </w:rPr>
+        <w:t>https://github.com/k2406330/team-B52-G02</w:t>
+      </w:r>
     </w:p>
     <w:p>
       <w:pPr>

--- a/Milestone1_Report.docx
+++ b/Milestone1_Report.docx
@@ -135,23 +135,13 @@
           <w:szCs w:val="26"/>
         </w:rPr>
       </w:pPr>
-      <w:proofErr w:type="spellStart"/>
-      <w:r>
-        <w:rPr>
-          <w:rFonts w:asciiTheme="majorBidi" w:hAnsiTheme="majorBidi" w:cstheme="majorBidi"/>
-          <w:sz w:val="26"/>
-          <w:szCs w:val="26"/>
-        </w:rPr>
-        <w:t>PrearlMart</w:t>
-      </w:r>
-      <w:proofErr w:type="spellEnd"/>
-      <w:r>
-        <w:rPr>
-          <w:rFonts w:asciiTheme="majorBidi" w:hAnsiTheme="majorBidi" w:cstheme="majorBidi"/>
-          <w:sz w:val="26"/>
-          <w:szCs w:val="26"/>
-        </w:rPr>
-        <w:t xml:space="preserve"> inventory Management System </w:t>
+      <w:r>
+        <w:rPr>
+          <w:rFonts w:asciiTheme="majorBidi" w:hAnsiTheme="majorBidi" w:cstheme="majorBidi"/>
+          <w:sz w:val="26"/>
+          <w:szCs w:val="26"/>
+        </w:rPr>
+        <w:t xml:space="preserve">PrearlMart inventory Management System </w:t>
       </w:r>
     </w:p>
     <w:p>
@@ -243,41 +233,13 @@
           <w:szCs w:val="26"/>
         </w:rPr>
       </w:pPr>
-      <w:proofErr w:type="spellStart"/>
-      <w:r>
-        <w:rPr>
-          <w:rFonts w:asciiTheme="majorBidi" w:hAnsiTheme="majorBidi" w:cstheme="majorBidi"/>
-          <w:sz w:val="26"/>
-          <w:szCs w:val="26"/>
-        </w:rPr>
-        <w:t>Noof</w:t>
-      </w:r>
-      <w:proofErr w:type="spellEnd"/>
-      <w:r>
-        <w:rPr>
-          <w:rFonts w:asciiTheme="majorBidi" w:hAnsiTheme="majorBidi" w:cstheme="majorBidi"/>
-          <w:sz w:val="26"/>
-          <w:szCs w:val="26"/>
-        </w:rPr>
-        <w:t xml:space="preserve"> </w:t>
-      </w:r>
-      <w:proofErr w:type="spellStart"/>
-      <w:r>
-        <w:rPr>
-          <w:rFonts w:asciiTheme="majorBidi" w:hAnsiTheme="majorBidi" w:cstheme="majorBidi"/>
-          <w:sz w:val="26"/>
-          <w:szCs w:val="26"/>
-        </w:rPr>
-        <w:t>alyafei</w:t>
-      </w:r>
-      <w:proofErr w:type="spellEnd"/>
-      <w:r>
-        <w:rPr>
-          <w:rFonts w:asciiTheme="majorBidi" w:hAnsiTheme="majorBidi" w:cstheme="majorBidi"/>
-          <w:sz w:val="26"/>
-          <w:szCs w:val="26"/>
-        </w:rPr>
-        <w:t xml:space="preserve"> </w:t>
+      <w:r>
+        <w:rPr>
+          <w:rFonts w:asciiTheme="majorBidi" w:hAnsiTheme="majorBidi" w:cstheme="majorBidi"/>
+          <w:sz w:val="26"/>
+          <w:szCs w:val="26"/>
+        </w:rPr>
+        <w:t xml:space="preserve">Noof alyafei </w:t>
       </w:r>
       <w:r>
         <w:rPr>
@@ -387,15 +349,31 @@
           <w:sz w:val="26"/>
           <w:szCs w:val="26"/>
         </w:rPr>
-        <w:t>Section: B5</w:t>
-      </w:r>
-      <w:r>
-        <w:rPr>
-          <w:rFonts w:asciiTheme="majorBidi" w:hAnsiTheme="majorBidi" w:cstheme="majorBidi"/>
-          <w:sz w:val="26"/>
-          <w:szCs w:val="26"/>
-        </w:rPr>
-        <w:t>2</w:t>
+        <w:t xml:space="preserve">Section: </w:t>
+      </w:r>
+      <w:r>
+        <w:rPr>
+          <w:rFonts w:asciiTheme="majorBidi" w:hAnsiTheme="majorBidi" w:cstheme="majorBidi"/>
+          <w:sz w:val="26"/>
+          <w:szCs w:val="26"/>
+        </w:rPr>
+        <w:t>L</w:t>
+      </w:r>
+      <w:r>
+        <w:rPr>
+          <w:rFonts w:asciiTheme="majorBidi" w:hAnsiTheme="majorBidi" w:cstheme="majorBidi"/>
+          <w:sz w:val="26"/>
+          <w:szCs w:val="26"/>
+        </w:rPr>
+        <w:t>5</w:t>
+      </w:r>
+      <w:r>
+        <w:rPr>
+          <w:rFonts w:asciiTheme="majorBidi" w:hAnsiTheme="majorBidi" w:cstheme="majorBidi"/>
+          <w:sz w:val="26"/>
+          <w:szCs w:val="26"/>
+        </w:rPr>
+        <w:t>1</w:t>
       </w:r>
       <w:r>
         <w:rPr>
@@ -687,41 +665,13 @@
                 <w:szCs w:val="26"/>
               </w:rPr>
             </w:pPr>
-            <w:proofErr w:type="spellStart"/>
             <w:r>
               <w:rPr>
                 <w:rFonts w:asciiTheme="majorBidi" w:hAnsiTheme="majorBidi" w:cstheme="majorBidi"/>
                 <w:sz w:val="26"/>
                 <w:szCs w:val="26"/>
               </w:rPr>
-              <w:t>Noof</w:t>
-            </w:r>
-            <w:proofErr w:type="spellEnd"/>
-            <w:r>
-              <w:rPr>
-                <w:rFonts w:asciiTheme="majorBidi" w:hAnsiTheme="majorBidi" w:cstheme="majorBidi"/>
-                <w:sz w:val="26"/>
-                <w:szCs w:val="26"/>
-              </w:rPr>
-              <w:t xml:space="preserve"> </w:t>
-            </w:r>
-            <w:proofErr w:type="spellStart"/>
-            <w:r>
-              <w:rPr>
-                <w:rFonts w:asciiTheme="majorBidi" w:hAnsiTheme="majorBidi" w:cstheme="majorBidi"/>
-                <w:sz w:val="26"/>
-                <w:szCs w:val="26"/>
-              </w:rPr>
-              <w:t>alyafei</w:t>
-            </w:r>
-            <w:proofErr w:type="spellEnd"/>
-            <w:r>
-              <w:rPr>
-                <w:rFonts w:asciiTheme="majorBidi" w:hAnsiTheme="majorBidi" w:cstheme="majorBidi"/>
-                <w:sz w:val="26"/>
-                <w:szCs w:val="26"/>
-              </w:rPr>
-              <w:t xml:space="preserve"> </w:t>
+              <w:t xml:space="preserve">Noof alyafei </w:t>
             </w:r>
           </w:p>
         </w:tc>
@@ -835,25 +785,7 @@
           <w:sz w:val="26"/>
           <w:szCs w:val="26"/>
         </w:rPr>
-        <w:t xml:space="preserve">to develop an inventory management system for </w:t>
-      </w:r>
-      <w:proofErr w:type="spellStart"/>
-      <w:r>
-        <w:rPr>
-          <w:rFonts w:asciiTheme="majorBidi" w:hAnsiTheme="majorBidi" w:cstheme="majorBidi"/>
-          <w:sz w:val="26"/>
-          <w:szCs w:val="26"/>
-        </w:rPr>
-        <w:t>pearlMart</w:t>
-      </w:r>
-      <w:proofErr w:type="spellEnd"/>
-      <w:r>
-        <w:rPr>
-          <w:rFonts w:asciiTheme="majorBidi" w:hAnsiTheme="majorBidi" w:cstheme="majorBidi"/>
-          <w:sz w:val="26"/>
-          <w:szCs w:val="26"/>
-        </w:rPr>
-        <w:t xml:space="preserve"> that helps authorized employees efficiently manage inventory, supplier order, sales, and related transactions while maintaining accurate records and supporting inventory reporting.</w:t>
+        <w:t>to develop an inventory management system for pearlMart that helps authorized employees efficiently manage inventory, supplier order, sales, and related transactions while maintaining accurate records and supporting inventory reporting.</w:t>
       </w:r>
     </w:p>
     <w:p>
@@ -1394,25 +1326,7 @@
           <w:sz w:val="26"/>
           <w:szCs w:val="26"/>
         </w:rPr>
-        <w:t>[</w:t>
-      </w:r>
-      <w:proofErr w:type="gramStart"/>
-      <w:r>
-        <w:rPr>
-          <w:rFonts w:asciiTheme="majorBidi" w:hAnsiTheme="majorBidi" w:cstheme="majorBidi"/>
-          <w:sz w:val="26"/>
-          <w:szCs w:val="26"/>
-        </w:rPr>
-        <w:t>0..</w:t>
-      </w:r>
-      <w:proofErr w:type="gramEnd"/>
-      <w:r>
-        <w:rPr>
-          <w:rFonts w:asciiTheme="majorBidi" w:hAnsiTheme="majorBidi" w:cstheme="majorBidi"/>
-          <w:sz w:val="26"/>
-          <w:szCs w:val="26"/>
-        </w:rPr>
-        <w:t>1]</w:t>
+        <w:t>[0..1]</w:t>
       </w:r>
       <w:r>
         <w:rPr>
@@ -1584,23 +1498,13 @@
         </w:rPr>
         <w:t xml:space="preserve"> </w:t>
       </w:r>
-      <w:proofErr w:type="spellStart"/>
-      <w:r>
-        <w:rPr>
-          <w:rFonts w:asciiTheme="majorBidi" w:hAnsiTheme="majorBidi" w:cstheme="majorBidi"/>
-          <w:sz w:val="26"/>
-          <w:szCs w:val="26"/>
-        </w:rPr>
-        <w:t>StockMovement</w:t>
-      </w:r>
-      <w:proofErr w:type="spellEnd"/>
-      <w:r>
-        <w:rPr>
-          <w:rFonts w:asciiTheme="majorBidi" w:hAnsiTheme="majorBidi" w:cstheme="majorBidi"/>
-          <w:sz w:val="26"/>
-          <w:szCs w:val="26"/>
-        </w:rPr>
-        <w:t xml:space="preserve"> records only manual a</w:t>
+      <w:r>
+        <w:rPr>
+          <w:rFonts w:asciiTheme="majorBidi" w:hAnsiTheme="majorBidi" w:cstheme="majorBidi"/>
+          <w:sz w:val="26"/>
+          <w:szCs w:val="26"/>
+        </w:rPr>
+        <w:t>StockMovement records only manual a</w:t>
       </w:r>
       <w:r>
         <w:rPr>
@@ -1616,54 +1520,8 @@
           <w:sz w:val="26"/>
           <w:szCs w:val="26"/>
         </w:rPr>
-        <w:t xml:space="preserve">. Supplier </w:t>
-      </w:r>
-      <w:proofErr w:type="spellStart"/>
-      <w:r>
-        <w:rPr>
-          <w:rFonts w:asciiTheme="majorBidi" w:hAnsiTheme="majorBidi" w:cstheme="majorBidi"/>
-          <w:sz w:val="26"/>
-          <w:szCs w:val="26"/>
-        </w:rPr>
-        <w:t>deleiveries</w:t>
-      </w:r>
-      <w:proofErr w:type="spellEnd"/>
-      <w:r>
-        <w:rPr>
-          <w:rFonts w:asciiTheme="majorBidi" w:hAnsiTheme="majorBidi" w:cstheme="majorBidi"/>
-          <w:sz w:val="26"/>
-          <w:szCs w:val="26"/>
-        </w:rPr>
-        <w:t xml:space="preserve"> recorded on </w:t>
-      </w:r>
-      <w:proofErr w:type="spellStart"/>
-      <w:r>
-        <w:rPr>
-          <w:rFonts w:asciiTheme="majorBidi" w:hAnsiTheme="majorBidi" w:cstheme="majorBidi"/>
-          <w:sz w:val="26"/>
-          <w:szCs w:val="26"/>
-        </w:rPr>
-        <w:t>SupplierOrder</w:t>
-      </w:r>
-      <w:proofErr w:type="spellEnd"/>
-      <w:r>
-        <w:rPr>
-          <w:rFonts w:asciiTheme="majorBidi" w:hAnsiTheme="majorBidi" w:cstheme="majorBidi"/>
-          <w:sz w:val="26"/>
-          <w:szCs w:val="26"/>
-        </w:rPr>
-        <w:t xml:space="preserve">, sales on Sale and replacements on </w:t>
-      </w:r>
-      <w:proofErr w:type="spellStart"/>
-      <w:r>
-        <w:rPr>
-          <w:rFonts w:asciiTheme="majorBidi" w:hAnsiTheme="majorBidi" w:cstheme="majorBidi"/>
-          <w:sz w:val="26"/>
-          <w:szCs w:val="26"/>
-        </w:rPr>
-        <w:t>Repkacement</w:t>
-      </w:r>
-      <w:proofErr w:type="spellEnd"/>
+        <w:t>. Supplier deleiveries recorded on SupplierOrder, sales on Sale and replacements on Repkacement</w:t>
+      </w:r>
       <w:r>
         <w:rPr>
           <w:rFonts w:asciiTheme="majorBidi" w:hAnsiTheme="majorBidi" w:cstheme="majorBidi"/>
@@ -1837,25 +1695,7 @@
           <w:sz w:val="26"/>
           <w:szCs w:val="26"/>
         </w:rPr>
-        <w:t xml:space="preserve">Delivery verification is stored on </w:t>
-      </w:r>
-      <w:proofErr w:type="spellStart"/>
-      <w:r>
-        <w:rPr>
-          <w:rFonts w:asciiTheme="majorBidi" w:hAnsiTheme="majorBidi" w:cstheme="majorBidi"/>
-          <w:sz w:val="26"/>
-          <w:szCs w:val="26"/>
-        </w:rPr>
-        <w:t>SupplierOrder</w:t>
-      </w:r>
-      <w:proofErr w:type="spellEnd"/>
-      <w:r>
-        <w:rPr>
-          <w:rFonts w:asciiTheme="majorBidi" w:hAnsiTheme="majorBidi" w:cstheme="majorBidi"/>
-          <w:sz w:val="26"/>
-          <w:szCs w:val="26"/>
-        </w:rPr>
-        <w:t xml:space="preserve"> (</w:t>
+        <w:t>Delivery verification is stored on SupplierOrder (</w:t>
       </w:r>
       <w:r>
         <w:rPr>
@@ -1865,41 +1705,13 @@
         </w:rPr>
         <w:t xml:space="preserve">as </w:t>
       </w:r>
-      <w:proofErr w:type="spellStart"/>
-      <w:r>
-        <w:rPr>
-          <w:rFonts w:asciiTheme="majorBidi" w:hAnsiTheme="majorBidi" w:cstheme="majorBidi"/>
-          <w:sz w:val="26"/>
-          <w:szCs w:val="26"/>
-        </w:rPr>
-        <w:t>receivedDate</w:t>
-      </w:r>
-      <w:proofErr w:type="spellEnd"/>
-      <w:r>
-        <w:rPr>
-          <w:rFonts w:asciiTheme="majorBidi" w:hAnsiTheme="majorBidi" w:cstheme="majorBidi"/>
-          <w:sz w:val="26"/>
-          <w:szCs w:val="26"/>
-        </w:rPr>
-        <w:t xml:space="preserve">) and </w:t>
-      </w:r>
-      <w:proofErr w:type="spellStart"/>
-      <w:r>
-        <w:rPr>
-          <w:rFonts w:asciiTheme="majorBidi" w:hAnsiTheme="majorBidi" w:cstheme="majorBidi"/>
-          <w:sz w:val="26"/>
-          <w:szCs w:val="26"/>
-        </w:rPr>
-        <w:t>OrderLine</w:t>
-      </w:r>
-      <w:proofErr w:type="spellEnd"/>
-      <w:r>
-        <w:rPr>
-          <w:rFonts w:asciiTheme="majorBidi" w:hAnsiTheme="majorBidi" w:cstheme="majorBidi"/>
-          <w:sz w:val="26"/>
-          <w:szCs w:val="26"/>
-        </w:rPr>
-        <w:t xml:space="preserve"> (</w:t>
+      <w:r>
+        <w:rPr>
+          <w:rFonts w:asciiTheme="majorBidi" w:hAnsiTheme="majorBidi" w:cstheme="majorBidi"/>
+          <w:sz w:val="26"/>
+          <w:szCs w:val="26"/>
+        </w:rPr>
+        <w:t>receivedDate) and OrderLine (</w:t>
       </w:r>
       <w:r>
         <w:rPr>
@@ -1909,23 +1721,13 @@
         </w:rPr>
         <w:t xml:space="preserve">as </w:t>
       </w:r>
-      <w:proofErr w:type="spellStart"/>
-      <w:r>
-        <w:rPr>
-          <w:rFonts w:asciiTheme="majorBidi" w:hAnsiTheme="majorBidi" w:cstheme="majorBidi"/>
-          <w:sz w:val="26"/>
-          <w:szCs w:val="26"/>
-        </w:rPr>
-        <w:t>receivedQuantity</w:t>
-      </w:r>
-      <w:proofErr w:type="spellEnd"/>
-      <w:r>
-        <w:rPr>
-          <w:rFonts w:asciiTheme="majorBidi" w:hAnsiTheme="majorBidi" w:cstheme="majorBidi"/>
-          <w:sz w:val="26"/>
-          <w:szCs w:val="26"/>
-        </w:rPr>
-        <w:t xml:space="preserve">), so there’s no separate </w:t>
+      <w:r>
+        <w:rPr>
+          <w:rFonts w:asciiTheme="majorBidi" w:hAnsiTheme="majorBidi" w:cstheme="majorBidi"/>
+          <w:sz w:val="26"/>
+          <w:szCs w:val="26"/>
+        </w:rPr>
+        <w:t xml:space="preserve">receivedQuantity), so there’s no separate </w:t>
       </w:r>
       <w:r>
         <w:rPr>
@@ -2297,25 +2099,7 @@
           <w:sz w:val="26"/>
           <w:szCs w:val="26"/>
         </w:rPr>
-        <w:t xml:space="preserve"> and the accepted replacements hands out the same </w:t>
-      </w:r>
-      <w:proofErr w:type="gramStart"/>
-      <w:r>
-        <w:rPr>
-          <w:rFonts w:asciiTheme="majorBidi" w:hAnsiTheme="majorBidi" w:cstheme="majorBidi"/>
-          <w:sz w:val="26"/>
-          <w:szCs w:val="26"/>
-        </w:rPr>
-        <w:t>item</w:t>
-      </w:r>
-      <w:proofErr w:type="gramEnd"/>
-      <w:r>
-        <w:rPr>
-          <w:rFonts w:asciiTheme="majorBidi" w:hAnsiTheme="majorBidi" w:cstheme="majorBidi"/>
-          <w:sz w:val="26"/>
-          <w:szCs w:val="26"/>
-        </w:rPr>
-        <w:t xml:space="preserve"> so its quantity is deducted from the stock</w:t>
+        <w:t xml:space="preserve"> and the accepted replacements hands out the same item so its quantity is deducted from the stock</w:t>
       </w:r>
     </w:p>
     <w:p>
@@ -2363,25 +2147,7 @@
           <w:sz w:val="26"/>
           <w:szCs w:val="26"/>
         </w:rPr>
-        <w:t xml:space="preserve"> “necessary updates to the inventory” so I feel </w:t>
-      </w:r>
-      <w:proofErr w:type="spellStart"/>
-      <w:r>
-        <w:rPr>
-          <w:rFonts w:asciiTheme="majorBidi" w:hAnsiTheme="majorBidi" w:cstheme="majorBidi"/>
-          <w:sz w:val="26"/>
-          <w:szCs w:val="26"/>
-        </w:rPr>
-        <w:t>its</w:t>
-      </w:r>
-      <w:proofErr w:type="spellEnd"/>
-      <w:r>
-        <w:rPr>
-          <w:rFonts w:asciiTheme="majorBidi" w:hAnsiTheme="majorBidi" w:cstheme="majorBidi"/>
-          <w:sz w:val="26"/>
-          <w:szCs w:val="26"/>
-        </w:rPr>
-        <w:t xml:space="preserve"> necessary</w:t>
+        <w:t xml:space="preserve"> “necessary updates to the inventory” so I feel its necessary</w:t>
       </w:r>
     </w:p>
     <w:p>
@@ -3185,25 +2951,7 @@
           <w:sz w:val="26"/>
           <w:szCs w:val="26"/>
         </w:rPr>
-        <w:t xml:space="preserve">to continue developing the </w:t>
-      </w:r>
-      <w:proofErr w:type="spellStart"/>
-      <w:r>
-        <w:rPr>
-          <w:rFonts w:asciiTheme="majorBidi" w:hAnsiTheme="majorBidi" w:cstheme="majorBidi"/>
-          <w:sz w:val="26"/>
-          <w:szCs w:val="26"/>
-        </w:rPr>
-        <w:t>pearlMart</w:t>
-      </w:r>
-      <w:proofErr w:type="spellEnd"/>
-      <w:r>
-        <w:rPr>
-          <w:rFonts w:asciiTheme="majorBidi" w:hAnsiTheme="majorBidi" w:cstheme="majorBidi"/>
-          <w:sz w:val="26"/>
-          <w:szCs w:val="26"/>
-        </w:rPr>
-        <w:t xml:space="preserve"> system models, complete the remaining design tasks, and improve the quality and consistency of the project deliverables. </w:t>
+        <w:t xml:space="preserve">to continue developing the pearlMart system models, complete the remaining design tasks, and improve the quality and consistency of the project deliverables. </w:t>
       </w:r>
     </w:p>
     <w:p>
@@ -3507,27 +3255,7 @@
           <w:sz w:val="26"/>
           <w:szCs w:val="26"/>
         </w:rPr>
-        <w:t xml:space="preserve">Improvement actions: the team focused on improving task organization and allocating more time for reviewing and correcting project deliverables, as planned after sprint1. team members agreed the </w:t>
-      </w:r>
-      <w:proofErr w:type="spellStart"/>
-      <w:r>
-        <w:rPr>
-          <w:rFonts w:asciiTheme="majorBidi" w:hAnsiTheme="majorBidi" w:cstheme="majorBidi"/>
-          <w:kern w:val="0"/>
-          <w:sz w:val="26"/>
-          <w:szCs w:val="26"/>
-        </w:rPr>
-        <w:t>the</w:t>
-      </w:r>
-      <w:proofErr w:type="spellEnd"/>
-      <w:r>
-        <w:rPr>
-          <w:rFonts w:asciiTheme="majorBidi" w:hAnsiTheme="majorBidi" w:cstheme="majorBidi"/>
-          <w:kern w:val="0"/>
-          <w:sz w:val="26"/>
-          <w:szCs w:val="26"/>
-        </w:rPr>
-        <w:t xml:space="preserve"> initial draft must be submitted at least 2 days before the deadline to allocate more time to review. </w:t>
+        <w:t xml:space="preserve">Improvement actions: the team focused on improving task organization and allocating more time for reviewing and correcting project deliverables, as planned after sprint1. team members agreed the the initial draft must be submitted at least 2 days before the deadline to allocate more time to review. </w:t>
       </w:r>
     </w:p>
     <w:p>
@@ -3674,9 +3402,8 @@
           <w:iCs/>
         </w:rPr>
         <w:lastRenderedPageBreak/>
-        <w:t xml:space="preserve">DFD </w:t>
-      </w:r>
-      <w:proofErr w:type="gramStart"/>
+        <w:t>DFD level-</w:t>
+      </w:r>
       <w:r>
         <w:rPr>
           <w:rFonts w:asciiTheme="majorBidi" w:hAnsiTheme="majorBidi" w:cstheme="majorBidi"/>
@@ -3685,19 +3412,8 @@
           <w:i/>
           <w:iCs/>
         </w:rPr>
-        <w:t>level-</w:t>
-      </w:r>
-      <w:r>
-        <w:rPr>
-          <w:rFonts w:asciiTheme="majorBidi" w:hAnsiTheme="majorBidi" w:cstheme="majorBidi"/>
-          <w:b/>
-          <w:bCs/>
-          <w:i/>
-          <w:iCs/>
-        </w:rPr>
         <w:t>1</w:t>
       </w:r>
-      <w:proofErr w:type="gramEnd"/>
     </w:p>
     <w:p>
       <w:pPr>
@@ -4476,29 +4192,7 @@
           <w:iCs/>
         </w:rPr>
         <w:lastRenderedPageBreak/>
-        <w:t xml:space="preserve">DFD and </w:t>
-      </w:r>
-      <w:proofErr w:type="spellStart"/>
-      <w:r>
-        <w:rPr>
-          <w:rFonts w:asciiTheme="majorBidi" w:hAnsiTheme="majorBidi" w:cstheme="majorBidi"/>
-          <w:b/>
-          <w:bCs/>
-          <w:i/>
-          <w:iCs/>
-        </w:rPr>
-        <w:t>UseCase</w:t>
-      </w:r>
-      <w:proofErr w:type="spellEnd"/>
-      <w:r>
-        <w:rPr>
-          <w:rFonts w:asciiTheme="majorBidi" w:hAnsiTheme="majorBidi" w:cstheme="majorBidi"/>
-          <w:b/>
-          <w:bCs/>
-          <w:i/>
-          <w:iCs/>
-        </w:rPr>
-        <w:t xml:space="preserve"> comparison:</w:t>
+        <w:t>DFD and UseCase comparison:</w:t>
       </w:r>
     </w:p>
     <w:p>
@@ -4536,27 +4230,7 @@
           <w:sz w:val="26"/>
           <w:szCs w:val="26"/>
         </w:rPr>
-        <w:t xml:space="preserve">The DFD and Use Case Diagram show different parts of the </w:t>
-      </w:r>
-      <w:proofErr w:type="spellStart"/>
-      <w:r>
-        <w:rPr>
-          <w:rFonts w:asciiTheme="majorBidi" w:hAnsiTheme="majorBidi" w:cstheme="majorBidi"/>
-          <w:color w:val="000000"/>
-          <w:sz w:val="26"/>
-          <w:szCs w:val="26"/>
-        </w:rPr>
-        <w:t>PearlMart</w:t>
-      </w:r>
-      <w:proofErr w:type="spellEnd"/>
-      <w:r>
-        <w:rPr>
-          <w:rFonts w:asciiTheme="majorBidi" w:hAnsiTheme="majorBidi" w:cstheme="majorBidi"/>
-          <w:color w:val="000000"/>
-          <w:sz w:val="26"/>
-          <w:szCs w:val="26"/>
-        </w:rPr>
-        <w:t xml:space="preserve"> Inventory Management System.</w:t>
+        <w:t>The DFD and Use Case Diagram show different parts of the PearlMart Inventory Management System.</w:t>
       </w:r>
       <w:r>
         <w:rPr>
@@ -5615,37 +5289,7 @@
           <w:u w:val="single"/>
           <w14:ligatures w14:val="none"/>
         </w:rPr>
-        <w:t xml:space="preserve">Task </w:t>
-      </w:r>
-      <w:proofErr w:type="gramStart"/>
-      <w:r>
-        <w:rPr>
-          <w:rFonts w:asciiTheme="majorHAnsi" w:eastAsia="Times New Roman" w:hAnsiTheme="majorHAnsi" w:cs="Arial"/>
-          <w:b/>
-          <w:bCs/>
-          <w:color w:val="000000" w:themeColor="text1"/>
-          <w:kern w:val="0"/>
-          <w:sz w:val="28"/>
-          <w:szCs w:val="28"/>
-          <w:u w:val="single"/>
-          <w14:ligatures w14:val="none"/>
-        </w:rPr>
-        <w:t>2 :</w:t>
-      </w:r>
-      <w:proofErr w:type="gramEnd"/>
-      <w:r>
-        <w:rPr>
-          <w:rFonts w:asciiTheme="majorHAnsi" w:eastAsia="Times New Roman" w:hAnsiTheme="majorHAnsi" w:cs="Arial"/>
-          <w:b/>
-          <w:bCs/>
-          <w:color w:val="000000" w:themeColor="text1"/>
-          <w:kern w:val="0"/>
-          <w:sz w:val="28"/>
-          <w:szCs w:val="28"/>
-          <w:u w:val="single"/>
-          <w14:ligatures w14:val="none"/>
-        </w:rPr>
-        <w:t xml:space="preserve"> </w:t>
+        <w:t xml:space="preserve">Task 2 : </w:t>
       </w:r>
       <w:r>
         <w:rPr>
@@ -6497,37 +6141,7 @@
           <w:u w:val="single"/>
           <w14:ligatures w14:val="none"/>
         </w:rPr>
-        <w:t xml:space="preserve">Task </w:t>
-      </w:r>
-      <w:proofErr w:type="gramStart"/>
-      <w:r>
-        <w:rPr>
-          <w:rFonts w:asciiTheme="majorHAnsi" w:eastAsia="Times New Roman" w:hAnsiTheme="majorHAnsi" w:cs="Arial"/>
-          <w:b/>
-          <w:bCs/>
-          <w:color w:val="000000" w:themeColor="text1"/>
-          <w:kern w:val="0"/>
-          <w:sz w:val="28"/>
-          <w:szCs w:val="28"/>
-          <w:u w:val="single"/>
-          <w14:ligatures w14:val="none"/>
-        </w:rPr>
-        <w:t>3 :</w:t>
-      </w:r>
-      <w:proofErr w:type="gramEnd"/>
-      <w:r>
-        <w:rPr>
-          <w:rFonts w:asciiTheme="majorHAnsi" w:eastAsia="Times New Roman" w:hAnsiTheme="majorHAnsi" w:cs="Arial"/>
-          <w:b/>
-          <w:bCs/>
-          <w:color w:val="000000" w:themeColor="text1"/>
-          <w:kern w:val="0"/>
-          <w:sz w:val="28"/>
-          <w:szCs w:val="28"/>
-          <w:u w:val="single"/>
-          <w14:ligatures w14:val="none"/>
-        </w:rPr>
-        <w:t xml:space="preserve"> </w:t>
+        <w:t xml:space="preserve">Task 3 : </w:t>
       </w:r>
       <w:r>
         <w:rPr>
@@ -6898,25 +6512,7 @@
                 <w:sz w:val="20"/>
                 <w:szCs w:val="20"/>
               </w:rPr>
-              <w:t xml:space="preserve">The order is </w:t>
-            </w:r>
-            <w:proofErr w:type="gramStart"/>
-            <w:r>
-              <w:rPr>
-                <w:rFonts w:asciiTheme="majorHAnsi" w:hAnsiTheme="majorHAnsi"/>
-                <w:sz w:val="20"/>
-                <w:szCs w:val="20"/>
-              </w:rPr>
-              <w:t>recorded</w:t>
-            </w:r>
-            <w:proofErr w:type="gramEnd"/>
-            <w:r>
-              <w:rPr>
-                <w:rFonts w:asciiTheme="majorHAnsi" w:hAnsiTheme="majorHAnsi"/>
-                <w:sz w:val="20"/>
-                <w:szCs w:val="20"/>
-              </w:rPr>
-              <w:t xml:space="preserve"> and the necessary order information is forwarded to the selected Supplier.</w:t>
+              <w:t>The order is recorded and the necessary order information is forwarded to the selected Supplier.</w:t>
             </w:r>
           </w:p>
         </w:tc>
@@ -7355,7 +6951,6 @@
         </w:rPr>
         <w:t xml:space="preserve">Task </w:t>
       </w:r>
-      <w:proofErr w:type="gramStart"/>
       <w:r>
         <w:rPr>
           <w:rFonts w:eastAsia="Times New Roman" w:cs="Arial"/>
@@ -7382,22 +6977,7 @@
           <w:u w:val="single"/>
           <w14:ligatures w14:val="none"/>
         </w:rPr>
-        <w:t xml:space="preserve"> :</w:t>
-      </w:r>
-      <w:proofErr w:type="gramEnd"/>
-      <w:r>
-        <w:rPr>
-          <w:rFonts w:eastAsia="Times New Roman" w:cs="Arial"/>
-          <w:b/>
-          <w:bCs/>
-          <w:color w:val="000000" w:themeColor="text1"/>
-          <w:kern w:val="0"/>
-          <w:sz w:val="28"/>
-          <w:szCs w:val="28"/>
-          <w:u w:val="single"/>
-          <w14:ligatures w14:val="none"/>
-        </w:rPr>
-        <w:t xml:space="preserve"> </w:t>
+        <w:t xml:space="preserve"> : </w:t>
       </w:r>
       <w:r>
         <w:rPr>
@@ -7782,25 +7362,7 @@
                 <w:sz w:val="20"/>
                 <w:szCs w:val="20"/>
               </w:rPr>
-              <w:t xml:space="preserve">If completed, a receipt is </w:t>
-            </w:r>
-            <w:proofErr w:type="gramStart"/>
-            <w:r>
-              <w:rPr>
-                <w:rFonts w:asciiTheme="majorHAnsi" w:hAnsiTheme="majorHAnsi"/>
-                <w:sz w:val="20"/>
-                <w:szCs w:val="20"/>
-              </w:rPr>
-              <w:t>generated</w:t>
-            </w:r>
-            <w:proofErr w:type="gramEnd"/>
-            <w:r>
-              <w:rPr>
-                <w:rFonts w:asciiTheme="majorHAnsi" w:hAnsiTheme="majorHAnsi"/>
-                <w:sz w:val="20"/>
-                <w:szCs w:val="20"/>
-              </w:rPr>
-              <w:t xml:space="preserve"> and quantities are deducted from inventory. If cancelled, the transaction ends without permanently deducting quantities.</w:t>
+              <w:t>If completed, a receipt is generated and quantities are deducted from inventory. If cancelled, the transaction ends without permanently deducting quantities.</w:t>
             </w:r>
           </w:p>
         </w:tc>
@@ -8481,131 +8043,25 @@
         <w:rPr>
           <w:rFonts w:asciiTheme="majorBidi" w:hAnsiTheme="majorBidi" w:cstheme="majorBidi"/>
         </w:rPr>
-        <w:t xml:space="preserve"> owns its </w:t>
-      </w:r>
-      <w:proofErr w:type="gramStart"/>
-      <w:r>
-        <w:rPr>
-          <w:rFonts w:asciiTheme="majorBidi" w:hAnsiTheme="majorBidi" w:cstheme="majorBidi"/>
-        </w:rPr>
-        <w:t>quantity</w:t>
-      </w:r>
-      <w:proofErr w:type="gramEnd"/>
-      <w:r>
-        <w:rPr>
-          <w:rFonts w:asciiTheme="majorBidi" w:hAnsiTheme="majorBidi" w:cstheme="majorBidi"/>
-        </w:rPr>
-        <w:t xml:space="preserve"> so </w:t>
-      </w:r>
-      <w:r>
-        <w:rPr>
-          <w:rFonts w:asciiTheme="majorBidi" w:hAnsiTheme="majorBidi" w:cstheme="majorBidi"/>
-        </w:rPr>
-        <w:t xml:space="preserve">it provides </w:t>
-      </w:r>
-      <w:proofErr w:type="spellStart"/>
-      <w:r>
-        <w:rPr>
-          <w:rFonts w:asciiTheme="majorBidi" w:hAnsiTheme="majorBidi" w:cstheme="majorBidi"/>
-        </w:rPr>
-        <w:t>isAvailable</w:t>
-      </w:r>
-      <w:proofErr w:type="spellEnd"/>
-      <w:r>
-        <w:rPr>
-          <w:rFonts w:asciiTheme="majorBidi" w:hAnsiTheme="majorBidi" w:cstheme="majorBidi"/>
-        </w:rPr>
-        <w:t xml:space="preserve">, </w:t>
-      </w:r>
-      <w:proofErr w:type="spellStart"/>
-      <w:r>
-        <w:rPr>
-          <w:rFonts w:asciiTheme="majorBidi" w:hAnsiTheme="majorBidi" w:cstheme="majorBidi"/>
-        </w:rPr>
-        <w:t>increaseQuantity</w:t>
-      </w:r>
-      <w:proofErr w:type="spellEnd"/>
-      <w:r>
-        <w:rPr>
-          <w:rFonts w:asciiTheme="majorBidi" w:hAnsiTheme="majorBidi" w:cstheme="majorBidi"/>
-        </w:rPr>
-        <w:t xml:space="preserve"> and </w:t>
-      </w:r>
-      <w:proofErr w:type="spellStart"/>
-      <w:r>
-        <w:rPr>
-          <w:rFonts w:asciiTheme="majorBidi" w:hAnsiTheme="majorBidi" w:cstheme="majorBidi"/>
-        </w:rPr>
-        <w:t>decreaseQuantity</w:t>
-      </w:r>
-      <w:proofErr w:type="spellEnd"/>
-      <w:r>
-        <w:rPr>
-          <w:rFonts w:asciiTheme="majorBidi" w:hAnsiTheme="majorBidi" w:cstheme="majorBidi"/>
-        </w:rPr>
-        <w:t>. Inventory manages the collection of items and provides the search</w:t>
-      </w:r>
-      <w:r>
-        <w:rPr>
-          <w:rFonts w:asciiTheme="majorBidi" w:hAnsiTheme="majorBidi" w:cstheme="majorBidi"/>
-        </w:rPr>
-        <w:t xml:space="preserve">, </w:t>
-      </w:r>
-      <w:proofErr w:type="spellStart"/>
-      <w:r>
-        <w:rPr>
-          <w:rFonts w:asciiTheme="majorBidi" w:hAnsiTheme="majorBidi" w:cstheme="majorBidi"/>
-        </w:rPr>
-        <w:t>createItem</w:t>
-      </w:r>
-      <w:proofErr w:type="spellEnd"/>
-      <w:r>
-        <w:rPr>
-          <w:rFonts w:asciiTheme="majorBidi" w:hAnsiTheme="majorBidi" w:cstheme="majorBidi"/>
-        </w:rPr>
-        <w:t xml:space="preserve">, </w:t>
-      </w:r>
-      <w:proofErr w:type="spellStart"/>
-      <w:r>
-        <w:rPr>
-          <w:rFonts w:asciiTheme="majorBidi" w:hAnsiTheme="majorBidi" w:cstheme="majorBidi"/>
-        </w:rPr>
-        <w:t>addStock</w:t>
-      </w:r>
-      <w:proofErr w:type="spellEnd"/>
-      <w:r>
-        <w:rPr>
-          <w:rFonts w:asciiTheme="majorBidi" w:hAnsiTheme="majorBidi" w:cstheme="majorBidi"/>
-        </w:rPr>
-        <w:t xml:space="preserve"> and </w:t>
-      </w:r>
-      <w:proofErr w:type="spellStart"/>
-      <w:r>
-        <w:rPr>
-          <w:rFonts w:asciiTheme="majorBidi" w:hAnsiTheme="majorBidi" w:cstheme="majorBidi"/>
-        </w:rPr>
-        <w:t>removeStock</w:t>
-      </w:r>
-      <w:proofErr w:type="spellEnd"/>
-      <w:r>
-        <w:rPr>
-          <w:rFonts w:asciiTheme="majorBidi" w:hAnsiTheme="majorBidi" w:cstheme="majorBidi"/>
-        </w:rPr>
-        <w:t xml:space="preserve"> operations. A </w:t>
-      </w:r>
-      <w:proofErr w:type="spellStart"/>
-      <w:r>
-        <w:rPr>
-          <w:rFonts w:asciiTheme="majorBidi" w:hAnsiTheme="majorBidi" w:cstheme="majorBidi"/>
-        </w:rPr>
-        <w:t>SaleLineItem</w:t>
-      </w:r>
-      <w:proofErr w:type="spellEnd"/>
-      <w:r>
-        <w:rPr>
-          <w:rFonts w:asciiTheme="majorBidi" w:hAnsiTheme="majorBidi" w:cstheme="majorBidi"/>
-        </w:rPr>
-        <w:t xml:space="preserve"> calculates</w:t>
+        <w:t xml:space="preserve"> owns its quantity so </w:t>
+      </w:r>
+      <w:r>
+        <w:rPr>
+          <w:rFonts w:asciiTheme="majorBidi" w:hAnsiTheme="majorBidi" w:cstheme="majorBidi"/>
+        </w:rPr>
+        <w:t>it provides isAvailable, increaseQuantity</w:t>
+      </w:r>
+      <w:r>
+        <w:rPr>
+          <w:rFonts w:asciiTheme="majorBidi" w:hAnsiTheme="majorBidi" w:cstheme="majorBidi"/>
+        </w:rPr>
+        <w:t xml:space="preserve"> and decreaseQuantity. Inventory manages the collection of items and provides the search</w:t>
+      </w:r>
+      <w:r>
+        <w:rPr>
+          <w:rFonts w:asciiTheme="majorBidi" w:hAnsiTheme="majorBidi" w:cstheme="majorBidi"/>
+        </w:rPr>
+        <w:t>, createItem, addStock and removeStock operations. A SaleLineItem calculates</w:t>
       </w:r>
       <w:r>
         <w:rPr>
@@ -8617,63 +8073,7 @@
         <w:rPr>
           <w:rFonts w:asciiTheme="majorBidi" w:hAnsiTheme="majorBidi" w:cstheme="majorBidi"/>
         </w:rPr>
-        <w:t xml:space="preserve">its own discount, tax and line total, and Sale combines its lines to calculate the final amount, generate the receipt and complete the transaction. </w:t>
-      </w:r>
-      <w:proofErr w:type="spellStart"/>
-      <w:r>
-        <w:rPr>
-          <w:rFonts w:asciiTheme="majorBidi" w:hAnsiTheme="majorBidi" w:cstheme="majorBidi"/>
-        </w:rPr>
-        <w:t>PearlMartSystem</w:t>
-      </w:r>
-      <w:proofErr w:type="spellEnd"/>
-      <w:r>
-        <w:rPr>
-          <w:rFonts w:asciiTheme="majorBidi" w:hAnsiTheme="majorBidi" w:cstheme="majorBidi"/>
-        </w:rPr>
-        <w:t xml:space="preserve"> is a controller that receives each use case request, such as </w:t>
-      </w:r>
-      <w:proofErr w:type="spellStart"/>
-      <w:r>
-        <w:rPr>
-          <w:rFonts w:asciiTheme="majorBidi" w:hAnsiTheme="majorBidi" w:cstheme="majorBidi"/>
-        </w:rPr>
-        <w:t>completeSale</w:t>
-      </w:r>
-      <w:proofErr w:type="spellEnd"/>
-      <w:r>
-        <w:rPr>
-          <w:rFonts w:asciiTheme="majorBidi" w:hAnsiTheme="majorBidi" w:cstheme="majorBidi"/>
-        </w:rPr>
-        <w:t xml:space="preserve"> or </w:t>
-      </w:r>
-      <w:proofErr w:type="spellStart"/>
-      <w:r>
-        <w:rPr>
-          <w:rFonts w:asciiTheme="majorBidi" w:hAnsiTheme="majorBidi" w:cstheme="majorBidi"/>
-        </w:rPr>
-        <w:t>placeOrder</w:t>
-      </w:r>
-      <w:proofErr w:type="spellEnd"/>
-      <w:r>
-        <w:rPr>
-          <w:rFonts w:asciiTheme="majorBidi" w:hAnsiTheme="majorBidi" w:cstheme="majorBidi"/>
-        </w:rPr>
-        <w:t xml:space="preserve">, and delegates the detailed work to these classes instead of doing it itself. </w:t>
-      </w:r>
-      <w:proofErr w:type="spellStart"/>
-      <w:r>
-        <w:rPr>
-          <w:rFonts w:asciiTheme="majorBidi" w:hAnsiTheme="majorBidi" w:cstheme="majorBidi"/>
-        </w:rPr>
-        <w:t>SupplierGateway</w:t>
-      </w:r>
-      <w:proofErr w:type="spellEnd"/>
-      <w:r>
-        <w:rPr>
-          <w:rFonts w:asciiTheme="majorBidi" w:hAnsiTheme="majorBidi" w:cstheme="majorBidi"/>
-        </w:rPr>
-        <w:t xml:space="preserve"> is responsible for all communication with the external Supplier.</w:t>
+        <w:t>its own discount, tax and line total, and Sale combines its lines to calculate the final amount, generate the receipt and complete the transaction. PearlMartSystem is a controller that receives each use case request, such as completeSale or placeOrder, and delegates the detailed work to these classes instead of doing it itself. SupplierGateway is responsible for all communication with the external Supplier.</w:t>
       </w:r>
     </w:p>
     <w:p>
@@ -8712,82 +8112,18 @@
         </w:rPr>
         <w:t xml:space="preserve"> </w:t>
       </w:r>
-      <w:proofErr w:type="spellStart"/>
-      <w:r>
-        <w:rPr>
-          <w:rFonts w:asciiTheme="majorBidi" w:hAnsiTheme="majorBidi" w:cstheme="majorBidi"/>
-        </w:rPr>
-        <w:t>Inventory.recordMovement</w:t>
-      </w:r>
-      <w:proofErr w:type="spellEnd"/>
-      <w:r>
-        <w:rPr>
-          <w:rFonts w:asciiTheme="majorBidi" w:hAnsiTheme="majorBidi" w:cstheme="majorBidi"/>
-        </w:rPr>
-        <w:t xml:space="preserve"> is a private operation called only by </w:t>
-      </w:r>
-      <w:proofErr w:type="spellStart"/>
-      <w:r>
-        <w:rPr>
-          <w:rFonts w:asciiTheme="majorBidi" w:hAnsiTheme="majorBidi" w:cstheme="majorBidi"/>
-        </w:rPr>
-        <w:t>addStock</w:t>
-      </w:r>
-      <w:proofErr w:type="spellEnd"/>
-      <w:r>
-        <w:rPr>
-          <w:rFonts w:asciiTheme="majorBidi" w:hAnsiTheme="majorBidi" w:cstheme="majorBidi"/>
-        </w:rPr>
-        <w:t xml:space="preserve">, </w:t>
-      </w:r>
-      <w:proofErr w:type="spellStart"/>
-      <w:r>
-        <w:rPr>
-          <w:rFonts w:asciiTheme="majorBidi" w:hAnsiTheme="majorBidi" w:cstheme="majorBidi"/>
-        </w:rPr>
-        <w:t>createItem</w:t>
-      </w:r>
-      <w:proofErr w:type="spellEnd"/>
-      <w:r>
-        <w:rPr>
-          <w:rFonts w:asciiTheme="majorBidi" w:hAnsiTheme="majorBidi" w:cstheme="majorBidi"/>
-        </w:rPr>
-        <w:t xml:space="preserve"> and </w:t>
-      </w:r>
-      <w:proofErr w:type="spellStart"/>
-      <w:r>
-        <w:rPr>
-          <w:rFonts w:asciiTheme="majorBidi" w:hAnsiTheme="majorBidi" w:cstheme="majorBidi"/>
-        </w:rPr>
-        <w:t>removeStock</w:t>
-      </w:r>
-      <w:proofErr w:type="spellEnd"/>
-      <w:r>
-        <w:rPr>
-          <w:rFonts w:asciiTheme="majorBidi" w:hAnsiTheme="majorBidi" w:cstheme="majorBidi"/>
-        </w:rPr>
-        <w:t xml:space="preserve">. This guarantees that stock cannot change without the change being </w:t>
+      <w:r>
+        <w:rPr>
+          <w:rFonts w:asciiTheme="majorBidi" w:hAnsiTheme="majorBidi" w:cstheme="majorBidi"/>
+        </w:rPr>
+        <w:t xml:space="preserve">Inventory.recordMovement is a private operation called only by addStock, createItem and removeStock. This guarantees that stock cannot change without the change being </w:t>
       </w:r>
       <w:r>
         <w:rPr>
           <w:rFonts w:asciiTheme="majorBidi" w:hAnsiTheme="majorBidi" w:cstheme="majorBidi"/>
         </w:rPr>
         <w:lastRenderedPageBreak/>
-        <w:t xml:space="preserve">logged as a </w:t>
-      </w:r>
-      <w:proofErr w:type="spellStart"/>
-      <w:r>
-        <w:rPr>
-          <w:rFonts w:asciiTheme="majorBidi" w:hAnsiTheme="majorBidi" w:cstheme="majorBidi"/>
-        </w:rPr>
-        <w:t>StockMovement</w:t>
-      </w:r>
-      <w:proofErr w:type="spellEnd"/>
-      <w:r>
-        <w:rPr>
-          <w:rFonts w:asciiTheme="majorBidi" w:hAnsiTheme="majorBidi" w:cstheme="majorBidi"/>
-        </w:rPr>
-        <w:t>, which matches the brief’s requirement that the system records every addition and removal.</w:t>
+        <w:t>logged as a StockMovement, which matches the brief’s requirement that the system records every addition and removal.</w:t>
       </w:r>
     </w:p>
     <w:p>
@@ -8818,49 +8154,7 @@
         <w:rPr>
           <w:rFonts w:asciiTheme="majorBidi" w:hAnsiTheme="majorBidi" w:cstheme="majorBidi"/>
         </w:rPr>
-        <w:t xml:space="preserve">Employee is an abstract class that captures only what all users share: login information and password handling. Other classes work with an Employee without knowing the role. </w:t>
-      </w:r>
-      <w:proofErr w:type="spellStart"/>
-      <w:r>
-        <w:rPr>
-          <w:rFonts w:asciiTheme="majorBidi" w:hAnsiTheme="majorBidi" w:cstheme="majorBidi"/>
-        </w:rPr>
-        <w:t>SupplierGateway</w:t>
-      </w:r>
-      <w:proofErr w:type="spellEnd"/>
-      <w:r>
-        <w:rPr>
-          <w:rFonts w:asciiTheme="majorBidi" w:hAnsiTheme="majorBidi" w:cstheme="majorBidi"/>
-        </w:rPr>
-        <w:t xml:space="preserve"> hides the external Supplier behind two operations, </w:t>
-      </w:r>
-      <w:proofErr w:type="spellStart"/>
-      <w:r>
-        <w:rPr>
-          <w:rFonts w:asciiTheme="majorBidi" w:hAnsiTheme="majorBidi" w:cstheme="majorBidi"/>
-        </w:rPr>
-        <w:t>sendOrder</w:t>
-      </w:r>
-      <w:proofErr w:type="spellEnd"/>
-      <w:r>
-        <w:rPr>
-          <w:rFonts w:asciiTheme="majorBidi" w:hAnsiTheme="majorBidi" w:cstheme="majorBidi"/>
-        </w:rPr>
-        <w:t xml:space="preserve"> and </w:t>
-      </w:r>
-      <w:proofErr w:type="spellStart"/>
-      <w:r>
-        <w:rPr>
-          <w:rFonts w:asciiTheme="majorBidi" w:hAnsiTheme="majorBidi" w:cstheme="majorBidi"/>
-        </w:rPr>
-        <w:t>receiveInvoice</w:t>
-      </w:r>
-      <w:proofErr w:type="spellEnd"/>
-      <w:r>
-        <w:rPr>
-          <w:rFonts w:asciiTheme="majorBidi" w:hAnsiTheme="majorBidi" w:cstheme="majorBidi"/>
-        </w:rPr>
-        <w:t>, so the rest of the system never depends on how the Supplier’s system works. The controller likewise exposes use-case-level operations</w:t>
+        <w:t>Employee is an abstract class that captures only what all users share: login information and password handling. Other classes work with an Employee without knowing the role. SupplierGateway hides the external Supplier behind two operations, sendOrder and receiveInvoice, so the rest of the system never depends on how the Supplier’s system works. The controller likewise exposes use-case-level operations</w:t>
       </w:r>
     </w:p>
     <w:p>
@@ -8934,14 +8228,7 @@
         <w:rPr>
           <w:rFonts w:asciiTheme="majorBidi" w:hAnsiTheme="majorBidi" w:cstheme="majorBidi"/>
         </w:rPr>
-        <w:t xml:space="preserve">Composition is used for </w:t>
-      </w:r>
-      <w:proofErr w:type="spellStart"/>
-      <w:r>
-        <w:rPr>
-          <w:rFonts w:asciiTheme="majorBidi" w:hAnsiTheme="majorBidi" w:cstheme="majorBidi"/>
-        </w:rPr>
-        <w:t>SupplierOrder</w:t>
+        <w:t>Composition is used for SupplierOrder</w:t>
       </w:r>
       <w:r>
         <w:rPr>
@@ -8953,14 +8240,7 @@
         <w:rPr>
           <w:rFonts w:asciiTheme="majorBidi" w:hAnsiTheme="majorBidi" w:cstheme="majorBidi"/>
         </w:rPr>
-        <w:t>OrderLine</w:t>
-      </w:r>
-      <w:proofErr w:type="spellEnd"/>
-      <w:r>
-        <w:rPr>
-          <w:rFonts w:asciiTheme="majorBidi" w:hAnsiTheme="majorBidi" w:cstheme="majorBidi"/>
-        </w:rPr>
-        <w:t>, Sale</w:t>
+        <w:t>OrderLine, Sale</w:t>
       </w:r>
       <w:r>
         <w:rPr>
@@ -8968,19 +8248,11 @@
         </w:rPr>
         <w:t>-</w:t>
       </w:r>
-      <w:proofErr w:type="spellStart"/>
-      <w:r>
-        <w:rPr>
-          <w:rFonts w:asciiTheme="majorBidi" w:hAnsiTheme="majorBidi" w:cstheme="majorBidi"/>
-        </w:rPr>
-        <w:t>SaleLineItem</w:t>
-      </w:r>
-      <w:proofErr w:type="spellEnd"/>
-      <w:r>
-        <w:rPr>
-          <w:rFonts w:asciiTheme="majorBidi" w:hAnsiTheme="majorBidi" w:cstheme="majorBidi"/>
-        </w:rPr>
-        <w:t xml:space="preserve"> and Inventory</w:t>
+      <w:r>
+        <w:rPr>
+          <w:rFonts w:asciiTheme="majorBidi" w:hAnsiTheme="majorBidi" w:cstheme="majorBidi"/>
+        </w:rPr>
+        <w:t>SaleLineItem and Inventory</w:t>
       </w:r>
       <w:r>
         <w:rPr>
@@ -8988,19 +8260,11 @@
         </w:rPr>
         <w:t>-</w:t>
       </w:r>
-      <w:proofErr w:type="spellStart"/>
-      <w:r>
-        <w:rPr>
-          <w:rFonts w:asciiTheme="majorBidi" w:hAnsiTheme="majorBidi" w:cstheme="majorBidi"/>
-        </w:rPr>
-        <w:t>StockMovement</w:t>
-      </w:r>
-      <w:proofErr w:type="spellEnd"/>
-      <w:r>
-        <w:rPr>
-          <w:rFonts w:asciiTheme="majorBidi" w:hAnsiTheme="majorBidi" w:cstheme="majorBidi"/>
-        </w:rPr>
-        <w:t>, because those parts cannot exist without their whole and are removed with it. Aggregation is used for Inventory</w:t>
+      <w:r>
+        <w:rPr>
+          <w:rFonts w:asciiTheme="majorBidi" w:hAnsiTheme="majorBidi" w:cstheme="majorBidi"/>
+        </w:rPr>
+        <w:t>StockMovement, because those parts cannot exist without their whole and are removed with it. Aggregation is used for Inventory</w:t>
       </w:r>
       <w:r>
         <w:rPr>
@@ -9103,20 +8367,12 @@
           <w:rFonts w:asciiTheme="majorBidi" w:hAnsiTheme="majorBidi" w:cstheme="majorBidi"/>
         </w:rPr>
       </w:pPr>
-      <w:proofErr w:type="spellStart"/>
       <w:r>
         <w:rPr>
           <w:rFonts w:asciiTheme="majorBidi" w:hAnsiTheme="majorBidi" w:cstheme="majorBidi"/>
         </w:rPr>
         <w:lastRenderedPageBreak/>
-        <w:t>Github</w:t>
-      </w:r>
-      <w:proofErr w:type="spellEnd"/>
-      <w:r>
-        <w:rPr>
-          <w:rFonts w:asciiTheme="majorBidi" w:hAnsiTheme="majorBidi" w:cstheme="majorBidi"/>
-        </w:rPr>
-        <w:t xml:space="preserve"> progress screenshots:</w:t>
+        <w:t>Github progress screenshots:</w:t>
       </w:r>
     </w:p>
     <w:p>
